--- a/Documentos Base/Sprint 4 documentacion/Sprint_04_Informe_Pruebas_ICARO.docx
+++ b/Documentos Base/Sprint 4 documentacion/Sprint_04_Informe_Pruebas_ICARO.docx
@@ -4,6 +4,7 @@
   <w:body>
     <w:p>
       <w:pPr>
+        <w:spacing w:after="0"/>
         <w:jc w:val="center"/>
       </w:pPr>
       <w:r>
@@ -17,6 +18,7 @@
     </w:p>
     <w:p>
       <w:pPr>
+        <w:spacing w:after="0"/>
         <w:jc w:val="center"/>
       </w:pPr>
       <w:r>
@@ -30,6 +32,7 @@
     </w:p>
     <w:p>
       <w:pPr>
+        <w:spacing w:after="0"/>
         <w:jc w:val="center"/>
       </w:pPr>
       <w:r>
@@ -38,7 +41,23 @@
           <w:color w:val="595959"/>
           <w:sz w:val="18"/>
         </w:rPr>
-        <w:t>Código: INF-PRU-SPR-04 | Versión: 1.0 | Fecha: 13/05/2026</w:t>
+        <w:t xml:space="preserve">Código: INF-PRU-SPR-04 | Versión: 1.0 | Fecha: </w:t>
+      </w:r>
+      <w:r>
+        <w:rPr>
+          <w:i/>
+          <w:color w:val="595959"/>
+          <w:sz w:val="18"/>
+        </w:rPr>
+        <w:t>09</w:t>
+      </w:r>
+      <w:r>
+        <w:rPr>
+          <w:i/>
+          <w:color w:val="595959"/>
+          <w:sz w:val="18"/>
+        </w:rPr>
+        <w:t>/05/2026</w:t>
       </w:r>
     </w:p>
     <w:p>
@@ -218,7 +237,14 @@
                 <w:color w:val="000000"/>
                 <w:szCs w:val="28"/>
               </w:rPr>
-              <w:t>13/05/2026</w:t>
+              <w:t>09</w:t>
+            </w:r>
+            <w:r>
+              <w:rPr>
+                <w:color w:val="000000"/>
+                <w:szCs w:val="28"/>
+              </w:rPr>
+              <w:t>/05/2026</w:t>
             </w:r>
           </w:p>
         </w:tc>
@@ -481,7 +507,14 @@
                 <w:color w:val="000000"/>
                 <w:szCs w:val="28"/>
               </w:rPr>
-              <w:t>13/05/2026</w:t>
+              <w:t>09</w:t>
+            </w:r>
+            <w:r>
+              <w:rPr>
+                <w:color w:val="000000"/>
+                <w:szCs w:val="28"/>
+              </w:rPr>
+              <w:t>/05/2026</w:t>
             </w:r>
           </w:p>
         </w:tc>
@@ -540,13 +573,13 @@
         <w:tblLook w:val="04A0" w:firstRow="1" w:lastRow="0" w:firstColumn="1" w:lastColumn="0" w:noHBand="0" w:noVBand="1"/>
       </w:tblPr>
       <w:tblGrid>
-        <w:gridCol w:w="4320"/>
-        <w:gridCol w:w="4320"/>
+        <w:gridCol w:w="3510"/>
+        <w:gridCol w:w="5130"/>
       </w:tblGrid>
       <w:tr>
         <w:tc>
           <w:tcPr>
-            <w:tcW w:w="4320" w:type="dxa"/>
+            <w:tcW w:w="3510" w:type="dxa"/>
             <w:shd w:val="clear" w:color="auto" w:fill="D9E1F2"/>
           </w:tcPr>
           <w:p>
@@ -567,7 +600,7 @@
         </w:tc>
         <w:tc>
           <w:tcPr>
-            <w:tcW w:w="4320" w:type="dxa"/>
+            <w:tcW w:w="5130" w:type="dxa"/>
           </w:tcPr>
           <w:p>
             <w:pPr>
@@ -588,7 +621,7 @@
       <w:tr>
         <w:tc>
           <w:tcPr>
-            <w:tcW w:w="4320" w:type="dxa"/>
+            <w:tcW w:w="3510" w:type="dxa"/>
             <w:shd w:val="clear" w:color="auto" w:fill="D9E1F2"/>
           </w:tcPr>
           <w:p>
@@ -609,7 +642,7 @@
         </w:tc>
         <w:tc>
           <w:tcPr>
-            <w:tcW w:w="4320" w:type="dxa"/>
+            <w:tcW w:w="5130" w:type="dxa"/>
           </w:tcPr>
           <w:p>
             <w:pPr>
@@ -630,7 +663,7 @@
       <w:tr>
         <w:tc>
           <w:tcPr>
-            <w:tcW w:w="4320" w:type="dxa"/>
+            <w:tcW w:w="3510" w:type="dxa"/>
             <w:shd w:val="clear" w:color="auto" w:fill="D9E1F2"/>
           </w:tcPr>
           <w:p>
@@ -651,7 +684,7 @@
         </w:tc>
         <w:tc>
           <w:tcPr>
-            <w:tcW w:w="4320" w:type="dxa"/>
+            <w:tcW w:w="5130" w:type="dxa"/>
           </w:tcPr>
           <w:p>
             <w:pPr>
@@ -672,7 +705,7 @@
       <w:tr>
         <w:tc>
           <w:tcPr>
-            <w:tcW w:w="4320" w:type="dxa"/>
+            <w:tcW w:w="3510" w:type="dxa"/>
             <w:shd w:val="clear" w:color="auto" w:fill="D9E1F2"/>
           </w:tcPr>
           <w:p>
@@ -693,7 +726,7 @@
         </w:tc>
         <w:tc>
           <w:tcPr>
-            <w:tcW w:w="4320" w:type="dxa"/>
+            <w:tcW w:w="5130" w:type="dxa"/>
           </w:tcPr>
           <w:p>
             <w:pPr>
@@ -714,7 +747,7 @@
       <w:tr>
         <w:tc>
           <w:tcPr>
-            <w:tcW w:w="4320" w:type="dxa"/>
+            <w:tcW w:w="3510" w:type="dxa"/>
             <w:shd w:val="clear" w:color="auto" w:fill="D9E1F2"/>
           </w:tcPr>
           <w:p>
@@ -735,7 +768,7 @@
         </w:tc>
         <w:tc>
           <w:tcPr>
-            <w:tcW w:w="4320" w:type="dxa"/>
+            <w:tcW w:w="5130" w:type="dxa"/>
           </w:tcPr>
           <w:p>
             <w:pPr>
@@ -756,7 +789,7 @@
       <w:tr>
         <w:tc>
           <w:tcPr>
-            <w:tcW w:w="4320" w:type="dxa"/>
+            <w:tcW w:w="3510" w:type="dxa"/>
             <w:shd w:val="clear" w:color="auto" w:fill="D9E1F2"/>
           </w:tcPr>
           <w:p>
@@ -777,7 +810,7 @@
         </w:tc>
         <w:tc>
           <w:tcPr>
-            <w:tcW w:w="4320" w:type="dxa"/>
+            <w:tcW w:w="5130" w:type="dxa"/>
           </w:tcPr>
           <w:p>
             <w:pPr>
@@ -811,11 +844,11 @@
         <w:tblLook w:val="04A0" w:firstRow="1" w:lastRow="0" w:firstColumn="1" w:lastColumn="0" w:noHBand="0" w:noVBand="1"/>
       </w:tblPr>
       <w:tblGrid>
-        <w:gridCol w:w="1458"/>
         <w:gridCol w:w="1440"/>
         <w:gridCol w:w="1440"/>
         <w:gridCol w:w="1440"/>
-        <w:gridCol w:w="1514"/>
+        <w:gridCol w:w="1440"/>
+        <w:gridCol w:w="1440"/>
         <w:gridCol w:w="1440"/>
       </w:tblGrid>
       <w:tr>
@@ -1094,16 +1127,6 @@
       </w:tr>
     </w:tbl>
     <w:p/>
-    <w:p>
-      <w:r>
-        <w:rPr>
-          <w:i/>
-          <w:color w:val="595959"/>
-          <w:sz w:val="18"/>
-        </w:rPr>
-        <w:t>Resumen por módulo:</w:t>
-      </w:r>
-    </w:p>
     <w:tbl>
       <w:tblPr>
         <w:tblStyle w:val="Tablaconcuadrcula"/>
@@ -1111,12 +1134,12 @@
         <w:tblLook w:val="04A0" w:firstRow="1" w:lastRow="0" w:firstColumn="1" w:lastColumn="0" w:noHBand="0" w:noVBand="1"/>
       </w:tblPr>
       <w:tblGrid>
-        <w:gridCol w:w="1434"/>
-        <w:gridCol w:w="1738"/>
-        <w:gridCol w:w="1422"/>
-        <w:gridCol w:w="1420"/>
-        <w:gridCol w:w="1419"/>
-        <w:gridCol w:w="1423"/>
+        <w:gridCol w:w="1440"/>
+        <w:gridCol w:w="1636"/>
+        <w:gridCol w:w="1440"/>
+        <w:gridCol w:w="1440"/>
+        <w:gridCol w:w="1440"/>
+        <w:gridCol w:w="1440"/>
       </w:tblGrid>
       <w:tr>
         <w:tc>
@@ -1634,13 +1657,13 @@
         <w:tblLook w:val="04A0" w:firstRow="1" w:lastRow="0" w:firstColumn="1" w:lastColumn="0" w:noHBand="0" w:noVBand="1"/>
       </w:tblPr>
       <w:tblGrid>
-        <w:gridCol w:w="4320"/>
-        <w:gridCol w:w="4320"/>
+        <w:gridCol w:w="3794"/>
+        <w:gridCol w:w="4846"/>
       </w:tblGrid>
       <w:tr>
         <w:tc>
           <w:tcPr>
-            <w:tcW w:w="4320" w:type="dxa"/>
+            <w:tcW w:w="3794" w:type="dxa"/>
             <w:shd w:val="clear" w:color="auto" w:fill="D9E1F2"/>
           </w:tcPr>
           <w:p>
@@ -1661,28 +1684,20 @@
         </w:tc>
         <w:tc>
           <w:tcPr>
-            <w:tcW w:w="4320" w:type="dxa"/>
-          </w:tcPr>
-          <w:p>
-            <w:pPr>
-              <w:rPr>
-                <w:szCs w:val="28"/>
-              </w:rPr>
-            </w:pPr>
-            <w:r>
-              <w:rPr>
-                <w:color w:val="000000"/>
-                <w:szCs w:val="28"/>
-              </w:rPr>
-              <w:t xml:space="preserve">CRUD de Requerimientos de Compra (POST/GET/PATCH/DELETE, RBAC), flujo de aprobación/rechazo, endpoint de </w:t>
-            </w:r>
-            <w:r>
-              <w:rPr>
-                <w:color w:val="000000"/>
-                <w:szCs w:val="28"/>
-              </w:rPr>
-              <w:lastRenderedPageBreak/>
-              <w:t>reactivación de materiales (PUT /materiales/:id activo:true).</w:t>
+            <w:tcW w:w="4846" w:type="dxa"/>
+          </w:tcPr>
+          <w:p>
+            <w:pPr>
+              <w:rPr>
+                <w:szCs w:val="28"/>
+              </w:rPr>
+            </w:pPr>
+            <w:r>
+              <w:rPr>
+                <w:color w:val="000000"/>
+                <w:szCs w:val="28"/>
+              </w:rPr>
+              <w:t>CRUD de Requerimientos de Compra (POST/GET/PATCH/DELETE, RBAC), flujo de aprobación/rechazo, endpoint de reactivación de materiales (PUT /materiales/:id activo:true).</w:t>
             </w:r>
           </w:p>
         </w:tc>
@@ -1690,7 +1705,7 @@
       <w:tr>
         <w:tc>
           <w:tcPr>
-            <w:tcW w:w="4320" w:type="dxa"/>
+            <w:tcW w:w="3794" w:type="dxa"/>
             <w:shd w:val="clear" w:color="auto" w:fill="D9E1F2"/>
           </w:tcPr>
           <w:p>
@@ -1705,14 +1720,13 @@
                 <w:color w:val="000000"/>
                 <w:szCs w:val="28"/>
               </w:rPr>
-              <w:lastRenderedPageBreak/>
               <w:t>Módulos excluidos (fuera de alcance)</w:t>
             </w:r>
           </w:p>
         </w:tc>
         <w:tc>
           <w:tcPr>
-            <w:tcW w:w="4320" w:type="dxa"/>
+            <w:tcW w:w="4846" w:type="dxa"/>
           </w:tcPr>
           <w:p>
             <w:pPr>
@@ -1733,7 +1747,7 @@
       <w:tr>
         <w:tc>
           <w:tcPr>
-            <w:tcW w:w="4320" w:type="dxa"/>
+            <w:tcW w:w="3794" w:type="dxa"/>
             <w:shd w:val="clear" w:color="auto" w:fill="D9E1F2"/>
           </w:tcPr>
           <w:p>
@@ -1754,20 +1768,28 @@
         </w:tc>
         <w:tc>
           <w:tcPr>
-            <w:tcW w:w="4320" w:type="dxa"/>
-          </w:tcPr>
-          <w:p>
-            <w:pPr>
-              <w:rPr>
-                <w:szCs w:val="28"/>
-              </w:rPr>
-            </w:pPr>
-            <w:r>
-              <w:rPr>
-                <w:color w:val="000000"/>
-                <w:szCs w:val="28"/>
-              </w:rPr>
-              <w:t>Automatizada de integración de API con Jest + Supertest. Verificación RBAC por rol.</w:t>
+            <w:tcW w:w="4846" w:type="dxa"/>
+          </w:tcPr>
+          <w:p>
+            <w:pPr>
+              <w:rPr>
+                <w:szCs w:val="28"/>
+              </w:rPr>
+            </w:pPr>
+            <w:r>
+              <w:rPr>
+                <w:color w:val="000000"/>
+                <w:szCs w:val="28"/>
+              </w:rPr>
+              <w:t xml:space="preserve">Automatizada de integración de API con Jest + </w:t>
+            </w:r>
+            <w:r>
+              <w:rPr>
+                <w:color w:val="000000"/>
+                <w:szCs w:val="28"/>
+              </w:rPr>
+              <w:lastRenderedPageBreak/>
+              <w:t>Supertest. Verificación RBAC por rol.</w:t>
             </w:r>
           </w:p>
         </w:tc>
@@ -1775,7 +1797,7 @@
       <w:tr>
         <w:tc>
           <w:tcPr>
-            <w:tcW w:w="4320" w:type="dxa"/>
+            <w:tcW w:w="3794" w:type="dxa"/>
             <w:shd w:val="clear" w:color="auto" w:fill="D9E1F2"/>
           </w:tcPr>
           <w:p>
@@ -1790,13 +1812,14 @@
                 <w:color w:val="000000"/>
                 <w:szCs w:val="28"/>
               </w:rPr>
+              <w:lastRenderedPageBreak/>
               <w:t>Entorno de pruebas</w:t>
             </w:r>
           </w:p>
         </w:tc>
         <w:tc>
           <w:tcPr>
-            <w:tcW w:w="4320" w:type="dxa"/>
+            <w:tcW w:w="4846" w:type="dxa"/>
           </w:tcPr>
           <w:p>
             <w:pPr>
@@ -1817,7 +1840,7 @@
       <w:tr>
         <w:tc>
           <w:tcPr>
-            <w:tcW w:w="4320" w:type="dxa"/>
+            <w:tcW w:w="3794" w:type="dxa"/>
             <w:shd w:val="clear" w:color="auto" w:fill="D9E1F2"/>
           </w:tcPr>
           <w:p>
@@ -1838,36 +1861,20 @@
         </w:tc>
         <w:tc>
           <w:tcPr>
-            <w:tcW w:w="4320" w:type="dxa"/>
-          </w:tcPr>
-          <w:p>
-            <w:pPr>
-              <w:rPr>
-                <w:szCs w:val="28"/>
-              </w:rPr>
-            </w:pPr>
-            <w:r>
-              <w:rPr>
-                <w:color w:val="000000"/>
-                <w:szCs w:val="28"/>
-              </w:rPr>
-              <w:t xml:space="preserve">Jest 29, Supertest 6, jsonwebtoken. Ejecución: npm test -- </w:t>
-            </w:r>
-            <w:proofErr w:type="spellStart"/>
-            <w:r>
-              <w:rPr>
-                <w:color w:val="000000"/>
-                <w:szCs w:val="28"/>
-              </w:rPr>
-              <w:t>compras_requerimientos</w:t>
-            </w:r>
-            <w:proofErr w:type="spellEnd"/>
-            <w:r>
-              <w:rPr>
-                <w:color w:val="000000"/>
-                <w:szCs w:val="28"/>
-              </w:rPr>
-              <w:t>.</w:t>
+            <w:tcW w:w="4846" w:type="dxa"/>
+          </w:tcPr>
+          <w:p>
+            <w:pPr>
+              <w:rPr>
+                <w:szCs w:val="28"/>
+              </w:rPr>
+            </w:pPr>
+            <w:r>
+              <w:rPr>
+                <w:color w:val="000000"/>
+                <w:szCs w:val="28"/>
+              </w:rPr>
+              <w:t>Jest 29, Supertest 6, jsonwebtoken. Ejecución: npm test -- compras_requerimientos.</w:t>
             </w:r>
           </w:p>
         </w:tc>
@@ -1884,32 +1891,44 @@
     <w:tbl>
       <w:tblPr>
         <w:tblStyle w:val="Tablaconcuadrcula"/>
-        <w:tblW w:w="0" w:type="auto"/>
+        <w:tblW w:w="9464" w:type="dxa"/>
+        <w:tblLayout w:type="fixed"/>
         <w:tblLook w:val="04A0" w:firstRow="1" w:lastRow="0" w:firstColumn="1" w:lastColumn="0" w:noHBand="0" w:noVBand="1"/>
       </w:tblPr>
       <w:tblGrid>
-        <w:gridCol w:w="418"/>
-        <w:gridCol w:w="565"/>
-        <w:gridCol w:w="764"/>
-        <w:gridCol w:w="1791"/>
-        <w:gridCol w:w="943"/>
-        <w:gridCol w:w="943"/>
-        <w:gridCol w:w="991"/>
-        <w:gridCol w:w="594"/>
-        <w:gridCol w:w="1847"/>
+        <w:gridCol w:w="392"/>
+        <w:gridCol w:w="850"/>
+        <w:gridCol w:w="851"/>
+        <w:gridCol w:w="709"/>
+        <w:gridCol w:w="1134"/>
+        <w:gridCol w:w="1701"/>
+        <w:gridCol w:w="992"/>
+        <w:gridCol w:w="1276"/>
+        <w:gridCol w:w="708"/>
+        <w:gridCol w:w="851"/>
       </w:tblGrid>
       <w:tr>
         <w:tc>
           <w:tcPr>
-            <w:tcW w:w="418" w:type="dxa"/>
+            <w:tcW w:w="392" w:type="dxa"/>
             <w:shd w:val="clear" w:color="auto" w:fill="1F3864"/>
-          </w:tcPr>
-          <w:p>
+            <w:vAlign w:val="center"/>
+          </w:tcPr>
+          <w:p>
+            <w:pPr>
+              <w:jc w:val="center"/>
+              <w:rPr>
+                <w:sz w:val="14"/>
+                <w:szCs w:val="14"/>
+              </w:rPr>
+            </w:pPr>
             <w:proofErr w:type="gramStart"/>
             <w:r>
               <w:rPr>
                 <w:b/>
                 <w:color w:val="FFFFFF"/>
+                <w:sz w:val="14"/>
+                <w:szCs w:val="14"/>
               </w:rPr>
               <w:t>ID</w:t>
             </w:r>
@@ -1918,6 +1937,8 @@
               <w:rPr>
                 <w:b/>
                 <w:color w:val="FFFFFF"/>
+                <w:sz w:val="14"/>
+                <w:szCs w:val="14"/>
               </w:rPr>
               <w:t xml:space="preserve"> CP</w:t>
             </w:r>
@@ -1925,81 +1946,162 @@
         </w:tc>
         <w:tc>
           <w:tcPr>
-            <w:tcW w:w="565" w:type="dxa"/>
+            <w:tcW w:w="850" w:type="dxa"/>
             <w:shd w:val="clear" w:color="auto" w:fill="1F3864"/>
-          </w:tcPr>
-          <w:p>
+            <w:vAlign w:val="center"/>
+          </w:tcPr>
+          <w:p>
+            <w:pPr>
+              <w:jc w:val="center"/>
+              <w:rPr>
+                <w:sz w:val="14"/>
+                <w:szCs w:val="14"/>
+              </w:rPr>
+            </w:pPr>
             <w:r>
               <w:rPr>
                 <w:b/>
                 <w:color w:val="FFFFFF"/>
-              </w:rPr>
-              <w:t>Grupo</w:t>
-            </w:r>
-          </w:p>
-        </w:tc>
-        <w:tc>
-          <w:tcPr>
-            <w:tcW w:w="764" w:type="dxa"/>
+                <w:sz w:val="14"/>
+                <w:szCs w:val="14"/>
+              </w:rPr>
+              <w:t>Módulo</w:t>
+            </w:r>
+          </w:p>
+        </w:tc>
+        <w:tc>
+          <w:tcPr>
+            <w:tcW w:w="851" w:type="dxa"/>
             <w:shd w:val="clear" w:color="auto" w:fill="1F3864"/>
-          </w:tcPr>
-          <w:p>
+            <w:vAlign w:val="center"/>
+          </w:tcPr>
+          <w:p>
+            <w:pPr>
+              <w:jc w:val="center"/>
+              <w:rPr>
+                <w:sz w:val="14"/>
+                <w:szCs w:val="14"/>
+              </w:rPr>
+            </w:pPr>
             <w:r>
               <w:rPr>
                 <w:b/>
                 <w:color w:val="FFFFFF"/>
-              </w:rPr>
-              <w:t>Módulo</w:t>
-            </w:r>
-          </w:p>
-        </w:tc>
-        <w:tc>
-          <w:tcPr>
-            <w:tcW w:w="1338" w:type="dxa"/>
+                <w:sz w:val="14"/>
+                <w:szCs w:val="14"/>
+              </w:rPr>
+              <w:t>Descripción</w:t>
+            </w:r>
+          </w:p>
+        </w:tc>
+        <w:tc>
+          <w:tcPr>
+            <w:tcW w:w="709" w:type="dxa"/>
             <w:shd w:val="clear" w:color="auto" w:fill="1F3864"/>
-          </w:tcPr>
-          <w:p>
+            <w:vAlign w:val="center"/>
+          </w:tcPr>
+          <w:p>
+            <w:pPr>
+              <w:jc w:val="center"/>
+              <w:rPr>
+                <w:sz w:val="14"/>
+                <w:szCs w:val="14"/>
+              </w:rPr>
+            </w:pPr>
             <w:r>
               <w:rPr>
                 <w:b/>
                 <w:color w:val="FFFFFF"/>
-              </w:rPr>
-              <w:t>Descripción</w:t>
-            </w:r>
-          </w:p>
-        </w:tc>
-        <w:tc>
-          <w:tcPr>
-            <w:tcW w:w="1396" w:type="dxa"/>
+                <w:sz w:val="14"/>
+                <w:szCs w:val="14"/>
+              </w:rPr>
+              <w:t>Tipo</w:t>
+            </w:r>
+          </w:p>
+        </w:tc>
+        <w:tc>
+          <w:tcPr>
+            <w:tcW w:w="1134" w:type="dxa"/>
             <w:shd w:val="clear" w:color="auto" w:fill="1F3864"/>
-          </w:tcPr>
-          <w:p>
-            <w:r>
+            <w:vAlign w:val="center"/>
+          </w:tcPr>
+          <w:p>
+            <w:pPr>
+              <w:jc w:val="center"/>
               <w:rPr>
                 <w:b/>
                 <w:color w:val="FFFFFF"/>
-              </w:rPr>
-              <w:t>Tipo</w:t>
-            </w:r>
-          </w:p>
-        </w:tc>
-        <w:tc>
-          <w:tcPr>
-            <w:tcW w:w="943" w:type="dxa"/>
+                <w:sz w:val="14"/>
+                <w:szCs w:val="14"/>
+              </w:rPr>
+            </w:pPr>
+            <w:r>
+              <w:rPr>
+                <w:b/>
+                <w:bCs/>
+                <w:sz w:val="14"/>
+                <w:szCs w:val="14"/>
+              </w:rPr>
+              <w:t>Precondiciones</w:t>
+            </w:r>
+          </w:p>
+        </w:tc>
+        <w:tc>
+          <w:tcPr>
+            <w:tcW w:w="1701" w:type="dxa"/>
             <w:shd w:val="clear" w:color="auto" w:fill="1F3864"/>
-          </w:tcPr>
-          <w:p>
-            <w:r>
+            <w:vAlign w:val="center"/>
+          </w:tcPr>
+          <w:p>
+            <w:pPr>
+              <w:jc w:val="center"/>
               <w:rPr>
                 <w:b/>
                 <w:color w:val="FFFFFF"/>
-              </w:rPr>
-              <w:t>Resultado</w:t>
-            </w:r>
+                <w:sz w:val="14"/>
+                <w:szCs w:val="14"/>
+              </w:rPr>
+            </w:pPr>
+            <w:r>
+              <w:rPr>
+                <w:b/>
+                <w:bCs/>
+                <w:sz w:val="14"/>
+                <w:szCs w:val="14"/>
+              </w:rPr>
+              <w:t>Pasos</w:t>
+            </w:r>
+          </w:p>
+        </w:tc>
+        <w:tc>
+          <w:tcPr>
+            <w:tcW w:w="992" w:type="dxa"/>
+            <w:shd w:val="clear" w:color="auto" w:fill="1F3864"/>
+            <w:vAlign w:val="center"/>
+          </w:tcPr>
+          <w:p>
+            <w:pPr>
+              <w:jc w:val="center"/>
+              <w:rPr>
+                <w:sz w:val="14"/>
+                <w:szCs w:val="14"/>
+              </w:rPr>
+            </w:pPr>
             <w:r>
               <w:rPr>
                 <w:b/>
                 <w:color w:val="FFFFFF"/>
+                <w:sz w:val="14"/>
+                <w:szCs w:val="14"/>
+              </w:rPr>
+              <w:t>Resultado</w:t>
+            </w:r>
+            <w:r>
+              <w:rPr>
+                <w:b/>
+                <w:color w:val="FFFFFF"/>
+                <w:sz w:val="14"/>
+                <w:szCs w:val="14"/>
               </w:rPr>
               <w:br/>
               <w:t>Esperado</w:t>
@@ -2008,14 +2110,24 @@
         </w:tc>
         <w:tc>
           <w:tcPr>
-            <w:tcW w:w="991" w:type="dxa"/>
+            <w:tcW w:w="1276" w:type="dxa"/>
             <w:shd w:val="clear" w:color="auto" w:fill="1F3864"/>
-          </w:tcPr>
-          <w:p>
+            <w:vAlign w:val="center"/>
+          </w:tcPr>
+          <w:p>
+            <w:pPr>
+              <w:jc w:val="center"/>
+              <w:rPr>
+                <w:sz w:val="14"/>
+                <w:szCs w:val="14"/>
+              </w:rPr>
+            </w:pPr>
             <w:r>
               <w:rPr>
                 <w:b/>
                 <w:color w:val="FFFFFF"/>
+                <w:sz w:val="14"/>
+                <w:szCs w:val="14"/>
               </w:rPr>
               <w:t>Resultado</w:t>
             </w:r>
@@ -2023,6 +2135,8 @@
               <w:rPr>
                 <w:b/>
                 <w:color w:val="FFFFFF"/>
+                <w:sz w:val="14"/>
+                <w:szCs w:val="14"/>
               </w:rPr>
               <w:br/>
               <w:t>Obtenido</w:t>
@@ -2031,14 +2145,24 @@
         </w:tc>
         <w:tc>
           <w:tcPr>
-            <w:tcW w:w="594" w:type="dxa"/>
+            <w:tcW w:w="708" w:type="dxa"/>
             <w:shd w:val="clear" w:color="auto" w:fill="1F3864"/>
-          </w:tcPr>
-          <w:p>
+            <w:vAlign w:val="center"/>
+          </w:tcPr>
+          <w:p>
+            <w:pPr>
+              <w:jc w:val="center"/>
+              <w:rPr>
+                <w:sz w:val="14"/>
+                <w:szCs w:val="14"/>
+              </w:rPr>
+            </w:pPr>
             <w:r>
               <w:rPr>
                 <w:b/>
                 <w:color w:val="FFFFFF"/>
+                <w:sz w:val="14"/>
+                <w:szCs w:val="14"/>
               </w:rPr>
               <w:t>Estado</w:t>
             </w:r>
@@ -2046,14 +2170,24 @@
         </w:tc>
         <w:tc>
           <w:tcPr>
-            <w:tcW w:w="1847" w:type="dxa"/>
+            <w:tcW w:w="851" w:type="dxa"/>
             <w:shd w:val="clear" w:color="auto" w:fill="1F3864"/>
-          </w:tcPr>
-          <w:p>
+            <w:vAlign w:val="center"/>
+          </w:tcPr>
+          <w:p>
+            <w:pPr>
+              <w:jc w:val="center"/>
+              <w:rPr>
+                <w:sz w:val="14"/>
+                <w:szCs w:val="14"/>
+              </w:rPr>
+            </w:pPr>
             <w:r>
               <w:rPr>
                 <w:b/>
                 <w:color w:val="FFFFFF"/>
+                <w:sz w:val="14"/>
+                <w:szCs w:val="14"/>
               </w:rPr>
               <w:t>Evidencia</w:t>
             </w:r>
@@ -2063,13 +2197,23 @@
       <w:tr>
         <w:tc>
           <w:tcPr>
-            <w:tcW w:w="418" w:type="dxa"/>
+            <w:tcW w:w="392" w:type="dxa"/>
             <w:shd w:val="clear" w:color="auto" w:fill="F2F2F2"/>
-          </w:tcPr>
-          <w:p>
-            <w:r>
-              <w:rPr>
-                <w:color w:val="000000"/>
+            <w:vAlign w:val="center"/>
+          </w:tcPr>
+          <w:p>
+            <w:pPr>
+              <w:jc w:val="center"/>
+              <w:rPr>
+                <w:sz w:val="14"/>
+                <w:szCs w:val="14"/>
+              </w:rPr>
+            </w:pPr>
+            <w:r>
+              <w:rPr>
+                <w:color w:val="000000"/>
+                <w:sz w:val="14"/>
+                <w:szCs w:val="14"/>
               </w:rPr>
               <w:t>CP-051</w:t>
             </w:r>
@@ -2077,69 +2221,191 @@
         </w:tc>
         <w:tc>
           <w:tcPr>
-            <w:tcW w:w="565" w:type="dxa"/>
+            <w:tcW w:w="850" w:type="dxa"/>
             <w:shd w:val="clear" w:color="auto" w:fill="F2F2F2"/>
-          </w:tcPr>
-          <w:p>
-            <w:r>
-              <w:rPr>
-                <w:color w:val="000000"/>
-              </w:rPr>
-              <w:t>Grupo 1</w:t>
-            </w:r>
-          </w:p>
-        </w:tc>
-        <w:tc>
-          <w:tcPr>
-            <w:tcW w:w="764" w:type="dxa"/>
+            <w:vAlign w:val="center"/>
+          </w:tcPr>
+          <w:p>
+            <w:pPr>
+              <w:jc w:val="center"/>
+              <w:rPr>
+                <w:sz w:val="14"/>
+                <w:szCs w:val="14"/>
+              </w:rPr>
+            </w:pPr>
+            <w:r>
+              <w:rPr>
+                <w:color w:val="000000"/>
+                <w:sz w:val="14"/>
+                <w:szCs w:val="14"/>
+              </w:rPr>
+              <w:t>Compras</w:t>
+            </w:r>
+          </w:p>
+        </w:tc>
+        <w:tc>
+          <w:tcPr>
+            <w:tcW w:w="851" w:type="dxa"/>
             <w:shd w:val="clear" w:color="auto" w:fill="F2F2F2"/>
-          </w:tcPr>
-          <w:p>
-            <w:r>
-              <w:rPr>
-                <w:color w:val="000000"/>
-              </w:rPr>
-              <w:t>Compras</w:t>
-            </w:r>
-          </w:p>
-        </w:tc>
-        <w:tc>
-          <w:tcPr>
-            <w:tcW w:w="1338" w:type="dxa"/>
+            <w:vAlign w:val="center"/>
+          </w:tcPr>
+          <w:p>
+            <w:pPr>
+              <w:jc w:val="center"/>
+              <w:rPr>
+                <w:sz w:val="14"/>
+                <w:szCs w:val="14"/>
+              </w:rPr>
+            </w:pPr>
+            <w:r>
+              <w:rPr>
+                <w:color w:val="000000"/>
+                <w:sz w:val="14"/>
+                <w:szCs w:val="14"/>
+              </w:rPr>
+              <w:t>POST /requerimientos sin token: ruta protegida</w:t>
+            </w:r>
+          </w:p>
+        </w:tc>
+        <w:tc>
+          <w:tcPr>
+            <w:tcW w:w="709" w:type="dxa"/>
             <w:shd w:val="clear" w:color="auto" w:fill="F2F2F2"/>
-          </w:tcPr>
-          <w:p>
-            <w:r>
-              <w:rPr>
-                <w:color w:val="000000"/>
-              </w:rPr>
-              <w:t>POST /requerimientos sin token: ruta protegida</w:t>
-            </w:r>
-          </w:p>
-        </w:tc>
-        <w:tc>
-          <w:tcPr>
-            <w:tcW w:w="1396" w:type="dxa"/>
+            <w:vAlign w:val="center"/>
+          </w:tcPr>
+          <w:p>
+            <w:pPr>
+              <w:jc w:val="center"/>
+              <w:rPr>
+                <w:sz w:val="14"/>
+                <w:szCs w:val="14"/>
+              </w:rPr>
+            </w:pPr>
+            <w:r>
+              <w:rPr>
+                <w:color w:val="000000"/>
+                <w:sz w:val="14"/>
+                <w:szCs w:val="14"/>
+              </w:rPr>
+              <w:t>Automatizada</w:t>
+            </w:r>
+          </w:p>
+        </w:tc>
+        <w:tc>
+          <w:tcPr>
+            <w:tcW w:w="1134" w:type="dxa"/>
             <w:shd w:val="clear" w:color="auto" w:fill="F2F2F2"/>
-          </w:tcPr>
-          <w:p>
-            <w:r>
-              <w:rPr>
-                <w:color w:val="000000"/>
-              </w:rPr>
-              <w:t>Automatizada</w:t>
-            </w:r>
-          </w:p>
-        </w:tc>
-        <w:tc>
-          <w:tcPr>
-            <w:tcW w:w="943" w:type="dxa"/>
+            <w:vAlign w:val="center"/>
+          </w:tcPr>
+          <w:p>
+            <w:pPr>
+              <w:jc w:val="center"/>
+              <w:rPr>
+                <w:color w:val="000000"/>
+                <w:sz w:val="14"/>
+                <w:szCs w:val="14"/>
+              </w:rPr>
+            </w:pPr>
+            <w:r>
+              <w:rPr>
+                <w:sz w:val="14"/>
+                <w:szCs w:val="14"/>
+              </w:rPr>
+              <w:t>Servidor levantado. Body de requerimiento preparado. No existe cabecera Authorization.</w:t>
+            </w:r>
+          </w:p>
+        </w:tc>
+        <w:tc>
+          <w:tcPr>
+            <w:tcW w:w="1701" w:type="dxa"/>
             <w:shd w:val="clear" w:color="auto" w:fill="F2F2F2"/>
-          </w:tcPr>
-          <w:p>
-            <w:r>
-              <w:rPr>
-                <w:color w:val="000000"/>
+            <w:vAlign w:val="center"/>
+          </w:tcPr>
+          <w:p>
+            <w:pPr>
+              <w:jc w:val="center"/>
+              <w:rPr>
+                <w:sz w:val="14"/>
+                <w:szCs w:val="14"/>
+              </w:rPr>
+            </w:pPr>
+            <w:r>
+              <w:rPr>
+                <w:sz w:val="14"/>
+                <w:szCs w:val="14"/>
+              </w:rPr>
+              <w:t>1. Ejecutar POST /api/v1/requerimientos.</w:t>
+            </w:r>
+          </w:p>
+          <w:p>
+            <w:pPr>
+              <w:jc w:val="center"/>
+              <w:rPr>
+                <w:sz w:val="14"/>
+                <w:szCs w:val="14"/>
+              </w:rPr>
+            </w:pPr>
+            <w:r>
+              <w:rPr>
+                <w:sz w:val="14"/>
+                <w:szCs w:val="14"/>
+              </w:rPr>
+              <w:t>2. Enviar body de requerimiento.</w:t>
+            </w:r>
+          </w:p>
+          <w:p>
+            <w:pPr>
+              <w:jc w:val="center"/>
+              <w:rPr>
+                <w:sz w:val="14"/>
+                <w:szCs w:val="14"/>
+              </w:rPr>
+            </w:pPr>
+            <w:r>
+              <w:rPr>
+                <w:sz w:val="14"/>
+                <w:szCs w:val="14"/>
+              </w:rPr>
+              <w:t>3. No enviar token JWT.</w:t>
+            </w:r>
+          </w:p>
+          <w:p>
+            <w:pPr>
+              <w:jc w:val="center"/>
+              <w:rPr>
+                <w:color w:val="000000"/>
+                <w:sz w:val="14"/>
+                <w:szCs w:val="14"/>
+              </w:rPr>
+            </w:pPr>
+            <w:r>
+              <w:rPr>
+                <w:sz w:val="14"/>
+                <w:szCs w:val="14"/>
+              </w:rPr>
+              <w:t>4. Verificar rechazo por autenticación.</w:t>
+            </w:r>
+          </w:p>
+        </w:tc>
+        <w:tc>
+          <w:tcPr>
+            <w:tcW w:w="992" w:type="dxa"/>
+            <w:shd w:val="clear" w:color="auto" w:fill="F2F2F2"/>
+            <w:vAlign w:val="center"/>
+          </w:tcPr>
+          <w:p>
+            <w:pPr>
+              <w:jc w:val="center"/>
+              <w:rPr>
+                <w:sz w:val="14"/>
+                <w:szCs w:val="14"/>
+              </w:rPr>
+            </w:pPr>
+            <w:r>
+              <w:rPr>
+                <w:color w:val="000000"/>
+                <w:sz w:val="14"/>
+                <w:szCs w:val="14"/>
               </w:rPr>
               <w:t>HTTP 401 con campo 'error'.</w:t>
             </w:r>
@@ -2147,13 +2413,23 @@
         </w:tc>
         <w:tc>
           <w:tcPr>
-            <w:tcW w:w="991" w:type="dxa"/>
-            <w:shd w:val="clear" w:color="auto" w:fill="F2F2F2"/>
-          </w:tcPr>
-          <w:p>
-            <w:r>
-              <w:rPr>
-                <w:color w:val="000000"/>
+            <w:tcW w:w="1276" w:type="dxa"/>
+            <w:shd w:val="clear" w:color="auto" w:fill="E2EFDA"/>
+            <w:vAlign w:val="center"/>
+          </w:tcPr>
+          <w:p>
+            <w:pPr>
+              <w:jc w:val="center"/>
+              <w:rPr>
+                <w:sz w:val="14"/>
+                <w:szCs w:val="14"/>
+              </w:rPr>
+            </w:pPr>
+            <w:r>
+              <w:rPr>
+                <w:color w:val="000000"/>
+                <w:sz w:val="14"/>
+                <w:szCs w:val="14"/>
               </w:rPr>
               <w:t>HTTP 401 – { error: '...' }</w:t>
             </w:r>
@@ -2161,13 +2437,23 @@
         </w:tc>
         <w:tc>
           <w:tcPr>
-            <w:tcW w:w="594" w:type="dxa"/>
+            <w:tcW w:w="708" w:type="dxa"/>
             <w:shd w:val="clear" w:color="auto" w:fill="E2EFDA"/>
-          </w:tcPr>
-          <w:p>
-            <w:r>
-              <w:rPr>
-                <w:color w:val="000000"/>
+            <w:vAlign w:val="center"/>
+          </w:tcPr>
+          <w:p>
+            <w:pPr>
+              <w:jc w:val="center"/>
+              <w:rPr>
+                <w:sz w:val="14"/>
+                <w:szCs w:val="14"/>
+              </w:rPr>
+            </w:pPr>
+            <w:r>
+              <w:rPr>
+                <w:color w:val="000000"/>
+                <w:sz w:val="14"/>
+                <w:szCs w:val="14"/>
               </w:rPr>
               <w:t>PASS</w:t>
             </w:r>
@@ -2175,13 +2461,23 @@
         </w:tc>
         <w:tc>
           <w:tcPr>
-            <w:tcW w:w="1847" w:type="dxa"/>
-            <w:shd w:val="clear" w:color="auto" w:fill="F2F2F2"/>
-          </w:tcPr>
-          <w:p>
-            <w:r>
-              <w:rPr>
-                <w:color w:val="000000"/>
+            <w:tcW w:w="851" w:type="dxa"/>
+            <w:shd w:val="clear" w:color="auto" w:fill="E2EFDA"/>
+            <w:vAlign w:val="center"/>
+          </w:tcPr>
+          <w:p>
+            <w:pPr>
+              <w:jc w:val="center"/>
+              <w:rPr>
+                <w:sz w:val="14"/>
+                <w:szCs w:val="14"/>
+              </w:rPr>
+            </w:pPr>
+            <w:r>
+              <w:rPr>
+                <w:color w:val="000000"/>
+                <w:sz w:val="14"/>
+                <w:szCs w:val="14"/>
               </w:rPr>
               <w:t>compras_requerimientos.test.js – Test 1</w:t>
             </w:r>
@@ -2191,13 +2487,23 @@
       <w:tr>
         <w:tc>
           <w:tcPr>
-            <w:tcW w:w="418" w:type="dxa"/>
+            <w:tcW w:w="392" w:type="dxa"/>
             <w:shd w:val="clear" w:color="auto" w:fill="FFFFFF"/>
-          </w:tcPr>
-          <w:p>
-            <w:r>
-              <w:rPr>
-                <w:color w:val="000000"/>
+            <w:vAlign w:val="center"/>
+          </w:tcPr>
+          <w:p>
+            <w:pPr>
+              <w:jc w:val="center"/>
+              <w:rPr>
+                <w:sz w:val="14"/>
+                <w:szCs w:val="14"/>
+              </w:rPr>
+            </w:pPr>
+            <w:r>
+              <w:rPr>
+                <w:color w:val="000000"/>
+                <w:sz w:val="14"/>
+                <w:szCs w:val="14"/>
               </w:rPr>
               <w:t>CP-052</w:t>
             </w:r>
@@ -2205,69 +2511,223 @@
         </w:tc>
         <w:tc>
           <w:tcPr>
-            <w:tcW w:w="565" w:type="dxa"/>
+            <w:tcW w:w="850" w:type="dxa"/>
             <w:shd w:val="clear" w:color="auto" w:fill="FFFFFF"/>
-          </w:tcPr>
-          <w:p>
-            <w:r>
-              <w:rPr>
-                <w:color w:val="000000"/>
-              </w:rPr>
-              <w:t>Grupo 1</w:t>
-            </w:r>
-          </w:p>
-        </w:tc>
-        <w:tc>
-          <w:tcPr>
-            <w:tcW w:w="764" w:type="dxa"/>
+            <w:vAlign w:val="center"/>
+          </w:tcPr>
+          <w:p>
+            <w:pPr>
+              <w:jc w:val="center"/>
+              <w:rPr>
+                <w:sz w:val="14"/>
+                <w:szCs w:val="14"/>
+              </w:rPr>
+            </w:pPr>
+            <w:r>
+              <w:rPr>
+                <w:color w:val="000000"/>
+                <w:sz w:val="14"/>
+                <w:szCs w:val="14"/>
+              </w:rPr>
+              <w:t>Compras</w:t>
+            </w:r>
+          </w:p>
+        </w:tc>
+        <w:tc>
+          <w:tcPr>
+            <w:tcW w:w="851" w:type="dxa"/>
             <w:shd w:val="clear" w:color="auto" w:fill="FFFFFF"/>
-          </w:tcPr>
-          <w:p>
-            <w:r>
-              <w:rPr>
-                <w:color w:val="000000"/>
-              </w:rPr>
-              <w:t>Compras</w:t>
-            </w:r>
-          </w:p>
-        </w:tc>
-        <w:tc>
-          <w:tcPr>
-            <w:tcW w:w="1338" w:type="dxa"/>
+            <w:vAlign w:val="center"/>
+          </w:tcPr>
+          <w:p>
+            <w:pPr>
+              <w:jc w:val="center"/>
+              <w:rPr>
+                <w:sz w:val="14"/>
+                <w:szCs w:val="14"/>
+              </w:rPr>
+            </w:pPr>
+            <w:r>
+              <w:rPr>
+                <w:color w:val="000000"/>
+                <w:sz w:val="14"/>
+                <w:szCs w:val="14"/>
+              </w:rPr>
+              <w:t>POST /requerimientos con Bodeguero: RBAC deniega creación</w:t>
+            </w:r>
+          </w:p>
+        </w:tc>
+        <w:tc>
+          <w:tcPr>
+            <w:tcW w:w="709" w:type="dxa"/>
             <w:shd w:val="clear" w:color="auto" w:fill="FFFFFF"/>
-          </w:tcPr>
-          <w:p>
-            <w:r>
-              <w:rPr>
-                <w:color w:val="000000"/>
-              </w:rPr>
-              <w:t>POST /requerimientos con Bodeguero: RBAC deniega creación</w:t>
-            </w:r>
-          </w:p>
-        </w:tc>
-        <w:tc>
-          <w:tcPr>
-            <w:tcW w:w="1396" w:type="dxa"/>
+            <w:vAlign w:val="center"/>
+          </w:tcPr>
+          <w:p>
+            <w:pPr>
+              <w:jc w:val="center"/>
+              <w:rPr>
+                <w:sz w:val="14"/>
+                <w:szCs w:val="14"/>
+              </w:rPr>
+            </w:pPr>
+            <w:r>
+              <w:rPr>
+                <w:color w:val="000000"/>
+                <w:sz w:val="14"/>
+                <w:szCs w:val="14"/>
+              </w:rPr>
+              <w:t>Automatizada</w:t>
+            </w:r>
+          </w:p>
+        </w:tc>
+        <w:tc>
+          <w:tcPr>
+            <w:tcW w:w="1134" w:type="dxa"/>
             <w:shd w:val="clear" w:color="auto" w:fill="FFFFFF"/>
-          </w:tcPr>
-          <w:p>
-            <w:r>
-              <w:rPr>
-                <w:color w:val="000000"/>
-              </w:rPr>
-              <w:t>Automatizada</w:t>
-            </w:r>
-          </w:p>
-        </w:tc>
-        <w:tc>
-          <w:tcPr>
-            <w:tcW w:w="943" w:type="dxa"/>
+            <w:vAlign w:val="center"/>
+          </w:tcPr>
+          <w:p>
+            <w:pPr>
+              <w:jc w:val="center"/>
+              <w:rPr>
+                <w:color w:val="000000"/>
+                <w:sz w:val="14"/>
+                <w:szCs w:val="14"/>
+              </w:rPr>
+            </w:pPr>
+            <w:r>
+              <w:rPr>
+                <w:sz w:val="14"/>
+                <w:szCs w:val="14"/>
+              </w:rPr>
+              <w:t>Servidor levantado. Token JWT válido con rol Bodeguero. Body de requerimiento preparado.</w:t>
+            </w:r>
+          </w:p>
+        </w:tc>
+        <w:tc>
+          <w:tcPr>
+            <w:tcW w:w="1701" w:type="dxa"/>
             <w:shd w:val="clear" w:color="auto" w:fill="FFFFFF"/>
-          </w:tcPr>
-          <w:p>
-            <w:r>
-              <w:rPr>
-                <w:color w:val="000000"/>
+            <w:vAlign w:val="center"/>
+          </w:tcPr>
+          <w:p>
+            <w:pPr>
+              <w:jc w:val="center"/>
+              <w:rPr>
+                <w:sz w:val="14"/>
+                <w:szCs w:val="14"/>
+              </w:rPr>
+            </w:pPr>
+            <w:r>
+              <w:rPr>
+                <w:sz w:val="14"/>
+                <w:szCs w:val="14"/>
+              </w:rPr>
+              <w:t>1. Generar token Bodeguero válido.</w:t>
+            </w:r>
+          </w:p>
+          <w:p>
+            <w:pPr>
+              <w:jc w:val="center"/>
+              <w:rPr>
+                <w:sz w:val="14"/>
+                <w:szCs w:val="14"/>
+              </w:rPr>
+            </w:pPr>
+            <w:r>
+              <w:rPr>
+                <w:sz w:val="14"/>
+                <w:szCs w:val="14"/>
+              </w:rPr>
+              <w:t>2. Ejecutar POST /api/v1/requerimientos.</w:t>
+            </w:r>
+          </w:p>
+          <w:p>
+            <w:pPr>
+              <w:jc w:val="center"/>
+              <w:rPr>
+                <w:sz w:val="14"/>
+                <w:szCs w:val="14"/>
+              </w:rPr>
+            </w:pPr>
+            <w:r>
+              <w:rPr>
+                <w:sz w:val="14"/>
+                <w:szCs w:val="14"/>
+              </w:rPr>
+              <w:t>3. Enviar Authorization: Bearer &lt;</w:t>
+            </w:r>
+            <w:proofErr w:type="spellStart"/>
+            <w:r>
+              <w:rPr>
+                <w:sz w:val="14"/>
+                <w:szCs w:val="14"/>
+              </w:rPr>
+              <w:t>token_bodeguero</w:t>
+            </w:r>
+            <w:proofErr w:type="spellEnd"/>
+            <w:r>
+              <w:rPr>
+                <w:sz w:val="14"/>
+                <w:szCs w:val="14"/>
+              </w:rPr>
+              <w:t>&gt;.</w:t>
+            </w:r>
+          </w:p>
+          <w:p>
+            <w:pPr>
+              <w:jc w:val="center"/>
+              <w:rPr>
+                <w:sz w:val="14"/>
+                <w:szCs w:val="14"/>
+              </w:rPr>
+            </w:pPr>
+            <w:r>
+              <w:rPr>
+                <w:sz w:val="14"/>
+                <w:szCs w:val="14"/>
+              </w:rPr>
+              <w:t>4. Enviar materiales, cantidades y justificación.</w:t>
+            </w:r>
+          </w:p>
+          <w:p>
+            <w:pPr>
+              <w:jc w:val="center"/>
+              <w:rPr>
+                <w:color w:val="000000"/>
+                <w:sz w:val="14"/>
+                <w:szCs w:val="14"/>
+              </w:rPr>
+            </w:pPr>
+            <w:r>
+              <w:rPr>
+                <w:sz w:val="14"/>
+                <w:szCs w:val="14"/>
+              </w:rPr>
+              <w:t>5. Validar rechazo por rol.</w:t>
+            </w:r>
+          </w:p>
+        </w:tc>
+        <w:tc>
+          <w:tcPr>
+            <w:tcW w:w="992" w:type="dxa"/>
+            <w:shd w:val="clear" w:color="auto" w:fill="FFFFFF"/>
+            <w:vAlign w:val="center"/>
+          </w:tcPr>
+          <w:p>
+            <w:pPr>
+              <w:jc w:val="center"/>
+              <w:rPr>
+                <w:sz w:val="14"/>
+                <w:szCs w:val="14"/>
+              </w:rPr>
+            </w:pPr>
+            <w:r>
+              <w:rPr>
+                <w:color w:val="000000"/>
+                <w:sz w:val="14"/>
+                <w:szCs w:val="14"/>
               </w:rPr>
               <w:t>HTTP 403.</w:t>
             </w:r>
@@ -2275,13 +2735,23 @@
         </w:tc>
         <w:tc>
           <w:tcPr>
-            <w:tcW w:w="991" w:type="dxa"/>
-            <w:shd w:val="clear" w:color="auto" w:fill="FFFFFF"/>
-          </w:tcPr>
-          <w:p>
-            <w:r>
-              <w:rPr>
-                <w:color w:val="000000"/>
+            <w:tcW w:w="1276" w:type="dxa"/>
+            <w:shd w:val="clear" w:color="auto" w:fill="E2EFDA"/>
+            <w:vAlign w:val="center"/>
+          </w:tcPr>
+          <w:p>
+            <w:pPr>
+              <w:jc w:val="center"/>
+              <w:rPr>
+                <w:sz w:val="14"/>
+                <w:szCs w:val="14"/>
+              </w:rPr>
+            </w:pPr>
+            <w:r>
+              <w:rPr>
+                <w:color w:val="000000"/>
+                <w:sz w:val="14"/>
+                <w:szCs w:val="14"/>
               </w:rPr>
               <w:t>HTTP 403.</w:t>
             </w:r>
@@ -2289,13 +2759,23 @@
         </w:tc>
         <w:tc>
           <w:tcPr>
-            <w:tcW w:w="594" w:type="dxa"/>
+            <w:tcW w:w="708" w:type="dxa"/>
             <w:shd w:val="clear" w:color="auto" w:fill="E2EFDA"/>
-          </w:tcPr>
-          <w:p>
-            <w:r>
-              <w:rPr>
-                <w:color w:val="000000"/>
+            <w:vAlign w:val="center"/>
+          </w:tcPr>
+          <w:p>
+            <w:pPr>
+              <w:jc w:val="center"/>
+              <w:rPr>
+                <w:sz w:val="14"/>
+                <w:szCs w:val="14"/>
+              </w:rPr>
+            </w:pPr>
+            <w:r>
+              <w:rPr>
+                <w:color w:val="000000"/>
+                <w:sz w:val="14"/>
+                <w:szCs w:val="14"/>
               </w:rPr>
               <w:t>PASS</w:t>
             </w:r>
@@ -2303,13 +2783,23 @@
         </w:tc>
         <w:tc>
           <w:tcPr>
-            <w:tcW w:w="1847" w:type="dxa"/>
-            <w:shd w:val="clear" w:color="auto" w:fill="FFFFFF"/>
-          </w:tcPr>
-          <w:p>
-            <w:r>
-              <w:rPr>
-                <w:color w:val="000000"/>
+            <w:tcW w:w="851" w:type="dxa"/>
+            <w:shd w:val="clear" w:color="auto" w:fill="E2EFDA"/>
+            <w:vAlign w:val="center"/>
+          </w:tcPr>
+          <w:p>
+            <w:pPr>
+              <w:jc w:val="center"/>
+              <w:rPr>
+                <w:sz w:val="14"/>
+                <w:szCs w:val="14"/>
+              </w:rPr>
+            </w:pPr>
+            <w:r>
+              <w:rPr>
+                <w:color w:val="000000"/>
+                <w:sz w:val="14"/>
+                <w:szCs w:val="14"/>
               </w:rPr>
               <w:t>compras_requerimientos.test.js – Test 2</w:t>
             </w:r>
@@ -2319,13 +2809,23 @@
       <w:tr>
         <w:tc>
           <w:tcPr>
-            <w:tcW w:w="418" w:type="dxa"/>
+            <w:tcW w:w="392" w:type="dxa"/>
             <w:shd w:val="clear" w:color="auto" w:fill="F2F2F2"/>
-          </w:tcPr>
-          <w:p>
-            <w:r>
-              <w:rPr>
-                <w:color w:val="000000"/>
+            <w:vAlign w:val="center"/>
+          </w:tcPr>
+          <w:p>
+            <w:pPr>
+              <w:jc w:val="center"/>
+              <w:rPr>
+                <w:sz w:val="14"/>
+                <w:szCs w:val="14"/>
+              </w:rPr>
+            </w:pPr>
+            <w:r>
+              <w:rPr>
+                <w:color w:val="000000"/>
+                <w:sz w:val="14"/>
+                <w:szCs w:val="14"/>
               </w:rPr>
               <w:t>CP-053</w:t>
             </w:r>
@@ -2333,69 +2833,207 @@
         </w:tc>
         <w:tc>
           <w:tcPr>
-            <w:tcW w:w="565" w:type="dxa"/>
+            <w:tcW w:w="850" w:type="dxa"/>
             <w:shd w:val="clear" w:color="auto" w:fill="F2F2F2"/>
-          </w:tcPr>
-          <w:p>
-            <w:r>
-              <w:rPr>
-                <w:color w:val="000000"/>
-              </w:rPr>
-              <w:t>Grupo 1</w:t>
-            </w:r>
-          </w:p>
-        </w:tc>
-        <w:tc>
-          <w:tcPr>
-            <w:tcW w:w="764" w:type="dxa"/>
+            <w:vAlign w:val="center"/>
+          </w:tcPr>
+          <w:p>
+            <w:pPr>
+              <w:jc w:val="center"/>
+              <w:rPr>
+                <w:sz w:val="14"/>
+                <w:szCs w:val="14"/>
+              </w:rPr>
+            </w:pPr>
+            <w:r>
+              <w:rPr>
+                <w:color w:val="000000"/>
+                <w:sz w:val="14"/>
+                <w:szCs w:val="14"/>
+              </w:rPr>
+              <w:t>Compras</w:t>
+            </w:r>
+          </w:p>
+        </w:tc>
+        <w:tc>
+          <w:tcPr>
+            <w:tcW w:w="851" w:type="dxa"/>
             <w:shd w:val="clear" w:color="auto" w:fill="F2F2F2"/>
-          </w:tcPr>
-          <w:p>
-            <w:r>
-              <w:rPr>
-                <w:color w:val="000000"/>
-              </w:rPr>
-              <w:t>Compras</w:t>
-            </w:r>
-          </w:p>
-        </w:tc>
-        <w:tc>
-          <w:tcPr>
-            <w:tcW w:w="1338" w:type="dxa"/>
+            <w:vAlign w:val="center"/>
+          </w:tcPr>
+          <w:p>
+            <w:pPr>
+              <w:jc w:val="center"/>
+              <w:rPr>
+                <w:sz w:val="14"/>
+                <w:szCs w:val="14"/>
+              </w:rPr>
+            </w:pPr>
+            <w:r>
+              <w:rPr>
+                <w:color w:val="000000"/>
+                <w:sz w:val="14"/>
+                <w:szCs w:val="14"/>
+              </w:rPr>
+              <w:t>POST /requerimientos con Contador: RBAC deniega creación</w:t>
+            </w:r>
+          </w:p>
+        </w:tc>
+        <w:tc>
+          <w:tcPr>
+            <w:tcW w:w="709" w:type="dxa"/>
             <w:shd w:val="clear" w:color="auto" w:fill="F2F2F2"/>
-          </w:tcPr>
-          <w:p>
-            <w:r>
-              <w:rPr>
-                <w:color w:val="000000"/>
-              </w:rPr>
-              <w:t>POST /requerimientos con Contador: RBAC deniega creación</w:t>
-            </w:r>
-          </w:p>
-        </w:tc>
-        <w:tc>
-          <w:tcPr>
-            <w:tcW w:w="1396" w:type="dxa"/>
+            <w:vAlign w:val="center"/>
+          </w:tcPr>
+          <w:p>
+            <w:pPr>
+              <w:jc w:val="center"/>
+              <w:rPr>
+                <w:sz w:val="14"/>
+                <w:szCs w:val="14"/>
+              </w:rPr>
+            </w:pPr>
+            <w:r>
+              <w:rPr>
+                <w:color w:val="000000"/>
+                <w:sz w:val="14"/>
+                <w:szCs w:val="14"/>
+              </w:rPr>
+              <w:t>Automatizada</w:t>
+            </w:r>
+          </w:p>
+        </w:tc>
+        <w:tc>
+          <w:tcPr>
+            <w:tcW w:w="1134" w:type="dxa"/>
             <w:shd w:val="clear" w:color="auto" w:fill="F2F2F2"/>
-          </w:tcPr>
-          <w:p>
-            <w:r>
-              <w:rPr>
-                <w:color w:val="000000"/>
-              </w:rPr>
-              <w:t>Automatizada</w:t>
-            </w:r>
-          </w:p>
-        </w:tc>
-        <w:tc>
-          <w:tcPr>
-            <w:tcW w:w="943" w:type="dxa"/>
+            <w:vAlign w:val="center"/>
+          </w:tcPr>
+          <w:p>
+            <w:pPr>
+              <w:jc w:val="center"/>
+              <w:rPr>
+                <w:color w:val="000000"/>
+                <w:sz w:val="14"/>
+                <w:szCs w:val="14"/>
+              </w:rPr>
+            </w:pPr>
+            <w:r>
+              <w:rPr>
+                <w:sz w:val="14"/>
+                <w:szCs w:val="14"/>
+              </w:rPr>
+              <w:t>Servidor levantado. Token JWT válido con rol Contador. Body de requerimiento preparado.</w:t>
+            </w:r>
+          </w:p>
+        </w:tc>
+        <w:tc>
+          <w:tcPr>
+            <w:tcW w:w="1701" w:type="dxa"/>
             <w:shd w:val="clear" w:color="auto" w:fill="F2F2F2"/>
-          </w:tcPr>
-          <w:p>
-            <w:r>
-              <w:rPr>
-                <w:color w:val="000000"/>
+            <w:vAlign w:val="center"/>
+          </w:tcPr>
+          <w:p>
+            <w:pPr>
+              <w:jc w:val="center"/>
+              <w:rPr>
+                <w:sz w:val="14"/>
+                <w:szCs w:val="14"/>
+              </w:rPr>
+            </w:pPr>
+            <w:r>
+              <w:rPr>
+                <w:sz w:val="14"/>
+                <w:szCs w:val="14"/>
+              </w:rPr>
+              <w:t>1. Generar token Contador válido.</w:t>
+            </w:r>
+          </w:p>
+          <w:p>
+            <w:pPr>
+              <w:jc w:val="center"/>
+              <w:rPr>
+                <w:sz w:val="14"/>
+                <w:szCs w:val="14"/>
+              </w:rPr>
+            </w:pPr>
+            <w:r>
+              <w:rPr>
+                <w:sz w:val="14"/>
+                <w:szCs w:val="14"/>
+              </w:rPr>
+              <w:t>2. Ejecutar POST /api/v1/requerimientos.</w:t>
+            </w:r>
+          </w:p>
+          <w:p>
+            <w:pPr>
+              <w:jc w:val="center"/>
+              <w:rPr>
+                <w:sz w:val="14"/>
+                <w:szCs w:val="14"/>
+              </w:rPr>
+            </w:pPr>
+            <w:r>
+              <w:rPr>
+                <w:sz w:val="14"/>
+                <w:szCs w:val="14"/>
+              </w:rPr>
+              <w:t>3. Enviar Authorization: Bearer &lt;token_contador&gt;.</w:t>
+            </w:r>
+          </w:p>
+          <w:p>
+            <w:pPr>
+              <w:jc w:val="center"/>
+              <w:rPr>
+                <w:sz w:val="14"/>
+                <w:szCs w:val="14"/>
+              </w:rPr>
+            </w:pPr>
+            <w:r>
+              <w:rPr>
+                <w:sz w:val="14"/>
+                <w:szCs w:val="14"/>
+              </w:rPr>
+              <w:t>4. Enviar datos de requerimiento.</w:t>
+            </w:r>
+          </w:p>
+          <w:p>
+            <w:pPr>
+              <w:jc w:val="center"/>
+              <w:rPr>
+                <w:color w:val="000000"/>
+                <w:sz w:val="14"/>
+                <w:szCs w:val="14"/>
+              </w:rPr>
+            </w:pPr>
+            <w:r>
+              <w:rPr>
+                <w:sz w:val="14"/>
+                <w:szCs w:val="14"/>
+              </w:rPr>
+              <w:t>5. Verificar denegación por RBAC.</w:t>
+            </w:r>
+          </w:p>
+        </w:tc>
+        <w:tc>
+          <w:tcPr>
+            <w:tcW w:w="992" w:type="dxa"/>
+            <w:shd w:val="clear" w:color="auto" w:fill="F2F2F2"/>
+            <w:vAlign w:val="center"/>
+          </w:tcPr>
+          <w:p>
+            <w:pPr>
+              <w:jc w:val="center"/>
+              <w:rPr>
+                <w:sz w:val="14"/>
+                <w:szCs w:val="14"/>
+              </w:rPr>
+            </w:pPr>
+            <w:r>
+              <w:rPr>
+                <w:color w:val="000000"/>
+                <w:sz w:val="14"/>
+                <w:szCs w:val="14"/>
               </w:rPr>
               <w:t>HTTP 403.</w:t>
             </w:r>
@@ -2403,13 +3041,23 @@
         </w:tc>
         <w:tc>
           <w:tcPr>
-            <w:tcW w:w="991" w:type="dxa"/>
-            <w:shd w:val="clear" w:color="auto" w:fill="F2F2F2"/>
-          </w:tcPr>
-          <w:p>
-            <w:r>
-              <w:rPr>
-                <w:color w:val="000000"/>
+            <w:tcW w:w="1276" w:type="dxa"/>
+            <w:shd w:val="clear" w:color="auto" w:fill="E2EFDA"/>
+            <w:vAlign w:val="center"/>
+          </w:tcPr>
+          <w:p>
+            <w:pPr>
+              <w:jc w:val="center"/>
+              <w:rPr>
+                <w:sz w:val="14"/>
+                <w:szCs w:val="14"/>
+              </w:rPr>
+            </w:pPr>
+            <w:r>
+              <w:rPr>
+                <w:color w:val="000000"/>
+                <w:sz w:val="14"/>
+                <w:szCs w:val="14"/>
               </w:rPr>
               <w:t>HTTP 403.</w:t>
             </w:r>
@@ -2417,13 +3065,23 @@
         </w:tc>
         <w:tc>
           <w:tcPr>
-            <w:tcW w:w="594" w:type="dxa"/>
+            <w:tcW w:w="708" w:type="dxa"/>
             <w:shd w:val="clear" w:color="auto" w:fill="E2EFDA"/>
-          </w:tcPr>
-          <w:p>
-            <w:r>
-              <w:rPr>
-                <w:color w:val="000000"/>
+            <w:vAlign w:val="center"/>
+          </w:tcPr>
+          <w:p>
+            <w:pPr>
+              <w:jc w:val="center"/>
+              <w:rPr>
+                <w:sz w:val="14"/>
+                <w:szCs w:val="14"/>
+              </w:rPr>
+            </w:pPr>
+            <w:r>
+              <w:rPr>
+                <w:color w:val="000000"/>
+                <w:sz w:val="14"/>
+                <w:szCs w:val="14"/>
               </w:rPr>
               <w:t>PASS</w:t>
             </w:r>
@@ -2431,13 +3089,23 @@
         </w:tc>
         <w:tc>
           <w:tcPr>
-            <w:tcW w:w="1847" w:type="dxa"/>
-            <w:shd w:val="clear" w:color="auto" w:fill="F2F2F2"/>
-          </w:tcPr>
-          <w:p>
-            <w:r>
-              <w:rPr>
-                <w:color w:val="000000"/>
+            <w:tcW w:w="851" w:type="dxa"/>
+            <w:shd w:val="clear" w:color="auto" w:fill="E2EFDA"/>
+            <w:vAlign w:val="center"/>
+          </w:tcPr>
+          <w:p>
+            <w:pPr>
+              <w:jc w:val="center"/>
+              <w:rPr>
+                <w:sz w:val="14"/>
+                <w:szCs w:val="14"/>
+              </w:rPr>
+            </w:pPr>
+            <w:r>
+              <w:rPr>
+                <w:color w:val="000000"/>
+                <w:sz w:val="14"/>
+                <w:szCs w:val="14"/>
               </w:rPr>
               <w:t>compras_requerimientos.test.js – Test 3</w:t>
             </w:r>
@@ -2447,13 +3115,23 @@
       <w:tr>
         <w:tc>
           <w:tcPr>
-            <w:tcW w:w="418" w:type="dxa"/>
+            <w:tcW w:w="392" w:type="dxa"/>
             <w:shd w:val="clear" w:color="auto" w:fill="FFFFFF"/>
-          </w:tcPr>
-          <w:p>
-            <w:r>
-              <w:rPr>
-                <w:color w:val="000000"/>
+            <w:vAlign w:val="center"/>
+          </w:tcPr>
+          <w:p>
+            <w:pPr>
+              <w:jc w:val="center"/>
+              <w:rPr>
+                <w:sz w:val="14"/>
+                <w:szCs w:val="14"/>
+              </w:rPr>
+            </w:pPr>
+            <w:r>
+              <w:rPr>
+                <w:color w:val="000000"/>
+                <w:sz w:val="14"/>
+                <w:szCs w:val="14"/>
               </w:rPr>
               <w:t>CP-054</w:t>
             </w:r>
@@ -2461,69 +3139,175 @@
         </w:tc>
         <w:tc>
           <w:tcPr>
-            <w:tcW w:w="565" w:type="dxa"/>
+            <w:tcW w:w="850" w:type="dxa"/>
             <w:shd w:val="clear" w:color="auto" w:fill="FFFFFF"/>
-          </w:tcPr>
-          <w:p>
-            <w:r>
-              <w:rPr>
-                <w:color w:val="000000"/>
-              </w:rPr>
-              <w:t>Grupo 1</w:t>
-            </w:r>
-          </w:p>
-        </w:tc>
-        <w:tc>
-          <w:tcPr>
-            <w:tcW w:w="764" w:type="dxa"/>
+            <w:vAlign w:val="center"/>
+          </w:tcPr>
+          <w:p>
+            <w:pPr>
+              <w:jc w:val="center"/>
+              <w:rPr>
+                <w:sz w:val="14"/>
+                <w:szCs w:val="14"/>
+              </w:rPr>
+            </w:pPr>
+            <w:r>
+              <w:rPr>
+                <w:color w:val="000000"/>
+                <w:sz w:val="14"/>
+                <w:szCs w:val="14"/>
+              </w:rPr>
+              <w:t>Compras</w:t>
+            </w:r>
+          </w:p>
+        </w:tc>
+        <w:tc>
+          <w:tcPr>
+            <w:tcW w:w="851" w:type="dxa"/>
             <w:shd w:val="clear" w:color="auto" w:fill="FFFFFF"/>
-          </w:tcPr>
-          <w:p>
-            <w:r>
-              <w:rPr>
-                <w:color w:val="000000"/>
-              </w:rPr>
-              <w:t>Compras</w:t>
-            </w:r>
-          </w:p>
-        </w:tc>
-        <w:tc>
-          <w:tcPr>
-            <w:tcW w:w="1338" w:type="dxa"/>
+            <w:vAlign w:val="center"/>
+          </w:tcPr>
+          <w:p>
+            <w:pPr>
+              <w:jc w:val="center"/>
+              <w:rPr>
+                <w:sz w:val="14"/>
+                <w:szCs w:val="14"/>
+              </w:rPr>
+            </w:pPr>
+            <w:r>
+              <w:rPr>
+                <w:color w:val="000000"/>
+                <w:sz w:val="14"/>
+                <w:szCs w:val="14"/>
+              </w:rPr>
+              <w:t>GET /requerimientos sin token: ruta protegida</w:t>
+            </w:r>
+          </w:p>
+        </w:tc>
+        <w:tc>
+          <w:tcPr>
+            <w:tcW w:w="709" w:type="dxa"/>
             <w:shd w:val="clear" w:color="auto" w:fill="FFFFFF"/>
-          </w:tcPr>
-          <w:p>
-            <w:r>
-              <w:rPr>
-                <w:color w:val="000000"/>
-              </w:rPr>
-              <w:t>GET /requerimientos sin token: ruta protegida</w:t>
-            </w:r>
-          </w:p>
-        </w:tc>
-        <w:tc>
-          <w:tcPr>
-            <w:tcW w:w="1396" w:type="dxa"/>
+            <w:vAlign w:val="center"/>
+          </w:tcPr>
+          <w:p>
+            <w:pPr>
+              <w:jc w:val="center"/>
+              <w:rPr>
+                <w:sz w:val="14"/>
+                <w:szCs w:val="14"/>
+              </w:rPr>
+            </w:pPr>
+            <w:r>
+              <w:rPr>
+                <w:color w:val="000000"/>
+                <w:sz w:val="14"/>
+                <w:szCs w:val="14"/>
+              </w:rPr>
+              <w:t>Automatizada</w:t>
+            </w:r>
+          </w:p>
+        </w:tc>
+        <w:tc>
+          <w:tcPr>
+            <w:tcW w:w="1134" w:type="dxa"/>
             <w:shd w:val="clear" w:color="auto" w:fill="FFFFFF"/>
-          </w:tcPr>
-          <w:p>
-            <w:r>
-              <w:rPr>
-                <w:color w:val="000000"/>
-              </w:rPr>
-              <w:t>Automatizada</w:t>
-            </w:r>
-          </w:p>
-        </w:tc>
-        <w:tc>
-          <w:tcPr>
-            <w:tcW w:w="943" w:type="dxa"/>
+            <w:vAlign w:val="center"/>
+          </w:tcPr>
+          <w:p>
+            <w:pPr>
+              <w:jc w:val="center"/>
+              <w:rPr>
+                <w:color w:val="000000"/>
+                <w:sz w:val="14"/>
+                <w:szCs w:val="14"/>
+              </w:rPr>
+            </w:pPr>
+            <w:r>
+              <w:rPr>
+                <w:sz w:val="14"/>
+                <w:szCs w:val="14"/>
+              </w:rPr>
+              <w:t>Servidor levantado. No existe cabecera Authorization.</w:t>
+            </w:r>
+          </w:p>
+        </w:tc>
+        <w:tc>
+          <w:tcPr>
+            <w:tcW w:w="1701" w:type="dxa"/>
             <w:shd w:val="clear" w:color="auto" w:fill="FFFFFF"/>
-          </w:tcPr>
-          <w:p>
-            <w:r>
-              <w:rPr>
-                <w:color w:val="000000"/>
+            <w:vAlign w:val="center"/>
+          </w:tcPr>
+          <w:p>
+            <w:pPr>
+              <w:jc w:val="center"/>
+              <w:rPr>
+                <w:sz w:val="14"/>
+                <w:szCs w:val="14"/>
+              </w:rPr>
+            </w:pPr>
+            <w:r>
+              <w:rPr>
+                <w:sz w:val="14"/>
+                <w:szCs w:val="14"/>
+              </w:rPr>
+              <w:t>1. Ejecutar GET /api/v1/requerimientos.</w:t>
+            </w:r>
+          </w:p>
+          <w:p>
+            <w:pPr>
+              <w:jc w:val="center"/>
+              <w:rPr>
+                <w:sz w:val="14"/>
+                <w:szCs w:val="14"/>
+              </w:rPr>
+            </w:pPr>
+            <w:r>
+              <w:rPr>
+                <w:sz w:val="14"/>
+                <w:szCs w:val="14"/>
+              </w:rPr>
+              <w:t>2. No enviar token JWT.</w:t>
+            </w:r>
+          </w:p>
+          <w:p>
+            <w:pPr>
+              <w:jc w:val="center"/>
+              <w:rPr>
+                <w:color w:val="000000"/>
+                <w:sz w:val="14"/>
+                <w:szCs w:val="14"/>
+              </w:rPr>
+            </w:pPr>
+            <w:r>
+              <w:rPr>
+                <w:sz w:val="14"/>
+                <w:szCs w:val="14"/>
+              </w:rPr>
+              <w:t>3. Verificar rechazo por autenticación.</w:t>
+            </w:r>
+          </w:p>
+        </w:tc>
+        <w:tc>
+          <w:tcPr>
+            <w:tcW w:w="992" w:type="dxa"/>
+            <w:shd w:val="clear" w:color="auto" w:fill="FFFFFF"/>
+            <w:vAlign w:val="center"/>
+          </w:tcPr>
+          <w:p>
+            <w:pPr>
+              <w:jc w:val="center"/>
+              <w:rPr>
+                <w:sz w:val="14"/>
+                <w:szCs w:val="14"/>
+              </w:rPr>
+            </w:pPr>
+            <w:r>
+              <w:rPr>
+                <w:color w:val="000000"/>
+                <w:sz w:val="14"/>
+                <w:szCs w:val="14"/>
               </w:rPr>
               <w:t>HTTP 401.</w:t>
             </w:r>
@@ -2531,13 +3315,23 @@
         </w:tc>
         <w:tc>
           <w:tcPr>
-            <w:tcW w:w="991" w:type="dxa"/>
-            <w:shd w:val="clear" w:color="auto" w:fill="FFFFFF"/>
-          </w:tcPr>
-          <w:p>
-            <w:r>
-              <w:rPr>
-                <w:color w:val="000000"/>
+            <w:tcW w:w="1276" w:type="dxa"/>
+            <w:shd w:val="clear" w:color="auto" w:fill="E2EFDA"/>
+            <w:vAlign w:val="center"/>
+          </w:tcPr>
+          <w:p>
+            <w:pPr>
+              <w:jc w:val="center"/>
+              <w:rPr>
+                <w:sz w:val="14"/>
+                <w:szCs w:val="14"/>
+              </w:rPr>
+            </w:pPr>
+            <w:r>
+              <w:rPr>
+                <w:color w:val="000000"/>
+                <w:sz w:val="14"/>
+                <w:szCs w:val="14"/>
               </w:rPr>
               <w:t>HTTP 401.</w:t>
             </w:r>
@@ -2545,13 +3339,23 @@
         </w:tc>
         <w:tc>
           <w:tcPr>
-            <w:tcW w:w="594" w:type="dxa"/>
+            <w:tcW w:w="708" w:type="dxa"/>
             <w:shd w:val="clear" w:color="auto" w:fill="E2EFDA"/>
-          </w:tcPr>
-          <w:p>
-            <w:r>
-              <w:rPr>
-                <w:color w:val="000000"/>
+            <w:vAlign w:val="center"/>
+          </w:tcPr>
+          <w:p>
+            <w:pPr>
+              <w:jc w:val="center"/>
+              <w:rPr>
+                <w:sz w:val="14"/>
+                <w:szCs w:val="14"/>
+              </w:rPr>
+            </w:pPr>
+            <w:r>
+              <w:rPr>
+                <w:color w:val="000000"/>
+                <w:sz w:val="14"/>
+                <w:szCs w:val="14"/>
               </w:rPr>
               <w:t>PASS</w:t>
             </w:r>
@@ -2559,13 +3363,23 @@
         </w:tc>
         <w:tc>
           <w:tcPr>
-            <w:tcW w:w="1847" w:type="dxa"/>
-            <w:shd w:val="clear" w:color="auto" w:fill="FFFFFF"/>
-          </w:tcPr>
-          <w:p>
-            <w:r>
-              <w:rPr>
-                <w:color w:val="000000"/>
+            <w:tcW w:w="851" w:type="dxa"/>
+            <w:shd w:val="clear" w:color="auto" w:fill="E2EFDA"/>
+            <w:vAlign w:val="center"/>
+          </w:tcPr>
+          <w:p>
+            <w:pPr>
+              <w:jc w:val="center"/>
+              <w:rPr>
+                <w:sz w:val="14"/>
+                <w:szCs w:val="14"/>
+              </w:rPr>
+            </w:pPr>
+            <w:r>
+              <w:rPr>
+                <w:color w:val="000000"/>
+                <w:sz w:val="14"/>
+                <w:szCs w:val="14"/>
               </w:rPr>
               <w:t>compras_requerimientos.test.js – Test 4</w:t>
             </w:r>
@@ -2575,13 +3389,23 @@
       <w:tr>
         <w:tc>
           <w:tcPr>
-            <w:tcW w:w="418" w:type="dxa"/>
+            <w:tcW w:w="392" w:type="dxa"/>
             <w:shd w:val="clear" w:color="auto" w:fill="F2F2F2"/>
-          </w:tcPr>
-          <w:p>
-            <w:r>
-              <w:rPr>
-                <w:color w:val="000000"/>
+            <w:vAlign w:val="center"/>
+          </w:tcPr>
+          <w:p>
+            <w:pPr>
+              <w:jc w:val="center"/>
+              <w:rPr>
+                <w:sz w:val="14"/>
+                <w:szCs w:val="14"/>
+              </w:rPr>
+            </w:pPr>
+            <w:r>
+              <w:rPr>
+                <w:color w:val="000000"/>
+                <w:sz w:val="14"/>
+                <w:szCs w:val="14"/>
               </w:rPr>
               <w:t>CP-055</w:t>
             </w:r>
@@ -2589,69 +3413,191 @@
         </w:tc>
         <w:tc>
           <w:tcPr>
-            <w:tcW w:w="565" w:type="dxa"/>
+            <w:tcW w:w="850" w:type="dxa"/>
             <w:shd w:val="clear" w:color="auto" w:fill="F2F2F2"/>
-          </w:tcPr>
-          <w:p>
-            <w:r>
-              <w:rPr>
-                <w:color w:val="000000"/>
-              </w:rPr>
-              <w:t>Grupo 1</w:t>
-            </w:r>
-          </w:p>
-        </w:tc>
-        <w:tc>
-          <w:tcPr>
-            <w:tcW w:w="764" w:type="dxa"/>
+            <w:vAlign w:val="center"/>
+          </w:tcPr>
+          <w:p>
+            <w:pPr>
+              <w:jc w:val="center"/>
+              <w:rPr>
+                <w:sz w:val="14"/>
+                <w:szCs w:val="14"/>
+              </w:rPr>
+            </w:pPr>
+            <w:r>
+              <w:rPr>
+                <w:color w:val="000000"/>
+                <w:sz w:val="14"/>
+                <w:szCs w:val="14"/>
+              </w:rPr>
+              <w:t>Compras</w:t>
+            </w:r>
+          </w:p>
+        </w:tc>
+        <w:tc>
+          <w:tcPr>
+            <w:tcW w:w="851" w:type="dxa"/>
             <w:shd w:val="clear" w:color="auto" w:fill="F2F2F2"/>
-          </w:tcPr>
-          <w:p>
-            <w:r>
-              <w:rPr>
-                <w:color w:val="000000"/>
-              </w:rPr>
-              <w:t>Compras</w:t>
-            </w:r>
-          </w:p>
-        </w:tc>
-        <w:tc>
-          <w:tcPr>
-            <w:tcW w:w="1338" w:type="dxa"/>
+            <w:vAlign w:val="center"/>
+          </w:tcPr>
+          <w:p>
+            <w:pPr>
+              <w:jc w:val="center"/>
+              <w:rPr>
+                <w:sz w:val="14"/>
+                <w:szCs w:val="14"/>
+              </w:rPr>
+            </w:pPr>
+            <w:r>
+              <w:rPr>
+                <w:color w:val="000000"/>
+                <w:sz w:val="14"/>
+                <w:szCs w:val="14"/>
+              </w:rPr>
+              <w:t>GET /requerimientos con Residente: pasa RBAC (acceso lectura)</w:t>
+            </w:r>
+          </w:p>
+        </w:tc>
+        <w:tc>
+          <w:tcPr>
+            <w:tcW w:w="709" w:type="dxa"/>
             <w:shd w:val="clear" w:color="auto" w:fill="F2F2F2"/>
-          </w:tcPr>
-          <w:p>
-            <w:r>
-              <w:rPr>
-                <w:color w:val="000000"/>
-              </w:rPr>
-              <w:t>GET /requerimientos con Residente: pasa RBAC (acceso lectura)</w:t>
-            </w:r>
-          </w:p>
-        </w:tc>
-        <w:tc>
-          <w:tcPr>
-            <w:tcW w:w="1396" w:type="dxa"/>
+            <w:vAlign w:val="center"/>
+          </w:tcPr>
+          <w:p>
+            <w:pPr>
+              <w:jc w:val="center"/>
+              <w:rPr>
+                <w:sz w:val="14"/>
+                <w:szCs w:val="14"/>
+              </w:rPr>
+            </w:pPr>
+            <w:r>
+              <w:rPr>
+                <w:color w:val="000000"/>
+                <w:sz w:val="14"/>
+                <w:szCs w:val="14"/>
+              </w:rPr>
+              <w:t>Automatizada</w:t>
+            </w:r>
+          </w:p>
+        </w:tc>
+        <w:tc>
+          <w:tcPr>
+            <w:tcW w:w="1134" w:type="dxa"/>
             <w:shd w:val="clear" w:color="auto" w:fill="F2F2F2"/>
-          </w:tcPr>
-          <w:p>
-            <w:r>
-              <w:rPr>
-                <w:color w:val="000000"/>
-              </w:rPr>
-              <w:t>Automatizada</w:t>
-            </w:r>
-          </w:p>
-        </w:tc>
-        <w:tc>
-          <w:tcPr>
-            <w:tcW w:w="943" w:type="dxa"/>
+            <w:vAlign w:val="center"/>
+          </w:tcPr>
+          <w:p>
+            <w:pPr>
+              <w:jc w:val="center"/>
+              <w:rPr>
+                <w:color w:val="000000"/>
+                <w:sz w:val="14"/>
+                <w:szCs w:val="14"/>
+              </w:rPr>
+            </w:pPr>
+            <w:r>
+              <w:rPr>
+                <w:sz w:val="14"/>
+                <w:szCs w:val="14"/>
+              </w:rPr>
+              <w:t>Servidor levantado. Token JWT válido con rol Residente. El rol tiene permiso de lectura sobre requerimientos.</w:t>
+            </w:r>
+          </w:p>
+        </w:tc>
+        <w:tc>
+          <w:tcPr>
+            <w:tcW w:w="1701" w:type="dxa"/>
             <w:shd w:val="clear" w:color="auto" w:fill="F2F2F2"/>
-          </w:tcPr>
-          <w:p>
-            <w:r>
-              <w:rPr>
-                <w:color w:val="000000"/>
+            <w:vAlign w:val="center"/>
+          </w:tcPr>
+          <w:p>
+            <w:pPr>
+              <w:jc w:val="center"/>
+              <w:rPr>
+                <w:sz w:val="14"/>
+                <w:szCs w:val="14"/>
+              </w:rPr>
+            </w:pPr>
+            <w:r>
+              <w:rPr>
+                <w:sz w:val="14"/>
+                <w:szCs w:val="14"/>
+              </w:rPr>
+              <w:t>1. Generar token Residente válido.</w:t>
+            </w:r>
+          </w:p>
+          <w:p>
+            <w:pPr>
+              <w:jc w:val="center"/>
+              <w:rPr>
+                <w:sz w:val="14"/>
+                <w:szCs w:val="14"/>
+              </w:rPr>
+            </w:pPr>
+            <w:r>
+              <w:rPr>
+                <w:sz w:val="14"/>
+                <w:szCs w:val="14"/>
+              </w:rPr>
+              <w:t>2. Ejecutar GET /api/v1/requerimientos.</w:t>
+            </w:r>
+          </w:p>
+          <w:p>
+            <w:pPr>
+              <w:jc w:val="center"/>
+              <w:rPr>
+                <w:sz w:val="14"/>
+                <w:szCs w:val="14"/>
+              </w:rPr>
+            </w:pPr>
+            <w:r>
+              <w:rPr>
+                <w:sz w:val="14"/>
+                <w:szCs w:val="14"/>
+              </w:rPr>
+              <w:t>3. Enviar Authorization: Bearer &lt;token_residente&gt;.</w:t>
+            </w:r>
+          </w:p>
+          <w:p>
+            <w:pPr>
+              <w:jc w:val="center"/>
+              <w:rPr>
+                <w:color w:val="000000"/>
+                <w:sz w:val="14"/>
+                <w:szCs w:val="14"/>
+              </w:rPr>
+            </w:pPr>
+            <w:r>
+              <w:rPr>
+                <w:sz w:val="14"/>
+                <w:szCs w:val="14"/>
+              </w:rPr>
+              <w:t>4. Verificar que no retorne 401 ni 403.</w:t>
+            </w:r>
+          </w:p>
+        </w:tc>
+        <w:tc>
+          <w:tcPr>
+            <w:tcW w:w="992" w:type="dxa"/>
+            <w:shd w:val="clear" w:color="auto" w:fill="F2F2F2"/>
+            <w:vAlign w:val="center"/>
+          </w:tcPr>
+          <w:p>
+            <w:pPr>
+              <w:jc w:val="center"/>
+              <w:rPr>
+                <w:sz w:val="14"/>
+                <w:szCs w:val="14"/>
+              </w:rPr>
+            </w:pPr>
+            <w:r>
+              <w:rPr>
+                <w:color w:val="000000"/>
+                <w:sz w:val="14"/>
+                <w:szCs w:val="14"/>
               </w:rPr>
               <w:t>HTTP 200 o 500 (no 401 ni 403).</w:t>
             </w:r>
@@ -2659,13 +3605,23 @@
         </w:tc>
         <w:tc>
           <w:tcPr>
-            <w:tcW w:w="991" w:type="dxa"/>
-            <w:shd w:val="clear" w:color="auto" w:fill="F2F2F2"/>
-          </w:tcPr>
-          <w:p>
-            <w:r>
-              <w:rPr>
-                <w:color w:val="000000"/>
+            <w:tcW w:w="1276" w:type="dxa"/>
+            <w:shd w:val="clear" w:color="auto" w:fill="E2EFDA"/>
+            <w:vAlign w:val="center"/>
+          </w:tcPr>
+          <w:p>
+            <w:pPr>
+              <w:jc w:val="center"/>
+              <w:rPr>
+                <w:sz w:val="14"/>
+                <w:szCs w:val="14"/>
+              </w:rPr>
+            </w:pPr>
+            <w:r>
+              <w:rPr>
+                <w:color w:val="000000"/>
+                <w:sz w:val="14"/>
+                <w:szCs w:val="14"/>
               </w:rPr>
               <w:t>HTTP 200 o 500 según disponibilidad.</w:t>
             </w:r>
@@ -2673,13 +3629,23 @@
         </w:tc>
         <w:tc>
           <w:tcPr>
-            <w:tcW w:w="594" w:type="dxa"/>
+            <w:tcW w:w="708" w:type="dxa"/>
             <w:shd w:val="clear" w:color="auto" w:fill="E2EFDA"/>
-          </w:tcPr>
-          <w:p>
-            <w:r>
-              <w:rPr>
-                <w:color w:val="000000"/>
+            <w:vAlign w:val="center"/>
+          </w:tcPr>
+          <w:p>
+            <w:pPr>
+              <w:jc w:val="center"/>
+              <w:rPr>
+                <w:sz w:val="14"/>
+                <w:szCs w:val="14"/>
+              </w:rPr>
+            </w:pPr>
+            <w:r>
+              <w:rPr>
+                <w:color w:val="000000"/>
+                <w:sz w:val="14"/>
+                <w:szCs w:val="14"/>
               </w:rPr>
               <w:t>PASS</w:t>
             </w:r>
@@ -2687,13 +3653,23 @@
         </w:tc>
         <w:tc>
           <w:tcPr>
-            <w:tcW w:w="1847" w:type="dxa"/>
-            <w:shd w:val="clear" w:color="auto" w:fill="F2F2F2"/>
-          </w:tcPr>
-          <w:p>
-            <w:r>
-              <w:rPr>
-                <w:color w:val="000000"/>
+            <w:tcW w:w="851" w:type="dxa"/>
+            <w:shd w:val="clear" w:color="auto" w:fill="E2EFDA"/>
+            <w:vAlign w:val="center"/>
+          </w:tcPr>
+          <w:p>
+            <w:pPr>
+              <w:jc w:val="center"/>
+              <w:rPr>
+                <w:sz w:val="14"/>
+                <w:szCs w:val="14"/>
+              </w:rPr>
+            </w:pPr>
+            <w:r>
+              <w:rPr>
+                <w:color w:val="000000"/>
+                <w:sz w:val="14"/>
+                <w:szCs w:val="14"/>
               </w:rPr>
               <w:t>compras_requerimientos.test.js – Test 5</w:t>
             </w:r>
@@ -2703,13 +3679,23 @@
       <w:tr>
         <w:tc>
           <w:tcPr>
-            <w:tcW w:w="418" w:type="dxa"/>
+            <w:tcW w:w="392" w:type="dxa"/>
             <w:shd w:val="clear" w:color="auto" w:fill="FFFFFF"/>
-          </w:tcPr>
-          <w:p>
-            <w:r>
-              <w:rPr>
-                <w:color w:val="000000"/>
+            <w:vAlign w:val="center"/>
+          </w:tcPr>
+          <w:p>
+            <w:pPr>
+              <w:jc w:val="center"/>
+              <w:rPr>
+                <w:sz w:val="14"/>
+                <w:szCs w:val="14"/>
+              </w:rPr>
+            </w:pPr>
+            <w:r>
+              <w:rPr>
+                <w:color w:val="000000"/>
+                <w:sz w:val="14"/>
+                <w:szCs w:val="14"/>
               </w:rPr>
               <w:t>CP-056</w:t>
             </w:r>
@@ -2717,127 +3703,263 @@
         </w:tc>
         <w:tc>
           <w:tcPr>
-            <w:tcW w:w="565" w:type="dxa"/>
+            <w:tcW w:w="850" w:type="dxa"/>
             <w:shd w:val="clear" w:color="auto" w:fill="FFFFFF"/>
-          </w:tcPr>
-          <w:p>
-            <w:r>
-              <w:rPr>
-                <w:color w:val="000000"/>
-              </w:rPr>
-              <w:t>Grupo 1</w:t>
-            </w:r>
-          </w:p>
-        </w:tc>
-        <w:tc>
-          <w:tcPr>
-            <w:tcW w:w="764" w:type="dxa"/>
+            <w:vAlign w:val="center"/>
+          </w:tcPr>
+          <w:p>
+            <w:pPr>
+              <w:jc w:val="center"/>
+              <w:rPr>
+                <w:sz w:val="14"/>
+                <w:szCs w:val="14"/>
+              </w:rPr>
+            </w:pPr>
+            <w:r>
+              <w:rPr>
+                <w:color w:val="000000"/>
+                <w:sz w:val="14"/>
+                <w:szCs w:val="14"/>
+              </w:rPr>
+              <w:t>Compras</w:t>
+            </w:r>
+          </w:p>
+        </w:tc>
+        <w:tc>
+          <w:tcPr>
+            <w:tcW w:w="851" w:type="dxa"/>
             <w:shd w:val="clear" w:color="auto" w:fill="FFFFFF"/>
-          </w:tcPr>
-          <w:p>
-            <w:r>
-              <w:rPr>
-                <w:color w:val="000000"/>
-              </w:rPr>
-              <w:t>Compras</w:t>
-            </w:r>
-          </w:p>
-        </w:tc>
-        <w:tc>
-          <w:tcPr>
-            <w:tcW w:w="1338" w:type="dxa"/>
+            <w:vAlign w:val="center"/>
+          </w:tcPr>
+          <w:p>
+            <w:pPr>
+              <w:jc w:val="center"/>
+              <w:rPr>
+                <w:sz w:val="14"/>
+                <w:szCs w:val="14"/>
+              </w:rPr>
+            </w:pPr>
+            <w:r>
+              <w:rPr>
+                <w:color w:val="000000"/>
+                <w:sz w:val="14"/>
+                <w:szCs w:val="14"/>
+              </w:rPr>
+              <w:t>GET /requerimientos con Admin: pasa RBAC</w:t>
+            </w:r>
+          </w:p>
+        </w:tc>
+        <w:tc>
+          <w:tcPr>
+            <w:tcW w:w="709" w:type="dxa"/>
             <w:shd w:val="clear" w:color="auto" w:fill="FFFFFF"/>
-          </w:tcPr>
-          <w:p>
-            <w:r>
-              <w:rPr>
-                <w:color w:val="000000"/>
-              </w:rPr>
-              <w:t>GET /requerimientos con Admin: pasa RBAC</w:t>
-            </w:r>
-          </w:p>
-        </w:tc>
-        <w:tc>
-          <w:tcPr>
-            <w:tcW w:w="1396" w:type="dxa"/>
+            <w:vAlign w:val="center"/>
+          </w:tcPr>
+          <w:p>
+            <w:pPr>
+              <w:jc w:val="center"/>
+              <w:rPr>
+                <w:sz w:val="14"/>
+                <w:szCs w:val="14"/>
+              </w:rPr>
+            </w:pPr>
+            <w:r>
+              <w:rPr>
+                <w:color w:val="000000"/>
+                <w:sz w:val="14"/>
+                <w:szCs w:val="14"/>
+              </w:rPr>
+              <w:t>Automatizada</w:t>
+            </w:r>
+          </w:p>
+        </w:tc>
+        <w:tc>
+          <w:tcPr>
+            <w:tcW w:w="1134" w:type="dxa"/>
             <w:shd w:val="clear" w:color="auto" w:fill="FFFFFF"/>
-          </w:tcPr>
-          <w:p>
-            <w:r>
-              <w:rPr>
-                <w:color w:val="000000"/>
-              </w:rPr>
-              <w:t>Automatizada</w:t>
-            </w:r>
-          </w:p>
-        </w:tc>
-        <w:tc>
-          <w:tcPr>
-            <w:tcW w:w="943" w:type="dxa"/>
+            <w:vAlign w:val="center"/>
+          </w:tcPr>
+          <w:p>
+            <w:pPr>
+              <w:jc w:val="center"/>
+              <w:rPr>
+                <w:color w:val="000000"/>
+                <w:sz w:val="14"/>
+                <w:szCs w:val="14"/>
+              </w:rPr>
+            </w:pPr>
+            <w:r>
+              <w:rPr>
+                <w:sz w:val="14"/>
+                <w:szCs w:val="14"/>
+              </w:rPr>
+              <w:t>Servidor levantado. Token JWT válido con rol Administrador del Sistema.</w:t>
+            </w:r>
+          </w:p>
+        </w:tc>
+        <w:tc>
+          <w:tcPr>
+            <w:tcW w:w="1701" w:type="dxa"/>
             <w:shd w:val="clear" w:color="auto" w:fill="FFFFFF"/>
-          </w:tcPr>
-          <w:p>
-            <w:r>
-              <w:rPr>
-                <w:color w:val="000000"/>
-              </w:rPr>
-              <w:t xml:space="preserve">HTTP 200 o 500 (no 401 ni </w:t>
-            </w:r>
-            <w:r>
-              <w:rPr>
-                <w:color w:val="000000"/>
-              </w:rPr>
-              <w:lastRenderedPageBreak/>
-              <w:t>403).</w:t>
-            </w:r>
-          </w:p>
-        </w:tc>
-        <w:tc>
-          <w:tcPr>
-            <w:tcW w:w="991" w:type="dxa"/>
+            <w:vAlign w:val="center"/>
+          </w:tcPr>
+          <w:p>
+            <w:pPr>
+              <w:jc w:val="center"/>
+              <w:rPr>
+                <w:sz w:val="14"/>
+                <w:szCs w:val="14"/>
+              </w:rPr>
+            </w:pPr>
+            <w:r>
+              <w:rPr>
+                <w:sz w:val="14"/>
+                <w:szCs w:val="14"/>
+              </w:rPr>
+              <w:t>1. Generar token Admin válido.</w:t>
+            </w:r>
+          </w:p>
+          <w:p>
+            <w:pPr>
+              <w:jc w:val="center"/>
+              <w:rPr>
+                <w:sz w:val="14"/>
+                <w:szCs w:val="14"/>
+              </w:rPr>
+            </w:pPr>
+            <w:r>
+              <w:rPr>
+                <w:sz w:val="14"/>
+                <w:szCs w:val="14"/>
+              </w:rPr>
+              <w:t>2. Ejecutar GET /api/v1/requerimientos.</w:t>
+            </w:r>
+          </w:p>
+          <w:p>
+            <w:pPr>
+              <w:jc w:val="center"/>
+              <w:rPr>
+                <w:sz w:val="14"/>
+                <w:szCs w:val="14"/>
+              </w:rPr>
+            </w:pPr>
+            <w:r>
+              <w:rPr>
+                <w:sz w:val="14"/>
+                <w:szCs w:val="14"/>
+              </w:rPr>
+              <w:t>3. Enviar Authorization: Bearer &lt;token_admin&gt;.</w:t>
+            </w:r>
+          </w:p>
+          <w:p>
+            <w:pPr>
+              <w:jc w:val="center"/>
+              <w:rPr>
+                <w:color w:val="000000"/>
+                <w:sz w:val="14"/>
+                <w:szCs w:val="14"/>
+              </w:rPr>
+            </w:pPr>
+            <w:r>
+              <w:rPr>
+                <w:sz w:val="14"/>
+                <w:szCs w:val="14"/>
+              </w:rPr>
+              <w:t>4. Verificar que el rol no sea bloqueado.</w:t>
+            </w:r>
+          </w:p>
+        </w:tc>
+        <w:tc>
+          <w:tcPr>
+            <w:tcW w:w="992" w:type="dxa"/>
             <w:shd w:val="clear" w:color="auto" w:fill="FFFFFF"/>
-          </w:tcPr>
-          <w:p>
-            <w:r>
-              <w:rPr>
-                <w:color w:val="000000"/>
-              </w:rPr>
-              <w:lastRenderedPageBreak/>
-              <w:t>HTTP 200 o 500 según disponi</w:t>
-            </w:r>
-            <w:r>
-              <w:rPr>
-                <w:color w:val="000000"/>
-              </w:rPr>
-              <w:lastRenderedPageBreak/>
-              <w:t>bilidad.</w:t>
-            </w:r>
-          </w:p>
-        </w:tc>
-        <w:tc>
-          <w:tcPr>
-            <w:tcW w:w="594" w:type="dxa"/>
+            <w:vAlign w:val="center"/>
+          </w:tcPr>
+          <w:p>
+            <w:pPr>
+              <w:jc w:val="center"/>
+              <w:rPr>
+                <w:sz w:val="14"/>
+                <w:szCs w:val="14"/>
+              </w:rPr>
+            </w:pPr>
+            <w:r>
+              <w:rPr>
+                <w:color w:val="000000"/>
+                <w:sz w:val="14"/>
+                <w:szCs w:val="14"/>
+              </w:rPr>
+              <w:t>HTTP 200 o 500 (no 401 ni 403).</w:t>
+            </w:r>
+          </w:p>
+        </w:tc>
+        <w:tc>
+          <w:tcPr>
+            <w:tcW w:w="1276" w:type="dxa"/>
             <w:shd w:val="clear" w:color="auto" w:fill="E2EFDA"/>
-          </w:tcPr>
-          <w:p>
-            <w:r>
-              <w:rPr>
-                <w:color w:val="000000"/>
-              </w:rPr>
-              <w:lastRenderedPageBreak/>
+            <w:vAlign w:val="center"/>
+          </w:tcPr>
+          <w:p>
+            <w:pPr>
+              <w:jc w:val="center"/>
+              <w:rPr>
+                <w:sz w:val="14"/>
+                <w:szCs w:val="14"/>
+              </w:rPr>
+            </w:pPr>
+            <w:r>
+              <w:rPr>
+                <w:color w:val="000000"/>
+                <w:sz w:val="14"/>
+                <w:szCs w:val="14"/>
+              </w:rPr>
+              <w:t>HTTP 200 o 500 según disponibilidad.</w:t>
+            </w:r>
+          </w:p>
+        </w:tc>
+        <w:tc>
+          <w:tcPr>
+            <w:tcW w:w="708" w:type="dxa"/>
+            <w:shd w:val="clear" w:color="auto" w:fill="E2EFDA"/>
+            <w:vAlign w:val="center"/>
+          </w:tcPr>
+          <w:p>
+            <w:pPr>
+              <w:jc w:val="center"/>
+              <w:rPr>
+                <w:sz w:val="14"/>
+                <w:szCs w:val="14"/>
+              </w:rPr>
+            </w:pPr>
+            <w:r>
+              <w:rPr>
+                <w:color w:val="000000"/>
+                <w:sz w:val="14"/>
+                <w:szCs w:val="14"/>
+              </w:rPr>
               <w:t>PASS</w:t>
             </w:r>
           </w:p>
         </w:tc>
         <w:tc>
           <w:tcPr>
-            <w:tcW w:w="1847" w:type="dxa"/>
-            <w:shd w:val="clear" w:color="auto" w:fill="FFFFFF"/>
-          </w:tcPr>
-          <w:p>
-            <w:r>
-              <w:rPr>
-                <w:color w:val="000000"/>
+            <w:tcW w:w="851" w:type="dxa"/>
+            <w:shd w:val="clear" w:color="auto" w:fill="E2EFDA"/>
+            <w:vAlign w:val="center"/>
+          </w:tcPr>
+          <w:p>
+            <w:pPr>
+              <w:jc w:val="center"/>
+              <w:rPr>
+                <w:sz w:val="14"/>
+                <w:szCs w:val="14"/>
+              </w:rPr>
+            </w:pPr>
+            <w:r>
+              <w:rPr>
+                <w:color w:val="000000"/>
+                <w:sz w:val="14"/>
+                <w:szCs w:val="14"/>
               </w:rPr>
               <w:t>compras_requerimientos.test.js – Test 6</w:t>
             </w:r>
@@ -2847,13 +3969,23 @@
       <w:tr>
         <w:tc>
           <w:tcPr>
-            <w:tcW w:w="418" w:type="dxa"/>
+            <w:tcW w:w="392" w:type="dxa"/>
             <w:shd w:val="clear" w:color="auto" w:fill="F2F2F2"/>
-          </w:tcPr>
-          <w:p>
-            <w:r>
-              <w:rPr>
-                <w:color w:val="000000"/>
+            <w:vAlign w:val="center"/>
+          </w:tcPr>
+          <w:p>
+            <w:pPr>
+              <w:jc w:val="center"/>
+              <w:rPr>
+                <w:sz w:val="14"/>
+                <w:szCs w:val="14"/>
+              </w:rPr>
+            </w:pPr>
+            <w:r>
+              <w:rPr>
+                <w:color w:val="000000"/>
+                <w:sz w:val="14"/>
+                <w:szCs w:val="14"/>
               </w:rPr>
               <w:t>CP-057</w:t>
             </w:r>
@@ -2861,69 +3993,207 @@
         </w:tc>
         <w:tc>
           <w:tcPr>
-            <w:tcW w:w="565" w:type="dxa"/>
+            <w:tcW w:w="850" w:type="dxa"/>
             <w:shd w:val="clear" w:color="auto" w:fill="F2F2F2"/>
-          </w:tcPr>
-          <w:p>
-            <w:r>
-              <w:rPr>
-                <w:color w:val="000000"/>
-              </w:rPr>
-              <w:t>Grupo 1</w:t>
-            </w:r>
-          </w:p>
-        </w:tc>
-        <w:tc>
-          <w:tcPr>
-            <w:tcW w:w="764" w:type="dxa"/>
+            <w:vAlign w:val="center"/>
+          </w:tcPr>
+          <w:p>
+            <w:pPr>
+              <w:jc w:val="center"/>
+              <w:rPr>
+                <w:sz w:val="14"/>
+                <w:szCs w:val="14"/>
+              </w:rPr>
+            </w:pPr>
+            <w:r>
+              <w:rPr>
+                <w:color w:val="000000"/>
+                <w:sz w:val="14"/>
+                <w:szCs w:val="14"/>
+              </w:rPr>
+              <w:t>Compras</w:t>
+            </w:r>
+          </w:p>
+        </w:tc>
+        <w:tc>
+          <w:tcPr>
+            <w:tcW w:w="851" w:type="dxa"/>
             <w:shd w:val="clear" w:color="auto" w:fill="F2F2F2"/>
-          </w:tcPr>
-          <w:p>
-            <w:r>
-              <w:rPr>
-                <w:color w:val="000000"/>
-              </w:rPr>
-              <w:t>Compras</w:t>
-            </w:r>
-          </w:p>
-        </w:tc>
-        <w:tc>
-          <w:tcPr>
-            <w:tcW w:w="1338" w:type="dxa"/>
+            <w:vAlign w:val="center"/>
+          </w:tcPr>
+          <w:p>
+            <w:pPr>
+              <w:jc w:val="center"/>
+              <w:rPr>
+                <w:sz w:val="14"/>
+                <w:szCs w:val="14"/>
+              </w:rPr>
+            </w:pPr>
+            <w:r>
+              <w:rPr>
+                <w:color w:val="000000"/>
+                <w:sz w:val="14"/>
+                <w:szCs w:val="14"/>
+              </w:rPr>
+              <w:t>DELETE /requerimientos/:id con Residente: RBAC deniega</w:t>
+            </w:r>
+          </w:p>
+        </w:tc>
+        <w:tc>
+          <w:tcPr>
+            <w:tcW w:w="709" w:type="dxa"/>
             <w:shd w:val="clear" w:color="auto" w:fill="F2F2F2"/>
-          </w:tcPr>
-          <w:p>
-            <w:r>
-              <w:rPr>
-                <w:color w:val="000000"/>
-              </w:rPr>
-              <w:t>DELETE /requerimientos/:id con Residente: RBAC deniega</w:t>
-            </w:r>
-          </w:p>
-        </w:tc>
-        <w:tc>
-          <w:tcPr>
-            <w:tcW w:w="1396" w:type="dxa"/>
+            <w:vAlign w:val="center"/>
+          </w:tcPr>
+          <w:p>
+            <w:pPr>
+              <w:jc w:val="center"/>
+              <w:rPr>
+                <w:sz w:val="14"/>
+                <w:szCs w:val="14"/>
+              </w:rPr>
+            </w:pPr>
+            <w:r>
+              <w:rPr>
+                <w:color w:val="000000"/>
+                <w:sz w:val="14"/>
+                <w:szCs w:val="14"/>
+              </w:rPr>
+              <w:t>Automatizada</w:t>
+            </w:r>
+          </w:p>
+        </w:tc>
+        <w:tc>
+          <w:tcPr>
+            <w:tcW w:w="1134" w:type="dxa"/>
             <w:shd w:val="clear" w:color="auto" w:fill="F2F2F2"/>
-          </w:tcPr>
-          <w:p>
-            <w:r>
-              <w:rPr>
-                <w:color w:val="000000"/>
-              </w:rPr>
-              <w:t>Automatizada</w:t>
-            </w:r>
-          </w:p>
-        </w:tc>
-        <w:tc>
-          <w:tcPr>
-            <w:tcW w:w="943" w:type="dxa"/>
+            <w:vAlign w:val="center"/>
+          </w:tcPr>
+          <w:p>
+            <w:pPr>
+              <w:jc w:val="center"/>
+              <w:rPr>
+                <w:color w:val="000000"/>
+                <w:sz w:val="14"/>
+                <w:szCs w:val="14"/>
+              </w:rPr>
+            </w:pPr>
+            <w:r>
+              <w:rPr>
+                <w:sz w:val="14"/>
+                <w:szCs w:val="14"/>
+              </w:rPr>
+              <w:t>Servidor levantado. Token JWT válido con rol Residente. ID de requerimiento de prueba definido.</w:t>
+            </w:r>
+          </w:p>
+        </w:tc>
+        <w:tc>
+          <w:tcPr>
+            <w:tcW w:w="1701" w:type="dxa"/>
             <w:shd w:val="clear" w:color="auto" w:fill="F2F2F2"/>
-          </w:tcPr>
-          <w:p>
-            <w:r>
-              <w:rPr>
-                <w:color w:val="000000"/>
+            <w:vAlign w:val="center"/>
+          </w:tcPr>
+          <w:p>
+            <w:pPr>
+              <w:jc w:val="center"/>
+              <w:rPr>
+                <w:sz w:val="14"/>
+                <w:szCs w:val="14"/>
+              </w:rPr>
+            </w:pPr>
+            <w:r>
+              <w:rPr>
+                <w:sz w:val="14"/>
+                <w:szCs w:val="14"/>
+              </w:rPr>
+              <w:t>1. Generar token Residente válido.</w:t>
+            </w:r>
+          </w:p>
+          <w:p>
+            <w:pPr>
+              <w:jc w:val="center"/>
+              <w:rPr>
+                <w:sz w:val="14"/>
+                <w:szCs w:val="14"/>
+              </w:rPr>
+            </w:pPr>
+            <w:r>
+              <w:rPr>
+                <w:sz w:val="14"/>
+                <w:szCs w:val="14"/>
+              </w:rPr>
+              <w:t>2. Ejecutar DELETE /api/v1/requerimientos/&lt;</w:t>
+            </w:r>
+            <w:proofErr w:type="spellStart"/>
+            <w:r>
+              <w:rPr>
+                <w:sz w:val="14"/>
+                <w:szCs w:val="14"/>
+              </w:rPr>
+              <w:t>idRequerimiento</w:t>
+            </w:r>
+            <w:proofErr w:type="spellEnd"/>
+            <w:r>
+              <w:rPr>
+                <w:sz w:val="14"/>
+                <w:szCs w:val="14"/>
+              </w:rPr>
+              <w:t>&gt;.</w:t>
+            </w:r>
+          </w:p>
+          <w:p>
+            <w:pPr>
+              <w:jc w:val="center"/>
+              <w:rPr>
+                <w:sz w:val="14"/>
+                <w:szCs w:val="14"/>
+              </w:rPr>
+            </w:pPr>
+            <w:r>
+              <w:rPr>
+                <w:sz w:val="14"/>
+                <w:szCs w:val="14"/>
+              </w:rPr>
+              <w:t>3. Enviar Authorization: Bearer &lt;token_residente&gt;.</w:t>
+            </w:r>
+          </w:p>
+          <w:p>
+            <w:pPr>
+              <w:jc w:val="center"/>
+              <w:rPr>
+                <w:color w:val="000000"/>
+                <w:sz w:val="14"/>
+                <w:szCs w:val="14"/>
+              </w:rPr>
+            </w:pPr>
+            <w:r>
+              <w:rPr>
+                <w:sz w:val="14"/>
+                <w:szCs w:val="14"/>
+              </w:rPr>
+              <w:t>4. Validar rechazo por permisos insuficientes.</w:t>
+            </w:r>
+          </w:p>
+        </w:tc>
+        <w:tc>
+          <w:tcPr>
+            <w:tcW w:w="992" w:type="dxa"/>
+            <w:shd w:val="clear" w:color="auto" w:fill="F2F2F2"/>
+            <w:vAlign w:val="center"/>
+          </w:tcPr>
+          <w:p>
+            <w:pPr>
+              <w:jc w:val="center"/>
+              <w:rPr>
+                <w:sz w:val="14"/>
+                <w:szCs w:val="14"/>
+              </w:rPr>
+            </w:pPr>
+            <w:r>
+              <w:rPr>
+                <w:color w:val="000000"/>
+                <w:sz w:val="14"/>
+                <w:szCs w:val="14"/>
               </w:rPr>
               <w:t>HTTP 403.</w:t>
             </w:r>
@@ -2931,13 +4201,23 @@
         </w:tc>
         <w:tc>
           <w:tcPr>
-            <w:tcW w:w="991" w:type="dxa"/>
-            <w:shd w:val="clear" w:color="auto" w:fill="F2F2F2"/>
-          </w:tcPr>
-          <w:p>
-            <w:r>
-              <w:rPr>
-                <w:color w:val="000000"/>
+            <w:tcW w:w="1276" w:type="dxa"/>
+            <w:shd w:val="clear" w:color="auto" w:fill="E2EFDA"/>
+            <w:vAlign w:val="center"/>
+          </w:tcPr>
+          <w:p>
+            <w:pPr>
+              <w:jc w:val="center"/>
+              <w:rPr>
+                <w:sz w:val="14"/>
+                <w:szCs w:val="14"/>
+              </w:rPr>
+            </w:pPr>
+            <w:r>
+              <w:rPr>
+                <w:color w:val="000000"/>
+                <w:sz w:val="14"/>
+                <w:szCs w:val="14"/>
               </w:rPr>
               <w:t>HTTP 403.</w:t>
             </w:r>
@@ -2945,13 +4225,23 @@
         </w:tc>
         <w:tc>
           <w:tcPr>
-            <w:tcW w:w="594" w:type="dxa"/>
+            <w:tcW w:w="708" w:type="dxa"/>
             <w:shd w:val="clear" w:color="auto" w:fill="E2EFDA"/>
-          </w:tcPr>
-          <w:p>
-            <w:r>
-              <w:rPr>
-                <w:color w:val="000000"/>
+            <w:vAlign w:val="center"/>
+          </w:tcPr>
+          <w:p>
+            <w:pPr>
+              <w:jc w:val="center"/>
+              <w:rPr>
+                <w:sz w:val="14"/>
+                <w:szCs w:val="14"/>
+              </w:rPr>
+            </w:pPr>
+            <w:r>
+              <w:rPr>
+                <w:color w:val="000000"/>
+                <w:sz w:val="14"/>
+                <w:szCs w:val="14"/>
               </w:rPr>
               <w:t>PASS</w:t>
             </w:r>
@@ -2959,13 +4249,23 @@
         </w:tc>
         <w:tc>
           <w:tcPr>
-            <w:tcW w:w="1847" w:type="dxa"/>
-            <w:shd w:val="clear" w:color="auto" w:fill="F2F2F2"/>
-          </w:tcPr>
-          <w:p>
-            <w:r>
-              <w:rPr>
-                <w:color w:val="000000"/>
+            <w:tcW w:w="851" w:type="dxa"/>
+            <w:shd w:val="clear" w:color="auto" w:fill="E2EFDA"/>
+            <w:vAlign w:val="center"/>
+          </w:tcPr>
+          <w:p>
+            <w:pPr>
+              <w:jc w:val="center"/>
+              <w:rPr>
+                <w:sz w:val="14"/>
+                <w:szCs w:val="14"/>
+              </w:rPr>
+            </w:pPr>
+            <w:r>
+              <w:rPr>
+                <w:color w:val="000000"/>
+                <w:sz w:val="14"/>
+                <w:szCs w:val="14"/>
               </w:rPr>
               <w:t>compras_requerimientos.test.js – Test 7</w:t>
             </w:r>
@@ -2975,83 +4275,232 @@
       <w:tr>
         <w:tc>
           <w:tcPr>
-            <w:tcW w:w="418" w:type="dxa"/>
+            <w:tcW w:w="392" w:type="dxa"/>
             <w:shd w:val="clear" w:color="auto" w:fill="FFFFFF"/>
-          </w:tcPr>
-          <w:p>
-            <w:r>
-              <w:rPr>
-                <w:color w:val="000000"/>
-              </w:rPr>
+            <w:vAlign w:val="center"/>
+          </w:tcPr>
+          <w:p>
+            <w:pPr>
+              <w:jc w:val="center"/>
+              <w:rPr>
+                <w:sz w:val="14"/>
+                <w:szCs w:val="14"/>
+              </w:rPr>
+            </w:pPr>
+            <w:r>
+              <w:rPr>
+                <w:color w:val="000000"/>
+                <w:sz w:val="14"/>
+                <w:szCs w:val="14"/>
+              </w:rPr>
+              <w:lastRenderedPageBreak/>
               <w:t>CP-058</w:t>
             </w:r>
           </w:p>
         </w:tc>
         <w:tc>
           <w:tcPr>
-            <w:tcW w:w="565" w:type="dxa"/>
+            <w:tcW w:w="850" w:type="dxa"/>
             <w:shd w:val="clear" w:color="auto" w:fill="FFFFFF"/>
-          </w:tcPr>
-          <w:p>
-            <w:r>
-              <w:rPr>
-                <w:color w:val="000000"/>
-              </w:rPr>
-              <w:t>Grupo 1</w:t>
-            </w:r>
-          </w:p>
-        </w:tc>
-        <w:tc>
-          <w:tcPr>
-            <w:tcW w:w="764" w:type="dxa"/>
+            <w:vAlign w:val="center"/>
+          </w:tcPr>
+          <w:p>
+            <w:pPr>
+              <w:jc w:val="center"/>
+              <w:rPr>
+                <w:sz w:val="14"/>
+                <w:szCs w:val="14"/>
+              </w:rPr>
+            </w:pPr>
+            <w:r>
+              <w:rPr>
+                <w:color w:val="000000"/>
+                <w:sz w:val="14"/>
+                <w:szCs w:val="14"/>
+              </w:rPr>
+              <w:t>Compras</w:t>
+            </w:r>
+          </w:p>
+        </w:tc>
+        <w:tc>
+          <w:tcPr>
+            <w:tcW w:w="851" w:type="dxa"/>
             <w:shd w:val="clear" w:color="auto" w:fill="FFFFFF"/>
-          </w:tcPr>
-          <w:p>
-            <w:r>
-              <w:rPr>
-                <w:color w:val="000000"/>
-              </w:rPr>
-              <w:t>Compras</w:t>
-            </w:r>
-          </w:p>
-        </w:tc>
-        <w:tc>
-          <w:tcPr>
-            <w:tcW w:w="1338" w:type="dxa"/>
+            <w:vAlign w:val="center"/>
+          </w:tcPr>
+          <w:p>
+            <w:pPr>
+              <w:jc w:val="center"/>
+              <w:rPr>
+                <w:sz w:val="14"/>
+                <w:szCs w:val="14"/>
+              </w:rPr>
+            </w:pPr>
+            <w:r>
+              <w:rPr>
+                <w:color w:val="000000"/>
+                <w:sz w:val="14"/>
+                <w:szCs w:val="14"/>
+              </w:rPr>
+              <w:t>POST /requerimientos con Residente sin body: validación campos</w:t>
+            </w:r>
+          </w:p>
+        </w:tc>
+        <w:tc>
+          <w:tcPr>
+            <w:tcW w:w="709" w:type="dxa"/>
             <w:shd w:val="clear" w:color="auto" w:fill="FFFFFF"/>
-          </w:tcPr>
-          <w:p>
-            <w:r>
-              <w:rPr>
-                <w:color w:val="000000"/>
-              </w:rPr>
-              <w:t>POST /requerimientos con Residente sin body: validación campos</w:t>
-            </w:r>
-          </w:p>
-        </w:tc>
-        <w:tc>
-          <w:tcPr>
-            <w:tcW w:w="1396" w:type="dxa"/>
+            <w:vAlign w:val="center"/>
+          </w:tcPr>
+          <w:p>
+            <w:pPr>
+              <w:jc w:val="center"/>
+              <w:rPr>
+                <w:sz w:val="14"/>
+                <w:szCs w:val="14"/>
+              </w:rPr>
+            </w:pPr>
+            <w:r>
+              <w:rPr>
+                <w:color w:val="000000"/>
+                <w:sz w:val="14"/>
+                <w:szCs w:val="14"/>
+              </w:rPr>
+              <w:t>Automatizada</w:t>
+            </w:r>
+          </w:p>
+        </w:tc>
+        <w:tc>
+          <w:tcPr>
+            <w:tcW w:w="1134" w:type="dxa"/>
             <w:shd w:val="clear" w:color="auto" w:fill="FFFFFF"/>
-          </w:tcPr>
-          <w:p>
-            <w:r>
-              <w:rPr>
-                <w:color w:val="000000"/>
-              </w:rPr>
-              <w:t>Automatizada</w:t>
-            </w:r>
-          </w:p>
-        </w:tc>
-        <w:tc>
-          <w:tcPr>
-            <w:tcW w:w="943" w:type="dxa"/>
+            <w:vAlign w:val="center"/>
+          </w:tcPr>
+          <w:p>
+            <w:pPr>
+              <w:jc w:val="center"/>
+              <w:rPr>
+                <w:color w:val="000000"/>
+                <w:sz w:val="14"/>
+                <w:szCs w:val="14"/>
+              </w:rPr>
+            </w:pPr>
+            <w:r>
+              <w:rPr>
+                <w:sz w:val="14"/>
+                <w:szCs w:val="14"/>
+              </w:rPr>
+              <w:t>Servidor levantado. Token JWT válido con rol Residente. Body vacío o incompleto.</w:t>
+            </w:r>
+          </w:p>
+        </w:tc>
+        <w:tc>
+          <w:tcPr>
+            <w:tcW w:w="1701" w:type="dxa"/>
             <w:shd w:val="clear" w:color="auto" w:fill="FFFFFF"/>
-          </w:tcPr>
-          <w:p>
-            <w:r>
-              <w:rPr>
-                <w:color w:val="000000"/>
+            <w:vAlign w:val="center"/>
+          </w:tcPr>
+          <w:p>
+            <w:pPr>
+              <w:jc w:val="center"/>
+              <w:rPr>
+                <w:sz w:val="14"/>
+                <w:szCs w:val="14"/>
+              </w:rPr>
+            </w:pPr>
+            <w:r>
+              <w:rPr>
+                <w:sz w:val="14"/>
+                <w:szCs w:val="14"/>
+              </w:rPr>
+              <w:t>1. Generar token Residente válido.</w:t>
+            </w:r>
+          </w:p>
+          <w:p>
+            <w:pPr>
+              <w:jc w:val="center"/>
+              <w:rPr>
+                <w:sz w:val="14"/>
+                <w:szCs w:val="14"/>
+              </w:rPr>
+            </w:pPr>
+            <w:r>
+              <w:rPr>
+                <w:sz w:val="14"/>
+                <w:szCs w:val="14"/>
+              </w:rPr>
+              <w:t>2. Ejecutar POST /api/v1/requerimientos.</w:t>
+            </w:r>
+          </w:p>
+          <w:p>
+            <w:pPr>
+              <w:jc w:val="center"/>
+              <w:rPr>
+                <w:sz w:val="14"/>
+                <w:szCs w:val="14"/>
+              </w:rPr>
+            </w:pPr>
+            <w:r>
+              <w:rPr>
+                <w:sz w:val="14"/>
+                <w:szCs w:val="14"/>
+              </w:rPr>
+              <w:t>3. Enviar Authorization: Bearer &lt;token_residente&gt;.</w:t>
+            </w:r>
+          </w:p>
+          <w:p>
+            <w:pPr>
+              <w:jc w:val="center"/>
+              <w:rPr>
+                <w:sz w:val="14"/>
+                <w:szCs w:val="14"/>
+              </w:rPr>
+            </w:pPr>
+            <w:r>
+              <w:rPr>
+                <w:sz w:val="14"/>
+                <w:szCs w:val="14"/>
+              </w:rPr>
+              <w:t>4. No enviar materiales, cantidades o justificación.</w:t>
+            </w:r>
+          </w:p>
+          <w:p>
+            <w:pPr>
+              <w:jc w:val="center"/>
+              <w:rPr>
+                <w:color w:val="000000"/>
+                <w:sz w:val="14"/>
+                <w:szCs w:val="14"/>
+              </w:rPr>
+            </w:pPr>
+            <w:r>
+              <w:rPr>
+                <w:sz w:val="14"/>
+                <w:szCs w:val="14"/>
+              </w:rPr>
+              <w:t>5. Verificar validación de campos obligatorios.</w:t>
+            </w:r>
+          </w:p>
+        </w:tc>
+        <w:tc>
+          <w:tcPr>
+            <w:tcW w:w="992" w:type="dxa"/>
+            <w:shd w:val="clear" w:color="auto" w:fill="FFFFFF"/>
+            <w:vAlign w:val="center"/>
+          </w:tcPr>
+          <w:p>
+            <w:pPr>
+              <w:jc w:val="center"/>
+              <w:rPr>
+                <w:sz w:val="14"/>
+                <w:szCs w:val="14"/>
+              </w:rPr>
+            </w:pPr>
+            <w:r>
+              <w:rPr>
+                <w:color w:val="000000"/>
+                <w:sz w:val="14"/>
+                <w:szCs w:val="14"/>
               </w:rPr>
               <w:t>HTTP 400 (campos faltantes) o 500.</w:t>
             </w:r>
@@ -3059,13 +4508,23 @@
         </w:tc>
         <w:tc>
           <w:tcPr>
-            <w:tcW w:w="991" w:type="dxa"/>
-            <w:shd w:val="clear" w:color="auto" w:fill="FFFFFF"/>
-          </w:tcPr>
-          <w:p>
-            <w:r>
-              <w:rPr>
-                <w:color w:val="000000"/>
+            <w:tcW w:w="1276" w:type="dxa"/>
+            <w:shd w:val="clear" w:color="auto" w:fill="E2EFDA"/>
+            <w:vAlign w:val="center"/>
+          </w:tcPr>
+          <w:p>
+            <w:pPr>
+              <w:jc w:val="center"/>
+              <w:rPr>
+                <w:sz w:val="14"/>
+                <w:szCs w:val="14"/>
+              </w:rPr>
+            </w:pPr>
+            <w:r>
+              <w:rPr>
+                <w:color w:val="000000"/>
+                <w:sz w:val="14"/>
+                <w:szCs w:val="14"/>
               </w:rPr>
               <w:t>HTTP 400 – { error: '...' } o 500.</w:t>
             </w:r>
@@ -3073,13 +4532,23 @@
         </w:tc>
         <w:tc>
           <w:tcPr>
-            <w:tcW w:w="594" w:type="dxa"/>
+            <w:tcW w:w="708" w:type="dxa"/>
             <w:shd w:val="clear" w:color="auto" w:fill="E2EFDA"/>
-          </w:tcPr>
-          <w:p>
-            <w:r>
-              <w:rPr>
-                <w:color w:val="000000"/>
+            <w:vAlign w:val="center"/>
+          </w:tcPr>
+          <w:p>
+            <w:pPr>
+              <w:jc w:val="center"/>
+              <w:rPr>
+                <w:sz w:val="14"/>
+                <w:szCs w:val="14"/>
+              </w:rPr>
+            </w:pPr>
+            <w:r>
+              <w:rPr>
+                <w:color w:val="000000"/>
+                <w:sz w:val="14"/>
+                <w:szCs w:val="14"/>
               </w:rPr>
               <w:t>PASS</w:t>
             </w:r>
@@ -3087,13 +4556,23 @@
         </w:tc>
         <w:tc>
           <w:tcPr>
-            <w:tcW w:w="1847" w:type="dxa"/>
-            <w:shd w:val="clear" w:color="auto" w:fill="FFFFFF"/>
-          </w:tcPr>
-          <w:p>
-            <w:r>
-              <w:rPr>
-                <w:color w:val="000000"/>
+            <w:tcW w:w="851" w:type="dxa"/>
+            <w:shd w:val="clear" w:color="auto" w:fill="E2EFDA"/>
+            <w:vAlign w:val="center"/>
+          </w:tcPr>
+          <w:p>
+            <w:pPr>
+              <w:jc w:val="center"/>
+              <w:rPr>
+                <w:sz w:val="14"/>
+                <w:szCs w:val="14"/>
+              </w:rPr>
+            </w:pPr>
+            <w:r>
+              <w:rPr>
+                <w:color w:val="000000"/>
+                <w:sz w:val="14"/>
+                <w:szCs w:val="14"/>
               </w:rPr>
               <w:t>compras_requerimientos.test.js – Test 8</w:t>
             </w:r>
@@ -3103,13 +4582,23 @@
       <w:tr>
         <w:tc>
           <w:tcPr>
-            <w:tcW w:w="418" w:type="dxa"/>
+            <w:tcW w:w="392" w:type="dxa"/>
             <w:shd w:val="clear" w:color="auto" w:fill="F2F2F2"/>
-          </w:tcPr>
-          <w:p>
-            <w:r>
-              <w:rPr>
-                <w:color w:val="000000"/>
+            <w:vAlign w:val="center"/>
+          </w:tcPr>
+          <w:p>
+            <w:pPr>
+              <w:jc w:val="center"/>
+              <w:rPr>
+                <w:sz w:val="14"/>
+                <w:szCs w:val="14"/>
+              </w:rPr>
+            </w:pPr>
+            <w:r>
+              <w:rPr>
+                <w:color w:val="000000"/>
+                <w:sz w:val="14"/>
+                <w:szCs w:val="14"/>
               </w:rPr>
               <w:t>CP-059</w:t>
             </w:r>
@@ -3117,69 +4606,191 @@
         </w:tc>
         <w:tc>
           <w:tcPr>
-            <w:tcW w:w="565" w:type="dxa"/>
+            <w:tcW w:w="850" w:type="dxa"/>
             <w:shd w:val="clear" w:color="auto" w:fill="F2F2F2"/>
-          </w:tcPr>
-          <w:p>
-            <w:r>
-              <w:rPr>
-                <w:color w:val="000000"/>
-              </w:rPr>
-              <w:t>Grupo 2</w:t>
-            </w:r>
-          </w:p>
-        </w:tc>
-        <w:tc>
-          <w:tcPr>
-            <w:tcW w:w="764" w:type="dxa"/>
+            <w:vAlign w:val="center"/>
+          </w:tcPr>
+          <w:p>
+            <w:pPr>
+              <w:jc w:val="center"/>
+              <w:rPr>
+                <w:sz w:val="14"/>
+                <w:szCs w:val="14"/>
+              </w:rPr>
+            </w:pPr>
+            <w:r>
+              <w:rPr>
+                <w:color w:val="000000"/>
+                <w:sz w:val="14"/>
+                <w:szCs w:val="14"/>
+              </w:rPr>
+              <w:t>Compras</w:t>
+            </w:r>
+          </w:p>
+        </w:tc>
+        <w:tc>
+          <w:tcPr>
+            <w:tcW w:w="851" w:type="dxa"/>
             <w:shd w:val="clear" w:color="auto" w:fill="F2F2F2"/>
-          </w:tcPr>
-          <w:p>
-            <w:r>
-              <w:rPr>
-                <w:color w:val="000000"/>
-              </w:rPr>
-              <w:t>Compras</w:t>
-            </w:r>
-          </w:p>
-        </w:tc>
-        <w:tc>
-          <w:tcPr>
-            <w:tcW w:w="1338" w:type="dxa"/>
+            <w:vAlign w:val="center"/>
+          </w:tcPr>
+          <w:p>
+            <w:pPr>
+              <w:jc w:val="center"/>
+              <w:rPr>
+                <w:sz w:val="14"/>
+                <w:szCs w:val="14"/>
+              </w:rPr>
+            </w:pPr>
+            <w:r>
+              <w:rPr>
+                <w:color w:val="000000"/>
+                <w:sz w:val="14"/>
+                <w:szCs w:val="14"/>
+              </w:rPr>
+              <w:t>PATCH /requerimientos/:id/aprobar sin token: ruta protegida</w:t>
+            </w:r>
+          </w:p>
+        </w:tc>
+        <w:tc>
+          <w:tcPr>
+            <w:tcW w:w="709" w:type="dxa"/>
             <w:shd w:val="clear" w:color="auto" w:fill="F2F2F2"/>
-          </w:tcPr>
-          <w:p>
-            <w:r>
-              <w:rPr>
-                <w:color w:val="000000"/>
-              </w:rPr>
-              <w:t>PATCH /requerimientos/:id/aprobar sin token: ruta protegida</w:t>
-            </w:r>
-          </w:p>
-        </w:tc>
-        <w:tc>
-          <w:tcPr>
-            <w:tcW w:w="1396" w:type="dxa"/>
+            <w:vAlign w:val="center"/>
+          </w:tcPr>
+          <w:p>
+            <w:pPr>
+              <w:jc w:val="center"/>
+              <w:rPr>
+                <w:sz w:val="14"/>
+                <w:szCs w:val="14"/>
+              </w:rPr>
+            </w:pPr>
+            <w:r>
+              <w:rPr>
+                <w:color w:val="000000"/>
+                <w:sz w:val="14"/>
+                <w:szCs w:val="14"/>
+              </w:rPr>
+              <w:t>Automatizada</w:t>
+            </w:r>
+          </w:p>
+        </w:tc>
+        <w:tc>
+          <w:tcPr>
+            <w:tcW w:w="1134" w:type="dxa"/>
             <w:shd w:val="clear" w:color="auto" w:fill="F2F2F2"/>
-          </w:tcPr>
-          <w:p>
-            <w:r>
-              <w:rPr>
-                <w:color w:val="000000"/>
-              </w:rPr>
-              <w:t>Automatizada</w:t>
-            </w:r>
-          </w:p>
-        </w:tc>
-        <w:tc>
-          <w:tcPr>
-            <w:tcW w:w="943" w:type="dxa"/>
+            <w:vAlign w:val="center"/>
+          </w:tcPr>
+          <w:p>
+            <w:pPr>
+              <w:jc w:val="center"/>
+              <w:rPr>
+                <w:color w:val="000000"/>
+                <w:sz w:val="14"/>
+                <w:szCs w:val="14"/>
+              </w:rPr>
+            </w:pPr>
+            <w:r>
+              <w:rPr>
+                <w:sz w:val="14"/>
+                <w:szCs w:val="14"/>
+              </w:rPr>
+              <w:t>Servidor levantado. ID de requerimiento de prueba definido. Sin cabecera Authorization.</w:t>
+            </w:r>
+          </w:p>
+        </w:tc>
+        <w:tc>
+          <w:tcPr>
+            <w:tcW w:w="1701" w:type="dxa"/>
             <w:shd w:val="clear" w:color="auto" w:fill="F2F2F2"/>
-          </w:tcPr>
-          <w:p>
-            <w:r>
-              <w:rPr>
-                <w:color w:val="000000"/>
+            <w:vAlign w:val="center"/>
+          </w:tcPr>
+          <w:p>
+            <w:pPr>
+              <w:jc w:val="center"/>
+              <w:rPr>
+                <w:sz w:val="14"/>
+                <w:szCs w:val="14"/>
+              </w:rPr>
+            </w:pPr>
+            <w:r>
+              <w:rPr>
+                <w:sz w:val="14"/>
+                <w:szCs w:val="14"/>
+              </w:rPr>
+              <w:t>1. Ejecutar PATCH /api/v1/requerimientos/&lt;</w:t>
+            </w:r>
+            <w:proofErr w:type="spellStart"/>
+            <w:r>
+              <w:rPr>
+                <w:sz w:val="14"/>
+                <w:szCs w:val="14"/>
+              </w:rPr>
+              <w:t>idRequerimiento</w:t>
+            </w:r>
+            <w:proofErr w:type="spellEnd"/>
+            <w:r>
+              <w:rPr>
+                <w:sz w:val="14"/>
+                <w:szCs w:val="14"/>
+              </w:rPr>
+              <w:t>&gt;/aprobar.</w:t>
+            </w:r>
+          </w:p>
+          <w:p>
+            <w:pPr>
+              <w:jc w:val="center"/>
+              <w:rPr>
+                <w:sz w:val="14"/>
+                <w:szCs w:val="14"/>
+              </w:rPr>
+            </w:pPr>
+            <w:r>
+              <w:rPr>
+                <w:sz w:val="14"/>
+                <w:szCs w:val="14"/>
+              </w:rPr>
+              <w:t>2. No enviar token JWT.</w:t>
+            </w:r>
+          </w:p>
+          <w:p>
+            <w:pPr>
+              <w:jc w:val="center"/>
+              <w:rPr>
+                <w:color w:val="000000"/>
+                <w:sz w:val="14"/>
+                <w:szCs w:val="14"/>
+              </w:rPr>
+            </w:pPr>
+            <w:r>
+              <w:rPr>
+                <w:sz w:val="14"/>
+                <w:szCs w:val="14"/>
+              </w:rPr>
+              <w:t>3. Verificar rechazo por autenticación.</w:t>
+            </w:r>
+          </w:p>
+        </w:tc>
+        <w:tc>
+          <w:tcPr>
+            <w:tcW w:w="992" w:type="dxa"/>
+            <w:shd w:val="clear" w:color="auto" w:fill="F2F2F2"/>
+            <w:vAlign w:val="center"/>
+          </w:tcPr>
+          <w:p>
+            <w:pPr>
+              <w:jc w:val="center"/>
+              <w:rPr>
+                <w:sz w:val="14"/>
+                <w:szCs w:val="14"/>
+              </w:rPr>
+            </w:pPr>
+            <w:r>
+              <w:rPr>
+                <w:color w:val="000000"/>
+                <w:sz w:val="14"/>
+                <w:szCs w:val="14"/>
               </w:rPr>
               <w:t>HTTP 401.</w:t>
             </w:r>
@@ -3187,13 +4798,23 @@
         </w:tc>
         <w:tc>
           <w:tcPr>
-            <w:tcW w:w="991" w:type="dxa"/>
-            <w:shd w:val="clear" w:color="auto" w:fill="F2F2F2"/>
-          </w:tcPr>
-          <w:p>
-            <w:r>
-              <w:rPr>
-                <w:color w:val="000000"/>
+            <w:tcW w:w="1276" w:type="dxa"/>
+            <w:shd w:val="clear" w:color="auto" w:fill="E2EFDA"/>
+            <w:vAlign w:val="center"/>
+          </w:tcPr>
+          <w:p>
+            <w:pPr>
+              <w:jc w:val="center"/>
+              <w:rPr>
+                <w:sz w:val="14"/>
+                <w:szCs w:val="14"/>
+              </w:rPr>
+            </w:pPr>
+            <w:r>
+              <w:rPr>
+                <w:color w:val="000000"/>
+                <w:sz w:val="14"/>
+                <w:szCs w:val="14"/>
               </w:rPr>
               <w:t>HTTP 401.</w:t>
             </w:r>
@@ -3201,13 +4822,23 @@
         </w:tc>
         <w:tc>
           <w:tcPr>
-            <w:tcW w:w="594" w:type="dxa"/>
+            <w:tcW w:w="708" w:type="dxa"/>
             <w:shd w:val="clear" w:color="auto" w:fill="E2EFDA"/>
-          </w:tcPr>
-          <w:p>
-            <w:r>
-              <w:rPr>
-                <w:color w:val="000000"/>
+            <w:vAlign w:val="center"/>
+          </w:tcPr>
+          <w:p>
+            <w:pPr>
+              <w:jc w:val="center"/>
+              <w:rPr>
+                <w:sz w:val="14"/>
+                <w:szCs w:val="14"/>
+              </w:rPr>
+            </w:pPr>
+            <w:r>
+              <w:rPr>
+                <w:color w:val="000000"/>
+                <w:sz w:val="14"/>
+                <w:szCs w:val="14"/>
               </w:rPr>
               <w:t>PASS</w:t>
             </w:r>
@@ -3215,13 +4846,23 @@
         </w:tc>
         <w:tc>
           <w:tcPr>
-            <w:tcW w:w="1847" w:type="dxa"/>
-            <w:shd w:val="clear" w:color="auto" w:fill="F2F2F2"/>
-          </w:tcPr>
-          <w:p>
-            <w:r>
-              <w:rPr>
-                <w:color w:val="000000"/>
+            <w:tcW w:w="851" w:type="dxa"/>
+            <w:shd w:val="clear" w:color="auto" w:fill="E2EFDA"/>
+            <w:vAlign w:val="center"/>
+          </w:tcPr>
+          <w:p>
+            <w:pPr>
+              <w:jc w:val="center"/>
+              <w:rPr>
+                <w:sz w:val="14"/>
+                <w:szCs w:val="14"/>
+              </w:rPr>
+            </w:pPr>
+            <w:r>
+              <w:rPr>
+                <w:color w:val="000000"/>
+                <w:sz w:val="14"/>
+                <w:szCs w:val="14"/>
               </w:rPr>
               <w:t>compras_requerimientos.test.js – Test 9</w:t>
             </w:r>
@@ -3231,13 +4872,23 @@
       <w:tr>
         <w:tc>
           <w:tcPr>
-            <w:tcW w:w="418" w:type="dxa"/>
+            <w:tcW w:w="392" w:type="dxa"/>
             <w:shd w:val="clear" w:color="auto" w:fill="FFFFFF"/>
-          </w:tcPr>
-          <w:p>
-            <w:r>
-              <w:rPr>
-                <w:color w:val="000000"/>
+            <w:vAlign w:val="center"/>
+          </w:tcPr>
+          <w:p>
+            <w:pPr>
+              <w:jc w:val="center"/>
+              <w:rPr>
+                <w:sz w:val="14"/>
+                <w:szCs w:val="14"/>
+              </w:rPr>
+            </w:pPr>
+            <w:r>
+              <w:rPr>
+                <w:color w:val="000000"/>
+                <w:sz w:val="14"/>
+                <w:szCs w:val="14"/>
               </w:rPr>
               <w:t>CP-060</w:t>
             </w:r>
@@ -3245,69 +4896,207 @@
         </w:tc>
         <w:tc>
           <w:tcPr>
-            <w:tcW w:w="565" w:type="dxa"/>
+            <w:tcW w:w="850" w:type="dxa"/>
             <w:shd w:val="clear" w:color="auto" w:fill="FFFFFF"/>
-          </w:tcPr>
-          <w:p>
-            <w:r>
-              <w:rPr>
-                <w:color w:val="000000"/>
-              </w:rPr>
-              <w:t>Grupo 2</w:t>
-            </w:r>
-          </w:p>
-        </w:tc>
-        <w:tc>
-          <w:tcPr>
-            <w:tcW w:w="764" w:type="dxa"/>
+            <w:vAlign w:val="center"/>
+          </w:tcPr>
+          <w:p>
+            <w:pPr>
+              <w:jc w:val="center"/>
+              <w:rPr>
+                <w:sz w:val="14"/>
+                <w:szCs w:val="14"/>
+              </w:rPr>
+            </w:pPr>
+            <w:r>
+              <w:rPr>
+                <w:color w:val="000000"/>
+                <w:sz w:val="14"/>
+                <w:szCs w:val="14"/>
+              </w:rPr>
+              <w:t>Compras</w:t>
+            </w:r>
+          </w:p>
+        </w:tc>
+        <w:tc>
+          <w:tcPr>
+            <w:tcW w:w="851" w:type="dxa"/>
             <w:shd w:val="clear" w:color="auto" w:fill="FFFFFF"/>
-          </w:tcPr>
-          <w:p>
-            <w:r>
-              <w:rPr>
-                <w:color w:val="000000"/>
-              </w:rPr>
-              <w:t>Compras</w:t>
-            </w:r>
-          </w:p>
-        </w:tc>
-        <w:tc>
-          <w:tcPr>
-            <w:tcW w:w="1338" w:type="dxa"/>
+            <w:vAlign w:val="center"/>
+          </w:tcPr>
+          <w:p>
+            <w:pPr>
+              <w:jc w:val="center"/>
+              <w:rPr>
+                <w:sz w:val="14"/>
+                <w:szCs w:val="14"/>
+              </w:rPr>
+            </w:pPr>
+            <w:r>
+              <w:rPr>
+                <w:color w:val="000000"/>
+                <w:sz w:val="14"/>
+                <w:szCs w:val="14"/>
+              </w:rPr>
+              <w:t>PATCH /requerimientos/:id/aprobar con Residente: RBAC deniega</w:t>
+            </w:r>
+          </w:p>
+        </w:tc>
+        <w:tc>
+          <w:tcPr>
+            <w:tcW w:w="709" w:type="dxa"/>
             <w:shd w:val="clear" w:color="auto" w:fill="FFFFFF"/>
-          </w:tcPr>
-          <w:p>
-            <w:r>
-              <w:rPr>
-                <w:color w:val="000000"/>
-              </w:rPr>
-              <w:t>PATCH /requerimientos/:id/aprobar con Residente: RBAC deniega</w:t>
-            </w:r>
-          </w:p>
-        </w:tc>
-        <w:tc>
-          <w:tcPr>
-            <w:tcW w:w="1396" w:type="dxa"/>
+            <w:vAlign w:val="center"/>
+          </w:tcPr>
+          <w:p>
+            <w:pPr>
+              <w:jc w:val="center"/>
+              <w:rPr>
+                <w:sz w:val="14"/>
+                <w:szCs w:val="14"/>
+              </w:rPr>
+            </w:pPr>
+            <w:r>
+              <w:rPr>
+                <w:color w:val="000000"/>
+                <w:sz w:val="14"/>
+                <w:szCs w:val="14"/>
+              </w:rPr>
+              <w:t>Automatizada</w:t>
+            </w:r>
+          </w:p>
+        </w:tc>
+        <w:tc>
+          <w:tcPr>
+            <w:tcW w:w="1134" w:type="dxa"/>
             <w:shd w:val="clear" w:color="auto" w:fill="FFFFFF"/>
-          </w:tcPr>
-          <w:p>
-            <w:r>
-              <w:rPr>
-                <w:color w:val="000000"/>
-              </w:rPr>
-              <w:t>Automatizada</w:t>
-            </w:r>
-          </w:p>
-        </w:tc>
-        <w:tc>
-          <w:tcPr>
-            <w:tcW w:w="943" w:type="dxa"/>
+            <w:vAlign w:val="center"/>
+          </w:tcPr>
+          <w:p>
+            <w:pPr>
+              <w:jc w:val="center"/>
+              <w:rPr>
+                <w:color w:val="000000"/>
+                <w:sz w:val="14"/>
+                <w:szCs w:val="14"/>
+              </w:rPr>
+            </w:pPr>
+            <w:r>
+              <w:rPr>
+                <w:sz w:val="14"/>
+                <w:szCs w:val="14"/>
+              </w:rPr>
+              <w:t>Servidor levantado. Token JWT válido con rol Residente. ID de requerimiento de prueba definido.</w:t>
+            </w:r>
+          </w:p>
+        </w:tc>
+        <w:tc>
+          <w:tcPr>
+            <w:tcW w:w="1701" w:type="dxa"/>
             <w:shd w:val="clear" w:color="auto" w:fill="FFFFFF"/>
-          </w:tcPr>
-          <w:p>
-            <w:r>
-              <w:rPr>
-                <w:color w:val="000000"/>
+            <w:vAlign w:val="center"/>
+          </w:tcPr>
+          <w:p>
+            <w:pPr>
+              <w:jc w:val="center"/>
+              <w:rPr>
+                <w:sz w:val="14"/>
+                <w:szCs w:val="14"/>
+              </w:rPr>
+            </w:pPr>
+            <w:r>
+              <w:rPr>
+                <w:sz w:val="14"/>
+                <w:szCs w:val="14"/>
+              </w:rPr>
+              <w:t>1. Generar token Residente válido.</w:t>
+            </w:r>
+          </w:p>
+          <w:p>
+            <w:pPr>
+              <w:jc w:val="center"/>
+              <w:rPr>
+                <w:sz w:val="14"/>
+                <w:szCs w:val="14"/>
+              </w:rPr>
+            </w:pPr>
+            <w:r>
+              <w:rPr>
+                <w:sz w:val="14"/>
+                <w:szCs w:val="14"/>
+              </w:rPr>
+              <w:t>2. Ejecutar PATCH /api/v1/requerimientos/&lt;</w:t>
+            </w:r>
+            <w:proofErr w:type="spellStart"/>
+            <w:r>
+              <w:rPr>
+                <w:sz w:val="14"/>
+                <w:szCs w:val="14"/>
+              </w:rPr>
+              <w:t>idRequerimiento</w:t>
+            </w:r>
+            <w:proofErr w:type="spellEnd"/>
+            <w:r>
+              <w:rPr>
+                <w:sz w:val="14"/>
+                <w:szCs w:val="14"/>
+              </w:rPr>
+              <w:t>&gt;/aprobar.</w:t>
+            </w:r>
+          </w:p>
+          <w:p>
+            <w:pPr>
+              <w:jc w:val="center"/>
+              <w:rPr>
+                <w:sz w:val="14"/>
+                <w:szCs w:val="14"/>
+              </w:rPr>
+            </w:pPr>
+            <w:r>
+              <w:rPr>
+                <w:sz w:val="14"/>
+                <w:szCs w:val="14"/>
+              </w:rPr>
+              <w:t>3. Enviar Authorization: Bearer &lt;token_residente&gt;.</w:t>
+            </w:r>
+          </w:p>
+          <w:p>
+            <w:pPr>
+              <w:jc w:val="center"/>
+              <w:rPr>
+                <w:color w:val="000000"/>
+                <w:sz w:val="14"/>
+                <w:szCs w:val="14"/>
+              </w:rPr>
+            </w:pPr>
+            <w:r>
+              <w:rPr>
+                <w:sz w:val="14"/>
+                <w:szCs w:val="14"/>
+              </w:rPr>
+              <w:t>4. Validar que Residente no pueda aprobar requerimientos.</w:t>
+            </w:r>
+          </w:p>
+        </w:tc>
+        <w:tc>
+          <w:tcPr>
+            <w:tcW w:w="992" w:type="dxa"/>
+            <w:shd w:val="clear" w:color="auto" w:fill="FFFFFF"/>
+            <w:vAlign w:val="center"/>
+          </w:tcPr>
+          <w:p>
+            <w:pPr>
+              <w:jc w:val="center"/>
+              <w:rPr>
+                <w:sz w:val="14"/>
+                <w:szCs w:val="14"/>
+              </w:rPr>
+            </w:pPr>
+            <w:r>
+              <w:rPr>
+                <w:color w:val="000000"/>
+                <w:sz w:val="14"/>
+                <w:szCs w:val="14"/>
               </w:rPr>
               <w:t>HTTP 403.</w:t>
             </w:r>
@@ -3315,13 +5104,23 @@
         </w:tc>
         <w:tc>
           <w:tcPr>
-            <w:tcW w:w="991" w:type="dxa"/>
-            <w:shd w:val="clear" w:color="auto" w:fill="FFFFFF"/>
-          </w:tcPr>
-          <w:p>
-            <w:r>
-              <w:rPr>
-                <w:color w:val="000000"/>
+            <w:tcW w:w="1276" w:type="dxa"/>
+            <w:shd w:val="clear" w:color="auto" w:fill="E2EFDA"/>
+            <w:vAlign w:val="center"/>
+          </w:tcPr>
+          <w:p>
+            <w:pPr>
+              <w:jc w:val="center"/>
+              <w:rPr>
+                <w:sz w:val="14"/>
+                <w:szCs w:val="14"/>
+              </w:rPr>
+            </w:pPr>
+            <w:r>
+              <w:rPr>
+                <w:color w:val="000000"/>
+                <w:sz w:val="14"/>
+                <w:szCs w:val="14"/>
               </w:rPr>
               <w:t>HTTP 403.</w:t>
             </w:r>
@@ -3329,13 +5128,23 @@
         </w:tc>
         <w:tc>
           <w:tcPr>
-            <w:tcW w:w="594" w:type="dxa"/>
+            <w:tcW w:w="708" w:type="dxa"/>
             <w:shd w:val="clear" w:color="auto" w:fill="E2EFDA"/>
-          </w:tcPr>
-          <w:p>
-            <w:r>
-              <w:rPr>
-                <w:color w:val="000000"/>
+            <w:vAlign w:val="center"/>
+          </w:tcPr>
+          <w:p>
+            <w:pPr>
+              <w:jc w:val="center"/>
+              <w:rPr>
+                <w:sz w:val="14"/>
+                <w:szCs w:val="14"/>
+              </w:rPr>
+            </w:pPr>
+            <w:r>
+              <w:rPr>
+                <w:color w:val="000000"/>
+                <w:sz w:val="14"/>
+                <w:szCs w:val="14"/>
               </w:rPr>
               <w:t>PASS</w:t>
             </w:r>
@@ -3343,13 +5152,23 @@
         </w:tc>
         <w:tc>
           <w:tcPr>
-            <w:tcW w:w="1847" w:type="dxa"/>
-            <w:shd w:val="clear" w:color="auto" w:fill="FFFFFF"/>
-          </w:tcPr>
-          <w:p>
-            <w:r>
-              <w:rPr>
-                <w:color w:val="000000"/>
+            <w:tcW w:w="851" w:type="dxa"/>
+            <w:shd w:val="clear" w:color="auto" w:fill="E2EFDA"/>
+            <w:vAlign w:val="center"/>
+          </w:tcPr>
+          <w:p>
+            <w:pPr>
+              <w:jc w:val="center"/>
+              <w:rPr>
+                <w:sz w:val="14"/>
+                <w:szCs w:val="14"/>
+              </w:rPr>
+            </w:pPr>
+            <w:r>
+              <w:rPr>
+                <w:color w:val="000000"/>
+                <w:sz w:val="14"/>
+                <w:szCs w:val="14"/>
               </w:rPr>
               <w:t>compras_requerimientos.test.js – Test 10</w:t>
             </w:r>
@@ -3359,13 +5178,23 @@
       <w:tr>
         <w:tc>
           <w:tcPr>
-            <w:tcW w:w="418" w:type="dxa"/>
+            <w:tcW w:w="392" w:type="dxa"/>
             <w:shd w:val="clear" w:color="auto" w:fill="F2F2F2"/>
-          </w:tcPr>
-          <w:p>
-            <w:r>
-              <w:rPr>
-                <w:color w:val="000000"/>
+            <w:vAlign w:val="center"/>
+          </w:tcPr>
+          <w:p>
+            <w:pPr>
+              <w:jc w:val="center"/>
+              <w:rPr>
+                <w:sz w:val="14"/>
+                <w:szCs w:val="14"/>
+              </w:rPr>
+            </w:pPr>
+            <w:r>
+              <w:rPr>
+                <w:color w:val="000000"/>
+                <w:sz w:val="14"/>
+                <w:szCs w:val="14"/>
               </w:rPr>
               <w:t>CP-061</w:t>
             </w:r>
@@ -3373,69 +5202,223 @@
         </w:tc>
         <w:tc>
           <w:tcPr>
-            <w:tcW w:w="565" w:type="dxa"/>
+            <w:tcW w:w="850" w:type="dxa"/>
             <w:shd w:val="clear" w:color="auto" w:fill="F2F2F2"/>
-          </w:tcPr>
-          <w:p>
-            <w:r>
-              <w:rPr>
-                <w:color w:val="000000"/>
-              </w:rPr>
-              <w:t>Grupo 2</w:t>
-            </w:r>
-          </w:p>
-        </w:tc>
-        <w:tc>
-          <w:tcPr>
-            <w:tcW w:w="764" w:type="dxa"/>
+            <w:vAlign w:val="center"/>
+          </w:tcPr>
+          <w:p>
+            <w:pPr>
+              <w:jc w:val="center"/>
+              <w:rPr>
+                <w:sz w:val="14"/>
+                <w:szCs w:val="14"/>
+              </w:rPr>
+            </w:pPr>
+            <w:r>
+              <w:rPr>
+                <w:color w:val="000000"/>
+                <w:sz w:val="14"/>
+                <w:szCs w:val="14"/>
+              </w:rPr>
+              <w:t>Compras</w:t>
+            </w:r>
+          </w:p>
+        </w:tc>
+        <w:tc>
+          <w:tcPr>
+            <w:tcW w:w="851" w:type="dxa"/>
             <w:shd w:val="clear" w:color="auto" w:fill="F2F2F2"/>
-          </w:tcPr>
-          <w:p>
-            <w:r>
-              <w:rPr>
-                <w:color w:val="000000"/>
-              </w:rPr>
-              <w:t>Compras</w:t>
-            </w:r>
-          </w:p>
-        </w:tc>
-        <w:tc>
-          <w:tcPr>
-            <w:tcW w:w="1338" w:type="dxa"/>
+            <w:vAlign w:val="center"/>
+          </w:tcPr>
+          <w:p>
+            <w:pPr>
+              <w:jc w:val="center"/>
+              <w:rPr>
+                <w:sz w:val="14"/>
+                <w:szCs w:val="14"/>
+              </w:rPr>
+            </w:pPr>
+            <w:r>
+              <w:rPr>
+                <w:color w:val="000000"/>
+                <w:sz w:val="14"/>
+                <w:szCs w:val="14"/>
+              </w:rPr>
+              <w:t>PATCH /requerimientos/:id/aprobar con Admin: pasa RBAC</w:t>
+            </w:r>
+          </w:p>
+        </w:tc>
+        <w:tc>
+          <w:tcPr>
+            <w:tcW w:w="709" w:type="dxa"/>
             <w:shd w:val="clear" w:color="auto" w:fill="F2F2F2"/>
-          </w:tcPr>
-          <w:p>
-            <w:r>
-              <w:rPr>
-                <w:color w:val="000000"/>
-              </w:rPr>
-              <w:t>PATCH /requerimientos/:id/aprobar con Admin: pasa RBAC</w:t>
-            </w:r>
-          </w:p>
-        </w:tc>
-        <w:tc>
-          <w:tcPr>
-            <w:tcW w:w="1396" w:type="dxa"/>
+            <w:vAlign w:val="center"/>
+          </w:tcPr>
+          <w:p>
+            <w:pPr>
+              <w:jc w:val="center"/>
+              <w:rPr>
+                <w:sz w:val="14"/>
+                <w:szCs w:val="14"/>
+              </w:rPr>
+            </w:pPr>
+            <w:r>
+              <w:rPr>
+                <w:color w:val="000000"/>
+                <w:sz w:val="14"/>
+                <w:szCs w:val="14"/>
+              </w:rPr>
+              <w:t>Automatizada</w:t>
+            </w:r>
+          </w:p>
+        </w:tc>
+        <w:tc>
+          <w:tcPr>
+            <w:tcW w:w="1134" w:type="dxa"/>
             <w:shd w:val="clear" w:color="auto" w:fill="F2F2F2"/>
-          </w:tcPr>
-          <w:p>
-            <w:r>
-              <w:rPr>
-                <w:color w:val="000000"/>
-              </w:rPr>
-              <w:t>Automatizada</w:t>
-            </w:r>
-          </w:p>
-        </w:tc>
-        <w:tc>
-          <w:tcPr>
-            <w:tcW w:w="943" w:type="dxa"/>
+            <w:vAlign w:val="center"/>
+          </w:tcPr>
+          <w:p>
+            <w:pPr>
+              <w:jc w:val="center"/>
+              <w:rPr>
+                <w:color w:val="000000"/>
+                <w:sz w:val="14"/>
+                <w:szCs w:val="14"/>
+              </w:rPr>
+            </w:pPr>
+            <w:r>
+              <w:rPr>
+                <w:sz w:val="14"/>
+                <w:szCs w:val="14"/>
+              </w:rPr>
+              <w:t>Servidor levantado. Token JWT válido con rol Administrador del Sistema. ID de requerimiento de prueba definido.</w:t>
+            </w:r>
+          </w:p>
+        </w:tc>
+        <w:tc>
+          <w:tcPr>
+            <w:tcW w:w="1701" w:type="dxa"/>
             <w:shd w:val="clear" w:color="auto" w:fill="F2F2F2"/>
-          </w:tcPr>
-          <w:p>
-            <w:r>
-              <w:rPr>
-                <w:color w:val="000000"/>
+            <w:vAlign w:val="center"/>
+          </w:tcPr>
+          <w:p>
+            <w:pPr>
+              <w:jc w:val="center"/>
+              <w:rPr>
+                <w:sz w:val="14"/>
+                <w:szCs w:val="14"/>
+              </w:rPr>
+            </w:pPr>
+            <w:r>
+              <w:rPr>
+                <w:sz w:val="14"/>
+                <w:szCs w:val="14"/>
+              </w:rPr>
+              <w:t>1. Generar token Admin válido.</w:t>
+            </w:r>
+          </w:p>
+          <w:p>
+            <w:pPr>
+              <w:jc w:val="center"/>
+              <w:rPr>
+                <w:sz w:val="14"/>
+                <w:szCs w:val="14"/>
+              </w:rPr>
+            </w:pPr>
+            <w:r>
+              <w:rPr>
+                <w:sz w:val="14"/>
+                <w:szCs w:val="14"/>
+              </w:rPr>
+              <w:t>2. Ejecutar PATCH /api/v1/requerimientos/&lt;</w:t>
+            </w:r>
+            <w:proofErr w:type="spellStart"/>
+            <w:r>
+              <w:rPr>
+                <w:sz w:val="14"/>
+                <w:szCs w:val="14"/>
+              </w:rPr>
+              <w:t>idRequerimiento</w:t>
+            </w:r>
+            <w:proofErr w:type="spellEnd"/>
+            <w:r>
+              <w:rPr>
+                <w:sz w:val="14"/>
+                <w:szCs w:val="14"/>
+              </w:rPr>
+              <w:t>&gt;/aprobar.</w:t>
+            </w:r>
+          </w:p>
+          <w:p>
+            <w:pPr>
+              <w:jc w:val="center"/>
+              <w:rPr>
+                <w:sz w:val="14"/>
+                <w:szCs w:val="14"/>
+              </w:rPr>
+            </w:pPr>
+            <w:r>
+              <w:rPr>
+                <w:sz w:val="14"/>
+                <w:szCs w:val="14"/>
+              </w:rPr>
+              <w:t>3. Enviar Authorization: Bearer &lt;token_admin&gt;.</w:t>
+            </w:r>
+          </w:p>
+          <w:p>
+            <w:pPr>
+              <w:jc w:val="center"/>
+              <w:rPr>
+                <w:sz w:val="14"/>
+                <w:szCs w:val="14"/>
+              </w:rPr>
+            </w:pPr>
+            <w:r>
+              <w:rPr>
+                <w:sz w:val="14"/>
+                <w:szCs w:val="14"/>
+              </w:rPr>
+              <w:t>4. Verificar que Admin no reciba 403.</w:t>
+            </w:r>
+          </w:p>
+          <w:p>
+            <w:pPr>
+              <w:jc w:val="center"/>
+              <w:rPr>
+                <w:color w:val="000000"/>
+                <w:sz w:val="14"/>
+                <w:szCs w:val="14"/>
+              </w:rPr>
+            </w:pPr>
+            <w:r>
+              <w:rPr>
+                <w:sz w:val="14"/>
+                <w:szCs w:val="14"/>
+              </w:rPr>
+              <w:t>5. Validar respuesta según existencia del requerimiento y BD.</w:t>
+            </w:r>
+          </w:p>
+        </w:tc>
+        <w:tc>
+          <w:tcPr>
+            <w:tcW w:w="992" w:type="dxa"/>
+            <w:shd w:val="clear" w:color="auto" w:fill="F2F2F2"/>
+            <w:vAlign w:val="center"/>
+          </w:tcPr>
+          <w:p>
+            <w:pPr>
+              <w:jc w:val="center"/>
+              <w:rPr>
+                <w:sz w:val="14"/>
+                <w:szCs w:val="14"/>
+              </w:rPr>
+            </w:pPr>
+            <w:r>
+              <w:rPr>
+                <w:color w:val="000000"/>
+                <w:sz w:val="14"/>
+                <w:szCs w:val="14"/>
               </w:rPr>
               <w:t>HTTP 200/404/500 (Admin no recibe 403).</w:t>
             </w:r>
@@ -3443,13 +5426,23 @@
         </w:tc>
         <w:tc>
           <w:tcPr>
-            <w:tcW w:w="991" w:type="dxa"/>
-            <w:shd w:val="clear" w:color="auto" w:fill="F2F2F2"/>
-          </w:tcPr>
-          <w:p>
-            <w:r>
-              <w:rPr>
-                <w:color w:val="000000"/>
+            <w:tcW w:w="1276" w:type="dxa"/>
+            <w:shd w:val="clear" w:color="auto" w:fill="E2EFDA"/>
+            <w:vAlign w:val="center"/>
+          </w:tcPr>
+          <w:p>
+            <w:pPr>
+              <w:jc w:val="center"/>
+              <w:rPr>
+                <w:sz w:val="14"/>
+                <w:szCs w:val="14"/>
+              </w:rPr>
+            </w:pPr>
+            <w:r>
+              <w:rPr>
+                <w:color w:val="000000"/>
+                <w:sz w:val="14"/>
+                <w:szCs w:val="14"/>
               </w:rPr>
               <w:t>HTTP 200/404/500 según disponibilidad.</w:t>
             </w:r>
@@ -3457,13 +5450,23 @@
         </w:tc>
         <w:tc>
           <w:tcPr>
-            <w:tcW w:w="594" w:type="dxa"/>
+            <w:tcW w:w="708" w:type="dxa"/>
             <w:shd w:val="clear" w:color="auto" w:fill="E2EFDA"/>
-          </w:tcPr>
-          <w:p>
-            <w:r>
-              <w:rPr>
-                <w:color w:val="000000"/>
+            <w:vAlign w:val="center"/>
+          </w:tcPr>
+          <w:p>
+            <w:pPr>
+              <w:jc w:val="center"/>
+              <w:rPr>
+                <w:sz w:val="14"/>
+                <w:szCs w:val="14"/>
+              </w:rPr>
+            </w:pPr>
+            <w:r>
+              <w:rPr>
+                <w:color w:val="000000"/>
+                <w:sz w:val="14"/>
+                <w:szCs w:val="14"/>
               </w:rPr>
               <w:t>PASS</w:t>
             </w:r>
@@ -3471,13 +5474,23 @@
         </w:tc>
         <w:tc>
           <w:tcPr>
-            <w:tcW w:w="1847" w:type="dxa"/>
-            <w:shd w:val="clear" w:color="auto" w:fill="F2F2F2"/>
-          </w:tcPr>
-          <w:p>
-            <w:r>
-              <w:rPr>
-                <w:color w:val="000000"/>
+            <w:tcW w:w="851" w:type="dxa"/>
+            <w:shd w:val="clear" w:color="auto" w:fill="E2EFDA"/>
+            <w:vAlign w:val="center"/>
+          </w:tcPr>
+          <w:p>
+            <w:pPr>
+              <w:jc w:val="center"/>
+              <w:rPr>
+                <w:sz w:val="14"/>
+                <w:szCs w:val="14"/>
+              </w:rPr>
+            </w:pPr>
+            <w:r>
+              <w:rPr>
+                <w:color w:val="000000"/>
+                <w:sz w:val="14"/>
+                <w:szCs w:val="14"/>
               </w:rPr>
               <w:t>compras_requerimientos.test.js – Test 11</w:t>
             </w:r>
@@ -3487,13 +5500,23 @@
       <w:tr>
         <w:tc>
           <w:tcPr>
-            <w:tcW w:w="418" w:type="dxa"/>
+            <w:tcW w:w="392" w:type="dxa"/>
             <w:shd w:val="clear" w:color="auto" w:fill="FFFFFF"/>
-          </w:tcPr>
-          <w:p>
-            <w:r>
-              <w:rPr>
-                <w:color w:val="000000"/>
+            <w:vAlign w:val="center"/>
+          </w:tcPr>
+          <w:p>
+            <w:pPr>
+              <w:jc w:val="center"/>
+              <w:rPr>
+                <w:sz w:val="14"/>
+                <w:szCs w:val="14"/>
+              </w:rPr>
+            </w:pPr>
+            <w:r>
+              <w:rPr>
+                <w:color w:val="000000"/>
+                <w:sz w:val="14"/>
+                <w:szCs w:val="14"/>
               </w:rPr>
               <w:t>CP-062</w:t>
             </w:r>
@@ -3501,69 +5524,191 @@
         </w:tc>
         <w:tc>
           <w:tcPr>
-            <w:tcW w:w="565" w:type="dxa"/>
+            <w:tcW w:w="850" w:type="dxa"/>
             <w:shd w:val="clear" w:color="auto" w:fill="FFFFFF"/>
-          </w:tcPr>
-          <w:p>
-            <w:r>
-              <w:rPr>
-                <w:color w:val="000000"/>
-              </w:rPr>
-              <w:t>Grupo 2</w:t>
-            </w:r>
-          </w:p>
-        </w:tc>
-        <w:tc>
-          <w:tcPr>
-            <w:tcW w:w="764" w:type="dxa"/>
+            <w:vAlign w:val="center"/>
+          </w:tcPr>
+          <w:p>
+            <w:pPr>
+              <w:jc w:val="center"/>
+              <w:rPr>
+                <w:sz w:val="14"/>
+                <w:szCs w:val="14"/>
+              </w:rPr>
+            </w:pPr>
+            <w:r>
+              <w:rPr>
+                <w:color w:val="000000"/>
+                <w:sz w:val="14"/>
+                <w:szCs w:val="14"/>
+              </w:rPr>
+              <w:t>Compras</w:t>
+            </w:r>
+          </w:p>
+        </w:tc>
+        <w:tc>
+          <w:tcPr>
+            <w:tcW w:w="851" w:type="dxa"/>
             <w:shd w:val="clear" w:color="auto" w:fill="FFFFFF"/>
-          </w:tcPr>
-          <w:p>
-            <w:r>
-              <w:rPr>
-                <w:color w:val="000000"/>
-              </w:rPr>
-              <w:t>Compras</w:t>
-            </w:r>
-          </w:p>
-        </w:tc>
-        <w:tc>
-          <w:tcPr>
-            <w:tcW w:w="1338" w:type="dxa"/>
+            <w:vAlign w:val="center"/>
+          </w:tcPr>
+          <w:p>
+            <w:pPr>
+              <w:jc w:val="center"/>
+              <w:rPr>
+                <w:sz w:val="14"/>
+                <w:szCs w:val="14"/>
+              </w:rPr>
+            </w:pPr>
+            <w:r>
+              <w:rPr>
+                <w:color w:val="000000"/>
+                <w:sz w:val="14"/>
+                <w:szCs w:val="14"/>
+              </w:rPr>
+              <w:t>PATCH /requerimientos/:id/rechazar sin token: ruta protegida</w:t>
+            </w:r>
+          </w:p>
+        </w:tc>
+        <w:tc>
+          <w:tcPr>
+            <w:tcW w:w="709" w:type="dxa"/>
             <w:shd w:val="clear" w:color="auto" w:fill="FFFFFF"/>
-          </w:tcPr>
-          <w:p>
-            <w:r>
-              <w:rPr>
-                <w:color w:val="000000"/>
-              </w:rPr>
-              <w:t>PATCH /requerimientos/:id/rechazar sin token: ruta protegida</w:t>
-            </w:r>
-          </w:p>
-        </w:tc>
-        <w:tc>
-          <w:tcPr>
-            <w:tcW w:w="1396" w:type="dxa"/>
+            <w:vAlign w:val="center"/>
+          </w:tcPr>
+          <w:p>
+            <w:pPr>
+              <w:jc w:val="center"/>
+              <w:rPr>
+                <w:sz w:val="14"/>
+                <w:szCs w:val="14"/>
+              </w:rPr>
+            </w:pPr>
+            <w:r>
+              <w:rPr>
+                <w:color w:val="000000"/>
+                <w:sz w:val="14"/>
+                <w:szCs w:val="14"/>
+              </w:rPr>
+              <w:t>Automatizada</w:t>
+            </w:r>
+          </w:p>
+        </w:tc>
+        <w:tc>
+          <w:tcPr>
+            <w:tcW w:w="1134" w:type="dxa"/>
             <w:shd w:val="clear" w:color="auto" w:fill="FFFFFF"/>
-          </w:tcPr>
-          <w:p>
-            <w:r>
-              <w:rPr>
-                <w:color w:val="000000"/>
-              </w:rPr>
-              <w:t>Automatizada</w:t>
-            </w:r>
-          </w:p>
-        </w:tc>
-        <w:tc>
-          <w:tcPr>
-            <w:tcW w:w="943" w:type="dxa"/>
+            <w:vAlign w:val="center"/>
+          </w:tcPr>
+          <w:p>
+            <w:pPr>
+              <w:jc w:val="center"/>
+              <w:rPr>
+                <w:color w:val="000000"/>
+                <w:sz w:val="14"/>
+                <w:szCs w:val="14"/>
+              </w:rPr>
+            </w:pPr>
+            <w:r>
+              <w:rPr>
+                <w:sz w:val="14"/>
+                <w:szCs w:val="14"/>
+              </w:rPr>
+              <w:t>Servidor levantado. ID de requerimiento de prueba definido. Sin cabecera Authorization.</w:t>
+            </w:r>
+          </w:p>
+        </w:tc>
+        <w:tc>
+          <w:tcPr>
+            <w:tcW w:w="1701" w:type="dxa"/>
             <w:shd w:val="clear" w:color="auto" w:fill="FFFFFF"/>
-          </w:tcPr>
-          <w:p>
-            <w:r>
-              <w:rPr>
-                <w:color w:val="000000"/>
+            <w:vAlign w:val="center"/>
+          </w:tcPr>
+          <w:p>
+            <w:pPr>
+              <w:jc w:val="center"/>
+              <w:rPr>
+                <w:sz w:val="14"/>
+                <w:szCs w:val="14"/>
+              </w:rPr>
+            </w:pPr>
+            <w:r>
+              <w:rPr>
+                <w:sz w:val="14"/>
+                <w:szCs w:val="14"/>
+              </w:rPr>
+              <w:t>1. Ejecutar PATCH /api/v1/requerimientos/&lt;</w:t>
+            </w:r>
+            <w:proofErr w:type="spellStart"/>
+            <w:r>
+              <w:rPr>
+                <w:sz w:val="14"/>
+                <w:szCs w:val="14"/>
+              </w:rPr>
+              <w:t>idRequerimiento</w:t>
+            </w:r>
+            <w:proofErr w:type="spellEnd"/>
+            <w:r>
+              <w:rPr>
+                <w:sz w:val="14"/>
+                <w:szCs w:val="14"/>
+              </w:rPr>
+              <w:t>&gt;/rechazar.</w:t>
+            </w:r>
+          </w:p>
+          <w:p>
+            <w:pPr>
+              <w:jc w:val="center"/>
+              <w:rPr>
+                <w:sz w:val="14"/>
+                <w:szCs w:val="14"/>
+              </w:rPr>
+            </w:pPr>
+            <w:r>
+              <w:rPr>
+                <w:sz w:val="14"/>
+                <w:szCs w:val="14"/>
+              </w:rPr>
+              <w:t>2. No enviar token JWT.</w:t>
+            </w:r>
+          </w:p>
+          <w:p>
+            <w:pPr>
+              <w:jc w:val="center"/>
+              <w:rPr>
+                <w:color w:val="000000"/>
+                <w:sz w:val="14"/>
+                <w:szCs w:val="14"/>
+              </w:rPr>
+            </w:pPr>
+            <w:r>
+              <w:rPr>
+                <w:sz w:val="14"/>
+                <w:szCs w:val="14"/>
+              </w:rPr>
+              <w:t>3. Verificar rechazo por autenticación.</w:t>
+            </w:r>
+          </w:p>
+        </w:tc>
+        <w:tc>
+          <w:tcPr>
+            <w:tcW w:w="992" w:type="dxa"/>
+            <w:shd w:val="clear" w:color="auto" w:fill="FFFFFF"/>
+            <w:vAlign w:val="center"/>
+          </w:tcPr>
+          <w:p>
+            <w:pPr>
+              <w:jc w:val="center"/>
+              <w:rPr>
+                <w:sz w:val="14"/>
+                <w:szCs w:val="14"/>
+              </w:rPr>
+            </w:pPr>
+            <w:r>
+              <w:rPr>
+                <w:color w:val="000000"/>
+                <w:sz w:val="14"/>
+                <w:szCs w:val="14"/>
               </w:rPr>
               <w:t>HTTP 401.</w:t>
             </w:r>
@@ -3571,13 +5716,23 @@
         </w:tc>
         <w:tc>
           <w:tcPr>
-            <w:tcW w:w="991" w:type="dxa"/>
-            <w:shd w:val="clear" w:color="auto" w:fill="FFFFFF"/>
-          </w:tcPr>
-          <w:p>
-            <w:r>
-              <w:rPr>
-                <w:color w:val="000000"/>
+            <w:tcW w:w="1276" w:type="dxa"/>
+            <w:shd w:val="clear" w:color="auto" w:fill="E2EFDA"/>
+            <w:vAlign w:val="center"/>
+          </w:tcPr>
+          <w:p>
+            <w:pPr>
+              <w:jc w:val="center"/>
+              <w:rPr>
+                <w:sz w:val="14"/>
+                <w:szCs w:val="14"/>
+              </w:rPr>
+            </w:pPr>
+            <w:r>
+              <w:rPr>
+                <w:color w:val="000000"/>
+                <w:sz w:val="14"/>
+                <w:szCs w:val="14"/>
               </w:rPr>
               <w:t>HTTP 401.</w:t>
             </w:r>
@@ -3585,13 +5740,23 @@
         </w:tc>
         <w:tc>
           <w:tcPr>
-            <w:tcW w:w="594" w:type="dxa"/>
+            <w:tcW w:w="708" w:type="dxa"/>
             <w:shd w:val="clear" w:color="auto" w:fill="E2EFDA"/>
-          </w:tcPr>
-          <w:p>
-            <w:r>
-              <w:rPr>
-                <w:color w:val="000000"/>
+            <w:vAlign w:val="center"/>
+          </w:tcPr>
+          <w:p>
+            <w:pPr>
+              <w:jc w:val="center"/>
+              <w:rPr>
+                <w:sz w:val="14"/>
+                <w:szCs w:val="14"/>
+              </w:rPr>
+            </w:pPr>
+            <w:r>
+              <w:rPr>
+                <w:color w:val="000000"/>
+                <w:sz w:val="14"/>
+                <w:szCs w:val="14"/>
               </w:rPr>
               <w:t>PASS</w:t>
             </w:r>
@@ -3599,13 +5764,23 @@
         </w:tc>
         <w:tc>
           <w:tcPr>
-            <w:tcW w:w="1847" w:type="dxa"/>
-            <w:shd w:val="clear" w:color="auto" w:fill="FFFFFF"/>
-          </w:tcPr>
-          <w:p>
-            <w:r>
-              <w:rPr>
-                <w:color w:val="000000"/>
+            <w:tcW w:w="851" w:type="dxa"/>
+            <w:shd w:val="clear" w:color="auto" w:fill="E2EFDA"/>
+            <w:vAlign w:val="center"/>
+          </w:tcPr>
+          <w:p>
+            <w:pPr>
+              <w:jc w:val="center"/>
+              <w:rPr>
+                <w:sz w:val="14"/>
+                <w:szCs w:val="14"/>
+              </w:rPr>
+            </w:pPr>
+            <w:r>
+              <w:rPr>
+                <w:color w:val="000000"/>
+                <w:sz w:val="14"/>
+                <w:szCs w:val="14"/>
               </w:rPr>
               <w:t>compras_requerimientos.test.js – Test 12</w:t>
             </w:r>
@@ -3615,13 +5790,23 @@
       <w:tr>
         <w:tc>
           <w:tcPr>
-            <w:tcW w:w="418" w:type="dxa"/>
+            <w:tcW w:w="392" w:type="dxa"/>
             <w:shd w:val="clear" w:color="auto" w:fill="F2F2F2"/>
-          </w:tcPr>
-          <w:p>
-            <w:r>
-              <w:rPr>
-                <w:color w:val="000000"/>
+            <w:vAlign w:val="center"/>
+          </w:tcPr>
+          <w:p>
+            <w:pPr>
+              <w:jc w:val="center"/>
+              <w:rPr>
+                <w:sz w:val="14"/>
+                <w:szCs w:val="14"/>
+              </w:rPr>
+            </w:pPr>
+            <w:r>
+              <w:rPr>
+                <w:color w:val="000000"/>
+                <w:sz w:val="14"/>
+                <w:szCs w:val="14"/>
               </w:rPr>
               <w:t>CP-063</w:t>
             </w:r>
@@ -3629,69 +5814,223 @@
         </w:tc>
         <w:tc>
           <w:tcPr>
-            <w:tcW w:w="565" w:type="dxa"/>
+            <w:tcW w:w="850" w:type="dxa"/>
             <w:shd w:val="clear" w:color="auto" w:fill="F2F2F2"/>
-          </w:tcPr>
-          <w:p>
-            <w:r>
-              <w:rPr>
-                <w:color w:val="000000"/>
-              </w:rPr>
-              <w:t>Grupo 2</w:t>
-            </w:r>
-          </w:p>
-        </w:tc>
-        <w:tc>
-          <w:tcPr>
-            <w:tcW w:w="764" w:type="dxa"/>
+            <w:vAlign w:val="center"/>
+          </w:tcPr>
+          <w:p>
+            <w:pPr>
+              <w:jc w:val="center"/>
+              <w:rPr>
+                <w:sz w:val="14"/>
+                <w:szCs w:val="14"/>
+              </w:rPr>
+            </w:pPr>
+            <w:r>
+              <w:rPr>
+                <w:color w:val="000000"/>
+                <w:sz w:val="14"/>
+                <w:szCs w:val="14"/>
+              </w:rPr>
+              <w:t>Compras</w:t>
+            </w:r>
+          </w:p>
+        </w:tc>
+        <w:tc>
+          <w:tcPr>
+            <w:tcW w:w="851" w:type="dxa"/>
             <w:shd w:val="clear" w:color="auto" w:fill="F2F2F2"/>
-          </w:tcPr>
-          <w:p>
-            <w:r>
-              <w:rPr>
-                <w:color w:val="000000"/>
-              </w:rPr>
-              <w:t>Compras</w:t>
-            </w:r>
-          </w:p>
-        </w:tc>
-        <w:tc>
-          <w:tcPr>
-            <w:tcW w:w="1338" w:type="dxa"/>
+            <w:vAlign w:val="center"/>
+          </w:tcPr>
+          <w:p>
+            <w:pPr>
+              <w:jc w:val="center"/>
+              <w:rPr>
+                <w:sz w:val="14"/>
+                <w:szCs w:val="14"/>
+              </w:rPr>
+            </w:pPr>
+            <w:r>
+              <w:rPr>
+                <w:color w:val="000000"/>
+                <w:sz w:val="14"/>
+                <w:szCs w:val="14"/>
+              </w:rPr>
+              <w:t>PATCH /requerimientos/:id/rechazar con Bodeguero: RBAC deniega</w:t>
+            </w:r>
+          </w:p>
+        </w:tc>
+        <w:tc>
+          <w:tcPr>
+            <w:tcW w:w="709" w:type="dxa"/>
             <w:shd w:val="clear" w:color="auto" w:fill="F2F2F2"/>
-          </w:tcPr>
-          <w:p>
-            <w:r>
-              <w:rPr>
-                <w:color w:val="000000"/>
-              </w:rPr>
-              <w:t>PATCH /requerimientos/:id/rechazar con Bodeguero: RBAC deniega</w:t>
-            </w:r>
-          </w:p>
-        </w:tc>
-        <w:tc>
-          <w:tcPr>
-            <w:tcW w:w="1396" w:type="dxa"/>
+            <w:vAlign w:val="center"/>
+          </w:tcPr>
+          <w:p>
+            <w:pPr>
+              <w:jc w:val="center"/>
+              <w:rPr>
+                <w:sz w:val="14"/>
+                <w:szCs w:val="14"/>
+              </w:rPr>
+            </w:pPr>
+            <w:r>
+              <w:rPr>
+                <w:color w:val="000000"/>
+                <w:sz w:val="14"/>
+                <w:szCs w:val="14"/>
+              </w:rPr>
+              <w:t>Automatizada</w:t>
+            </w:r>
+          </w:p>
+        </w:tc>
+        <w:tc>
+          <w:tcPr>
+            <w:tcW w:w="1134" w:type="dxa"/>
             <w:shd w:val="clear" w:color="auto" w:fill="F2F2F2"/>
-          </w:tcPr>
-          <w:p>
-            <w:r>
-              <w:rPr>
-                <w:color w:val="000000"/>
-              </w:rPr>
-              <w:t>Automatizada</w:t>
-            </w:r>
-          </w:p>
-        </w:tc>
-        <w:tc>
-          <w:tcPr>
-            <w:tcW w:w="943" w:type="dxa"/>
+            <w:vAlign w:val="center"/>
+          </w:tcPr>
+          <w:p>
+            <w:pPr>
+              <w:jc w:val="center"/>
+              <w:rPr>
+                <w:color w:val="000000"/>
+                <w:sz w:val="14"/>
+                <w:szCs w:val="14"/>
+              </w:rPr>
+            </w:pPr>
+            <w:r>
+              <w:rPr>
+                <w:sz w:val="14"/>
+                <w:szCs w:val="14"/>
+              </w:rPr>
+              <w:t>Servidor levantado. Token JWT válido con rol Bodeguero. ID de requerimiento de prueba definido.</w:t>
+            </w:r>
+          </w:p>
+        </w:tc>
+        <w:tc>
+          <w:tcPr>
+            <w:tcW w:w="1701" w:type="dxa"/>
             <w:shd w:val="clear" w:color="auto" w:fill="F2F2F2"/>
-          </w:tcPr>
-          <w:p>
-            <w:r>
-              <w:rPr>
-                <w:color w:val="000000"/>
+            <w:vAlign w:val="center"/>
+          </w:tcPr>
+          <w:p>
+            <w:pPr>
+              <w:jc w:val="center"/>
+              <w:rPr>
+                <w:sz w:val="14"/>
+                <w:szCs w:val="14"/>
+              </w:rPr>
+            </w:pPr>
+            <w:r>
+              <w:rPr>
+                <w:sz w:val="14"/>
+                <w:szCs w:val="14"/>
+              </w:rPr>
+              <w:t>1. Generar token Bodeguero válido.</w:t>
+            </w:r>
+          </w:p>
+          <w:p>
+            <w:pPr>
+              <w:jc w:val="center"/>
+              <w:rPr>
+                <w:sz w:val="14"/>
+                <w:szCs w:val="14"/>
+              </w:rPr>
+            </w:pPr>
+            <w:r>
+              <w:rPr>
+                <w:sz w:val="14"/>
+                <w:szCs w:val="14"/>
+              </w:rPr>
+              <w:t>2. Ejecutar PATCH /api/v1/requerimientos/&lt;</w:t>
+            </w:r>
+            <w:proofErr w:type="spellStart"/>
+            <w:r>
+              <w:rPr>
+                <w:sz w:val="14"/>
+                <w:szCs w:val="14"/>
+              </w:rPr>
+              <w:t>idRequerimiento</w:t>
+            </w:r>
+            <w:proofErr w:type="spellEnd"/>
+            <w:r>
+              <w:rPr>
+                <w:sz w:val="14"/>
+                <w:szCs w:val="14"/>
+              </w:rPr>
+              <w:t>&gt;/rechazar.</w:t>
+            </w:r>
+          </w:p>
+          <w:p>
+            <w:pPr>
+              <w:jc w:val="center"/>
+              <w:rPr>
+                <w:sz w:val="14"/>
+                <w:szCs w:val="14"/>
+              </w:rPr>
+            </w:pPr>
+            <w:r>
+              <w:rPr>
+                <w:sz w:val="14"/>
+                <w:szCs w:val="14"/>
+              </w:rPr>
+              <w:t>3. Enviar Authorization: Bearer &lt;</w:t>
+            </w:r>
+            <w:proofErr w:type="spellStart"/>
+            <w:r>
+              <w:rPr>
+                <w:sz w:val="14"/>
+                <w:szCs w:val="14"/>
+              </w:rPr>
+              <w:t>token_bodeguero</w:t>
+            </w:r>
+            <w:proofErr w:type="spellEnd"/>
+            <w:r>
+              <w:rPr>
+                <w:sz w:val="14"/>
+                <w:szCs w:val="14"/>
+              </w:rPr>
+              <w:t>&gt;.</w:t>
+            </w:r>
+          </w:p>
+          <w:p>
+            <w:pPr>
+              <w:jc w:val="center"/>
+              <w:rPr>
+                <w:color w:val="000000"/>
+                <w:sz w:val="14"/>
+                <w:szCs w:val="14"/>
+              </w:rPr>
+            </w:pPr>
+            <w:r>
+              <w:rPr>
+                <w:sz w:val="14"/>
+                <w:szCs w:val="14"/>
+              </w:rPr>
+              <w:t>4. Validar que Bodeguero no pueda rechazar requerimientos.</w:t>
+            </w:r>
+          </w:p>
+        </w:tc>
+        <w:tc>
+          <w:tcPr>
+            <w:tcW w:w="992" w:type="dxa"/>
+            <w:shd w:val="clear" w:color="auto" w:fill="F2F2F2"/>
+            <w:vAlign w:val="center"/>
+          </w:tcPr>
+          <w:p>
+            <w:pPr>
+              <w:jc w:val="center"/>
+              <w:rPr>
+                <w:sz w:val="14"/>
+                <w:szCs w:val="14"/>
+              </w:rPr>
+            </w:pPr>
+            <w:r>
+              <w:rPr>
+                <w:color w:val="000000"/>
+                <w:sz w:val="14"/>
+                <w:szCs w:val="14"/>
               </w:rPr>
               <w:t>HTTP 403.</w:t>
             </w:r>
@@ -3699,13 +6038,23 @@
         </w:tc>
         <w:tc>
           <w:tcPr>
-            <w:tcW w:w="991" w:type="dxa"/>
-            <w:shd w:val="clear" w:color="auto" w:fill="F2F2F2"/>
-          </w:tcPr>
-          <w:p>
-            <w:r>
-              <w:rPr>
-                <w:color w:val="000000"/>
+            <w:tcW w:w="1276" w:type="dxa"/>
+            <w:shd w:val="clear" w:color="auto" w:fill="E2EFDA"/>
+            <w:vAlign w:val="center"/>
+          </w:tcPr>
+          <w:p>
+            <w:pPr>
+              <w:jc w:val="center"/>
+              <w:rPr>
+                <w:sz w:val="14"/>
+                <w:szCs w:val="14"/>
+              </w:rPr>
+            </w:pPr>
+            <w:r>
+              <w:rPr>
+                <w:color w:val="000000"/>
+                <w:sz w:val="14"/>
+                <w:szCs w:val="14"/>
               </w:rPr>
               <w:t>HTTP 403.</w:t>
             </w:r>
@@ -3713,13 +6062,23 @@
         </w:tc>
         <w:tc>
           <w:tcPr>
-            <w:tcW w:w="594" w:type="dxa"/>
+            <w:tcW w:w="708" w:type="dxa"/>
             <w:shd w:val="clear" w:color="auto" w:fill="E2EFDA"/>
-          </w:tcPr>
-          <w:p>
-            <w:r>
-              <w:rPr>
-                <w:color w:val="000000"/>
+            <w:vAlign w:val="center"/>
+          </w:tcPr>
+          <w:p>
+            <w:pPr>
+              <w:jc w:val="center"/>
+              <w:rPr>
+                <w:sz w:val="14"/>
+                <w:szCs w:val="14"/>
+              </w:rPr>
+            </w:pPr>
+            <w:r>
+              <w:rPr>
+                <w:color w:val="000000"/>
+                <w:sz w:val="14"/>
+                <w:szCs w:val="14"/>
               </w:rPr>
               <w:t>PASS</w:t>
             </w:r>
@@ -3727,13 +6086,23 @@
         </w:tc>
         <w:tc>
           <w:tcPr>
-            <w:tcW w:w="1847" w:type="dxa"/>
-            <w:shd w:val="clear" w:color="auto" w:fill="F2F2F2"/>
-          </w:tcPr>
-          <w:p>
-            <w:r>
-              <w:rPr>
-                <w:color w:val="000000"/>
+            <w:tcW w:w="851" w:type="dxa"/>
+            <w:shd w:val="clear" w:color="auto" w:fill="E2EFDA"/>
+            <w:vAlign w:val="center"/>
+          </w:tcPr>
+          <w:p>
+            <w:pPr>
+              <w:jc w:val="center"/>
+              <w:rPr>
+                <w:sz w:val="14"/>
+                <w:szCs w:val="14"/>
+              </w:rPr>
+            </w:pPr>
+            <w:r>
+              <w:rPr>
+                <w:color w:val="000000"/>
+                <w:sz w:val="14"/>
+                <w:szCs w:val="14"/>
               </w:rPr>
               <w:t>compras_requerimientos.test.js – Test 13</w:t>
             </w:r>
@@ -3743,13 +6112,23 @@
       <w:tr>
         <w:tc>
           <w:tcPr>
-            <w:tcW w:w="418" w:type="dxa"/>
+            <w:tcW w:w="392" w:type="dxa"/>
             <w:shd w:val="clear" w:color="auto" w:fill="FFFFFF"/>
-          </w:tcPr>
-          <w:p>
-            <w:r>
-              <w:rPr>
-                <w:color w:val="000000"/>
+            <w:vAlign w:val="center"/>
+          </w:tcPr>
+          <w:p>
+            <w:pPr>
+              <w:jc w:val="center"/>
+              <w:rPr>
+                <w:sz w:val="14"/>
+                <w:szCs w:val="14"/>
+              </w:rPr>
+            </w:pPr>
+            <w:r>
+              <w:rPr>
+                <w:color w:val="000000"/>
+                <w:sz w:val="14"/>
+                <w:szCs w:val="14"/>
               </w:rPr>
               <w:t>CP-064</w:t>
             </w:r>
@@ -3757,83 +6136,281 @@
         </w:tc>
         <w:tc>
           <w:tcPr>
-            <w:tcW w:w="565" w:type="dxa"/>
+            <w:tcW w:w="850" w:type="dxa"/>
             <w:shd w:val="clear" w:color="auto" w:fill="FFFFFF"/>
-          </w:tcPr>
-          <w:p>
-            <w:r>
-              <w:rPr>
-                <w:color w:val="000000"/>
-              </w:rPr>
-              <w:t>Grupo 2</w:t>
-            </w:r>
-          </w:p>
-        </w:tc>
-        <w:tc>
-          <w:tcPr>
-            <w:tcW w:w="764" w:type="dxa"/>
+            <w:vAlign w:val="center"/>
+          </w:tcPr>
+          <w:p>
+            <w:pPr>
+              <w:jc w:val="center"/>
+              <w:rPr>
+                <w:sz w:val="14"/>
+                <w:szCs w:val="14"/>
+              </w:rPr>
+            </w:pPr>
+            <w:r>
+              <w:rPr>
+                <w:color w:val="000000"/>
+                <w:sz w:val="14"/>
+                <w:szCs w:val="14"/>
+              </w:rPr>
+              <w:t>Compras</w:t>
+            </w:r>
+          </w:p>
+        </w:tc>
+        <w:tc>
+          <w:tcPr>
+            <w:tcW w:w="851" w:type="dxa"/>
             <w:shd w:val="clear" w:color="auto" w:fill="FFFFFF"/>
-          </w:tcPr>
-          <w:p>
-            <w:r>
-              <w:rPr>
-                <w:color w:val="000000"/>
-              </w:rPr>
-              <w:t>Compras</w:t>
-            </w:r>
-          </w:p>
-        </w:tc>
-        <w:tc>
-          <w:tcPr>
-            <w:tcW w:w="1338" w:type="dxa"/>
+            <w:vAlign w:val="center"/>
+          </w:tcPr>
+          <w:p>
+            <w:pPr>
+              <w:jc w:val="center"/>
+              <w:rPr>
+                <w:sz w:val="14"/>
+                <w:szCs w:val="14"/>
+              </w:rPr>
+            </w:pPr>
+            <w:r>
+              <w:rPr>
+                <w:color w:val="000000"/>
+                <w:sz w:val="14"/>
+                <w:szCs w:val="14"/>
+              </w:rPr>
+              <w:t>PATCH /requerimientos/:id/rechazar sin justificación obligatoria</w:t>
+            </w:r>
+          </w:p>
+        </w:tc>
+        <w:tc>
+          <w:tcPr>
+            <w:tcW w:w="709" w:type="dxa"/>
             <w:shd w:val="clear" w:color="auto" w:fill="FFFFFF"/>
-          </w:tcPr>
-          <w:p>
-            <w:r>
-              <w:rPr>
-                <w:color w:val="000000"/>
-              </w:rPr>
-              <w:t>PATCH /requerimientos/:id/rechazar sin justificación obligatoria</w:t>
-            </w:r>
-          </w:p>
-        </w:tc>
-        <w:tc>
-          <w:tcPr>
-            <w:tcW w:w="1396" w:type="dxa"/>
+            <w:vAlign w:val="center"/>
+          </w:tcPr>
+          <w:p>
+            <w:pPr>
+              <w:jc w:val="center"/>
+              <w:rPr>
+                <w:sz w:val="14"/>
+                <w:szCs w:val="14"/>
+              </w:rPr>
+            </w:pPr>
+            <w:r>
+              <w:rPr>
+                <w:color w:val="000000"/>
+                <w:sz w:val="14"/>
+                <w:szCs w:val="14"/>
+              </w:rPr>
+              <w:t>Automatizada</w:t>
+            </w:r>
+          </w:p>
+        </w:tc>
+        <w:tc>
+          <w:tcPr>
+            <w:tcW w:w="1134" w:type="dxa"/>
             <w:shd w:val="clear" w:color="auto" w:fill="FFFFFF"/>
-          </w:tcPr>
-          <w:p>
-            <w:r>
-              <w:rPr>
-                <w:color w:val="000000"/>
-              </w:rPr>
-              <w:t>Automatizada</w:t>
-            </w:r>
-          </w:p>
-        </w:tc>
-        <w:tc>
-          <w:tcPr>
-            <w:tcW w:w="943" w:type="dxa"/>
+            <w:vAlign w:val="center"/>
+          </w:tcPr>
+          <w:p>
+            <w:pPr>
+              <w:jc w:val="center"/>
+              <w:rPr>
+                <w:color w:val="000000"/>
+                <w:sz w:val="14"/>
+                <w:szCs w:val="14"/>
+              </w:rPr>
+            </w:pPr>
+            <w:r>
+              <w:rPr>
+                <w:sz w:val="14"/>
+                <w:szCs w:val="14"/>
+              </w:rPr>
+              <w:t>Servidor levantado. Token válido con rol autorizado para rechazar. ID de requerimiento de prueba definido. Body sin justificación.</w:t>
+            </w:r>
+          </w:p>
+        </w:tc>
+        <w:tc>
+          <w:tcPr>
+            <w:tcW w:w="1701" w:type="dxa"/>
             <w:shd w:val="clear" w:color="auto" w:fill="FFFFFF"/>
-          </w:tcPr>
-          <w:p>
-            <w:r>
-              <w:rPr>
-                <w:color w:val="000000"/>
-              </w:rPr>
+            <w:vAlign w:val="center"/>
+          </w:tcPr>
+          <w:p>
+            <w:pPr>
+              <w:jc w:val="center"/>
+              <w:rPr>
+                <w:sz w:val="14"/>
+                <w:szCs w:val="14"/>
+              </w:rPr>
+            </w:pPr>
+            <w:r>
+              <w:rPr>
+                <w:sz w:val="14"/>
+                <w:szCs w:val="14"/>
+              </w:rPr>
+              <w:t>1. Generar token de rol autorizado.</w:t>
+            </w:r>
+          </w:p>
+          <w:p>
+            <w:pPr>
+              <w:jc w:val="center"/>
+              <w:rPr>
+                <w:sz w:val="14"/>
+                <w:szCs w:val="14"/>
+              </w:rPr>
+            </w:pPr>
+            <w:r>
+              <w:rPr>
+                <w:sz w:val="14"/>
+                <w:szCs w:val="14"/>
+              </w:rPr>
+              <w:t>2. Ejecutar PATCH /api/v1/requerimientos/&lt;</w:t>
+            </w:r>
+            <w:proofErr w:type="spellStart"/>
+            <w:r>
+              <w:rPr>
+                <w:sz w:val="14"/>
+                <w:szCs w:val="14"/>
+              </w:rPr>
+              <w:t>idRequerimiento</w:t>
+            </w:r>
+            <w:proofErr w:type="spellEnd"/>
+            <w:r>
+              <w:rPr>
+                <w:sz w:val="14"/>
+                <w:szCs w:val="14"/>
+              </w:rPr>
+              <w:t>&gt;/rechazar.</w:t>
+            </w:r>
+          </w:p>
+          <w:p>
+            <w:pPr>
+              <w:jc w:val="center"/>
+              <w:rPr>
+                <w:sz w:val="14"/>
+                <w:szCs w:val="14"/>
+              </w:rPr>
+            </w:pPr>
+            <w:r>
+              <w:rPr>
+                <w:sz w:val="14"/>
+                <w:szCs w:val="14"/>
+              </w:rPr>
+              <w:t>3. Enviar Authorization: Bearer &lt;token&gt;.</w:t>
+            </w:r>
+          </w:p>
+          <w:p>
+            <w:pPr>
+              <w:jc w:val="center"/>
+              <w:rPr>
+                <w:sz w:val="14"/>
+                <w:szCs w:val="14"/>
+              </w:rPr>
+            </w:pPr>
+            <w:r>
+              <w:rPr>
+                <w:sz w:val="14"/>
+                <w:szCs w:val="14"/>
+              </w:rPr>
+              <w:t xml:space="preserve">4. No enviar campo </w:t>
+            </w:r>
+            <w:proofErr w:type="spellStart"/>
+            <w:r>
+              <w:rPr>
+                <w:sz w:val="14"/>
+                <w:szCs w:val="14"/>
+              </w:rPr>
+              <w:t>justificacion</w:t>
+            </w:r>
+            <w:proofErr w:type="spellEnd"/>
+            <w:r>
+              <w:rPr>
+                <w:sz w:val="14"/>
+                <w:szCs w:val="14"/>
+              </w:rPr>
+              <w:t xml:space="preserve"> u </w:t>
+            </w:r>
+            <w:proofErr w:type="spellStart"/>
+            <w:r>
+              <w:rPr>
+                <w:sz w:val="14"/>
+                <w:szCs w:val="14"/>
+              </w:rPr>
+              <w:t>observacion</w:t>
+            </w:r>
+            <w:proofErr w:type="spellEnd"/>
+            <w:r>
+              <w:rPr>
+                <w:sz w:val="14"/>
+                <w:szCs w:val="14"/>
+              </w:rPr>
+              <w:t>.</w:t>
+            </w:r>
+          </w:p>
+          <w:p>
+            <w:pPr>
+              <w:jc w:val="center"/>
+              <w:rPr>
+                <w:color w:val="000000"/>
+                <w:sz w:val="14"/>
+                <w:szCs w:val="14"/>
+              </w:rPr>
+            </w:pPr>
+            <w:r>
+              <w:rPr>
+                <w:sz w:val="14"/>
+                <w:szCs w:val="14"/>
+              </w:rPr>
+              <w:lastRenderedPageBreak/>
+              <w:t>5. Validar rechazo por falta de justificación.</w:t>
+            </w:r>
+          </w:p>
+        </w:tc>
+        <w:tc>
+          <w:tcPr>
+            <w:tcW w:w="992" w:type="dxa"/>
+            <w:shd w:val="clear" w:color="auto" w:fill="FFFFFF"/>
+            <w:vAlign w:val="center"/>
+          </w:tcPr>
+          <w:p>
+            <w:pPr>
+              <w:jc w:val="center"/>
+              <w:rPr>
+                <w:sz w:val="14"/>
+                <w:szCs w:val="14"/>
+              </w:rPr>
+            </w:pPr>
+            <w:r>
+              <w:rPr>
+                <w:color w:val="000000"/>
+                <w:sz w:val="14"/>
+                <w:szCs w:val="14"/>
+              </w:rPr>
+              <w:lastRenderedPageBreak/>
               <w:t>HTTP 400 (campo justificación requerido).</w:t>
             </w:r>
           </w:p>
         </w:tc>
         <w:tc>
           <w:tcPr>
-            <w:tcW w:w="991" w:type="dxa"/>
-            <w:shd w:val="clear" w:color="auto" w:fill="FFFFFF"/>
-          </w:tcPr>
-          <w:p>
-            <w:r>
-              <w:rPr>
-                <w:color w:val="000000"/>
+            <w:tcW w:w="1276" w:type="dxa"/>
+            <w:shd w:val="clear" w:color="auto" w:fill="E2EFDA"/>
+            <w:vAlign w:val="center"/>
+          </w:tcPr>
+          <w:p>
+            <w:pPr>
+              <w:jc w:val="center"/>
+              <w:rPr>
+                <w:sz w:val="14"/>
+                <w:szCs w:val="14"/>
+              </w:rPr>
+            </w:pPr>
+            <w:r>
+              <w:rPr>
+                <w:color w:val="000000"/>
+                <w:sz w:val="14"/>
+                <w:szCs w:val="14"/>
               </w:rPr>
               <w:t>HTTP 400 – { error: '...' }</w:t>
             </w:r>
@@ -3841,13 +6418,23 @@
         </w:tc>
         <w:tc>
           <w:tcPr>
-            <w:tcW w:w="594" w:type="dxa"/>
+            <w:tcW w:w="708" w:type="dxa"/>
             <w:shd w:val="clear" w:color="auto" w:fill="E2EFDA"/>
-          </w:tcPr>
-          <w:p>
-            <w:r>
-              <w:rPr>
-                <w:color w:val="000000"/>
+            <w:vAlign w:val="center"/>
+          </w:tcPr>
+          <w:p>
+            <w:pPr>
+              <w:jc w:val="center"/>
+              <w:rPr>
+                <w:sz w:val="14"/>
+                <w:szCs w:val="14"/>
+              </w:rPr>
+            </w:pPr>
+            <w:r>
+              <w:rPr>
+                <w:color w:val="000000"/>
+                <w:sz w:val="14"/>
+                <w:szCs w:val="14"/>
               </w:rPr>
               <w:t>PASS</w:t>
             </w:r>
@@ -3855,13 +6442,23 @@
         </w:tc>
         <w:tc>
           <w:tcPr>
-            <w:tcW w:w="1847" w:type="dxa"/>
-            <w:shd w:val="clear" w:color="auto" w:fill="FFFFFF"/>
-          </w:tcPr>
-          <w:p>
-            <w:r>
-              <w:rPr>
-                <w:color w:val="000000"/>
+            <w:tcW w:w="851" w:type="dxa"/>
+            <w:shd w:val="clear" w:color="auto" w:fill="E2EFDA"/>
+            <w:vAlign w:val="center"/>
+          </w:tcPr>
+          <w:p>
+            <w:pPr>
+              <w:jc w:val="center"/>
+              <w:rPr>
+                <w:sz w:val="14"/>
+                <w:szCs w:val="14"/>
+              </w:rPr>
+            </w:pPr>
+            <w:r>
+              <w:rPr>
+                <w:color w:val="000000"/>
+                <w:sz w:val="14"/>
+                <w:szCs w:val="14"/>
               </w:rPr>
               <w:t>compras_requerimientos.test.js – Test 14</w:t>
             </w:r>
@@ -3871,107 +6468,215 @@
       <w:tr>
         <w:tc>
           <w:tcPr>
-            <w:tcW w:w="418" w:type="dxa"/>
+            <w:tcW w:w="392" w:type="dxa"/>
             <w:shd w:val="clear" w:color="auto" w:fill="F2F2F2"/>
-          </w:tcPr>
-          <w:p>
-            <w:r>
-              <w:rPr>
-                <w:color w:val="000000"/>
-              </w:rPr>
-              <w:t>CP-</w:t>
-            </w:r>
-            <w:r>
-              <w:rPr>
-                <w:color w:val="000000"/>
-              </w:rPr>
-              <w:lastRenderedPageBreak/>
-              <w:t>065</w:t>
-            </w:r>
-          </w:p>
-        </w:tc>
-        <w:tc>
-          <w:tcPr>
-            <w:tcW w:w="565" w:type="dxa"/>
+            <w:vAlign w:val="center"/>
+          </w:tcPr>
+          <w:p>
+            <w:pPr>
+              <w:jc w:val="center"/>
+              <w:rPr>
+                <w:sz w:val="14"/>
+                <w:szCs w:val="14"/>
+              </w:rPr>
+            </w:pPr>
+            <w:r>
+              <w:rPr>
+                <w:color w:val="000000"/>
+                <w:sz w:val="14"/>
+                <w:szCs w:val="14"/>
+              </w:rPr>
+              <w:t>CP-065</w:t>
+            </w:r>
+          </w:p>
+        </w:tc>
+        <w:tc>
+          <w:tcPr>
+            <w:tcW w:w="850" w:type="dxa"/>
             <w:shd w:val="clear" w:color="auto" w:fill="F2F2F2"/>
-          </w:tcPr>
-          <w:p>
-            <w:r>
-              <w:rPr>
-                <w:color w:val="000000"/>
-              </w:rPr>
-              <w:lastRenderedPageBreak/>
-              <w:t xml:space="preserve">Grupo </w:t>
-            </w:r>
-            <w:r>
-              <w:rPr>
-                <w:color w:val="000000"/>
-              </w:rPr>
-              <w:lastRenderedPageBreak/>
-              <w:t>3</w:t>
-            </w:r>
-          </w:p>
-        </w:tc>
-        <w:tc>
-          <w:tcPr>
-            <w:tcW w:w="764" w:type="dxa"/>
+            <w:vAlign w:val="center"/>
+          </w:tcPr>
+          <w:p>
+            <w:pPr>
+              <w:jc w:val="center"/>
+              <w:rPr>
+                <w:sz w:val="14"/>
+                <w:szCs w:val="14"/>
+              </w:rPr>
+            </w:pPr>
+            <w:r>
+              <w:rPr>
+                <w:color w:val="000000"/>
+                <w:sz w:val="14"/>
+                <w:szCs w:val="14"/>
+              </w:rPr>
+              <w:t>Materiales</w:t>
+            </w:r>
+          </w:p>
+        </w:tc>
+        <w:tc>
+          <w:tcPr>
+            <w:tcW w:w="851" w:type="dxa"/>
             <w:shd w:val="clear" w:color="auto" w:fill="F2F2F2"/>
-          </w:tcPr>
-          <w:p>
-            <w:r>
-              <w:rPr>
-                <w:color w:val="000000"/>
-              </w:rPr>
-              <w:lastRenderedPageBreak/>
-              <w:t>Materiales</w:t>
-            </w:r>
-          </w:p>
-        </w:tc>
-        <w:tc>
-          <w:tcPr>
-            <w:tcW w:w="1338" w:type="dxa"/>
+            <w:vAlign w:val="center"/>
+          </w:tcPr>
+          <w:p>
+            <w:pPr>
+              <w:jc w:val="center"/>
+              <w:rPr>
+                <w:sz w:val="14"/>
+                <w:szCs w:val="14"/>
+              </w:rPr>
+            </w:pPr>
+            <w:r>
+              <w:rPr>
+                <w:color w:val="000000"/>
+                <w:sz w:val="14"/>
+                <w:szCs w:val="14"/>
+              </w:rPr>
+              <w:t>PUT /materiales/:id sin token: ruta protegida</w:t>
+            </w:r>
+          </w:p>
+        </w:tc>
+        <w:tc>
+          <w:tcPr>
+            <w:tcW w:w="709" w:type="dxa"/>
             <w:shd w:val="clear" w:color="auto" w:fill="F2F2F2"/>
-          </w:tcPr>
-          <w:p>
-            <w:r>
-              <w:rPr>
-                <w:color w:val="000000"/>
-              </w:rPr>
-              <w:t xml:space="preserve">PUT /materiales/:id </w:t>
-            </w:r>
-            <w:r>
-              <w:rPr>
-                <w:color w:val="000000"/>
-              </w:rPr>
-              <w:lastRenderedPageBreak/>
-              <w:t>sin token: ruta protegida</w:t>
-            </w:r>
-          </w:p>
-        </w:tc>
-        <w:tc>
-          <w:tcPr>
-            <w:tcW w:w="1396" w:type="dxa"/>
+            <w:vAlign w:val="center"/>
+          </w:tcPr>
+          <w:p>
+            <w:pPr>
+              <w:jc w:val="center"/>
+              <w:rPr>
+                <w:sz w:val="14"/>
+                <w:szCs w:val="14"/>
+              </w:rPr>
+            </w:pPr>
+            <w:r>
+              <w:rPr>
+                <w:color w:val="000000"/>
+                <w:sz w:val="14"/>
+                <w:szCs w:val="14"/>
+              </w:rPr>
+              <w:t>Automatizada</w:t>
+            </w:r>
+          </w:p>
+        </w:tc>
+        <w:tc>
+          <w:tcPr>
+            <w:tcW w:w="1134" w:type="dxa"/>
             <w:shd w:val="clear" w:color="auto" w:fill="F2F2F2"/>
-          </w:tcPr>
-          <w:p>
-            <w:r>
-              <w:rPr>
-                <w:color w:val="000000"/>
-              </w:rPr>
-              <w:lastRenderedPageBreak/>
-              <w:t>Automatizada</w:t>
-            </w:r>
-          </w:p>
-        </w:tc>
-        <w:tc>
-          <w:tcPr>
-            <w:tcW w:w="943" w:type="dxa"/>
+            <w:vAlign w:val="center"/>
+          </w:tcPr>
+          <w:p>
+            <w:pPr>
+              <w:jc w:val="center"/>
+              <w:rPr>
+                <w:color w:val="000000"/>
+                <w:sz w:val="14"/>
+                <w:szCs w:val="14"/>
+              </w:rPr>
+            </w:pPr>
+            <w:r>
+              <w:rPr>
+                <w:sz w:val="14"/>
+                <w:szCs w:val="14"/>
+              </w:rPr>
+              <w:t>Servidor levantado. ID de material de prueba definido. Body de actualización preparado. Sin cabecera Authorization.</w:t>
+            </w:r>
+          </w:p>
+        </w:tc>
+        <w:tc>
+          <w:tcPr>
+            <w:tcW w:w="1701" w:type="dxa"/>
             <w:shd w:val="clear" w:color="auto" w:fill="F2F2F2"/>
-          </w:tcPr>
-          <w:p>
-            <w:r>
-              <w:rPr>
-                <w:color w:val="000000"/>
+            <w:vAlign w:val="center"/>
+          </w:tcPr>
+          <w:p>
+            <w:pPr>
+              <w:jc w:val="center"/>
+              <w:rPr>
+                <w:sz w:val="14"/>
+                <w:szCs w:val="14"/>
+              </w:rPr>
+            </w:pPr>
+            <w:r>
+              <w:rPr>
+                <w:sz w:val="14"/>
+                <w:szCs w:val="14"/>
+              </w:rPr>
+              <w:t>1. Ejecutar PUT /api/v1/materiales/&lt;idMaterial&gt;.</w:t>
+            </w:r>
+          </w:p>
+          <w:p>
+            <w:pPr>
+              <w:jc w:val="center"/>
+              <w:rPr>
+                <w:sz w:val="14"/>
+                <w:szCs w:val="14"/>
+              </w:rPr>
+            </w:pPr>
+            <w:r>
+              <w:rPr>
+                <w:sz w:val="14"/>
+                <w:szCs w:val="14"/>
+              </w:rPr>
+              <w:t>2. Enviar body con datos de actualización o reactivación.</w:t>
+            </w:r>
+          </w:p>
+          <w:p>
+            <w:pPr>
+              <w:jc w:val="center"/>
+              <w:rPr>
+                <w:sz w:val="14"/>
+                <w:szCs w:val="14"/>
+              </w:rPr>
+            </w:pPr>
+            <w:r>
+              <w:rPr>
+                <w:sz w:val="14"/>
+                <w:szCs w:val="14"/>
+              </w:rPr>
+              <w:t>3. No enviar token JWT.</w:t>
+            </w:r>
+          </w:p>
+          <w:p>
+            <w:pPr>
+              <w:jc w:val="center"/>
+              <w:rPr>
+                <w:color w:val="000000"/>
+                <w:sz w:val="14"/>
+                <w:szCs w:val="14"/>
+              </w:rPr>
+            </w:pPr>
+            <w:r>
+              <w:rPr>
+                <w:sz w:val="14"/>
+                <w:szCs w:val="14"/>
+              </w:rPr>
+              <w:t>4. Verificar rechazo por autenticación.</w:t>
+            </w:r>
+          </w:p>
+        </w:tc>
+        <w:tc>
+          <w:tcPr>
+            <w:tcW w:w="992" w:type="dxa"/>
+            <w:shd w:val="clear" w:color="auto" w:fill="F2F2F2"/>
+            <w:vAlign w:val="center"/>
+          </w:tcPr>
+          <w:p>
+            <w:pPr>
+              <w:jc w:val="center"/>
+              <w:rPr>
+                <w:sz w:val="14"/>
+                <w:szCs w:val="14"/>
+              </w:rPr>
+            </w:pPr>
+            <w:r>
+              <w:rPr>
+                <w:color w:val="000000"/>
+                <w:sz w:val="14"/>
+                <w:szCs w:val="14"/>
               </w:rPr>
               <w:t>HTTP 401.</w:t>
             </w:r>
@@ -3979,13 +6684,23 @@
         </w:tc>
         <w:tc>
           <w:tcPr>
-            <w:tcW w:w="991" w:type="dxa"/>
-            <w:shd w:val="clear" w:color="auto" w:fill="F2F2F2"/>
-          </w:tcPr>
-          <w:p>
-            <w:r>
-              <w:rPr>
-                <w:color w:val="000000"/>
+            <w:tcW w:w="1276" w:type="dxa"/>
+            <w:shd w:val="clear" w:color="auto" w:fill="E2EFDA"/>
+            <w:vAlign w:val="center"/>
+          </w:tcPr>
+          <w:p>
+            <w:pPr>
+              <w:jc w:val="center"/>
+              <w:rPr>
+                <w:sz w:val="14"/>
+                <w:szCs w:val="14"/>
+              </w:rPr>
+            </w:pPr>
+            <w:r>
+              <w:rPr>
+                <w:color w:val="000000"/>
+                <w:sz w:val="14"/>
+                <w:szCs w:val="14"/>
               </w:rPr>
               <w:t>HTTP 401.</w:t>
             </w:r>
@@ -3993,13 +6708,23 @@
         </w:tc>
         <w:tc>
           <w:tcPr>
-            <w:tcW w:w="594" w:type="dxa"/>
+            <w:tcW w:w="708" w:type="dxa"/>
             <w:shd w:val="clear" w:color="auto" w:fill="E2EFDA"/>
-          </w:tcPr>
-          <w:p>
-            <w:r>
-              <w:rPr>
-                <w:color w:val="000000"/>
+            <w:vAlign w:val="center"/>
+          </w:tcPr>
+          <w:p>
+            <w:pPr>
+              <w:jc w:val="center"/>
+              <w:rPr>
+                <w:sz w:val="14"/>
+                <w:szCs w:val="14"/>
+              </w:rPr>
+            </w:pPr>
+            <w:r>
+              <w:rPr>
+                <w:color w:val="000000"/>
+                <w:sz w:val="14"/>
+                <w:szCs w:val="14"/>
               </w:rPr>
               <w:t>PASS</w:t>
             </w:r>
@@ -4007,22 +6732,25 @@
         </w:tc>
         <w:tc>
           <w:tcPr>
-            <w:tcW w:w="1847" w:type="dxa"/>
-            <w:shd w:val="clear" w:color="auto" w:fill="F2F2F2"/>
-          </w:tcPr>
-          <w:p>
-            <w:r>
-              <w:rPr>
-                <w:color w:val="000000"/>
-              </w:rPr>
-              <w:t xml:space="preserve">compras_requerimientos.test.js – </w:t>
-            </w:r>
-            <w:r>
-              <w:rPr>
-                <w:color w:val="000000"/>
-              </w:rPr>
-              <w:lastRenderedPageBreak/>
-              <w:t>Test 15</w:t>
+            <w:tcW w:w="851" w:type="dxa"/>
+            <w:shd w:val="clear" w:color="auto" w:fill="E2EFDA"/>
+            <w:vAlign w:val="center"/>
+          </w:tcPr>
+          <w:p>
+            <w:pPr>
+              <w:jc w:val="center"/>
+              <w:rPr>
+                <w:sz w:val="14"/>
+                <w:szCs w:val="14"/>
+              </w:rPr>
+            </w:pPr>
+            <w:r>
+              <w:rPr>
+                <w:color w:val="000000"/>
+                <w:sz w:val="14"/>
+                <w:szCs w:val="14"/>
+              </w:rPr>
+              <w:t>compras_requerimientos.test.js – Test 15</w:t>
             </w:r>
           </w:p>
         </w:tc>
@@ -4030,84 +6758,231 @@
       <w:tr>
         <w:tc>
           <w:tcPr>
-            <w:tcW w:w="418" w:type="dxa"/>
+            <w:tcW w:w="392" w:type="dxa"/>
             <w:shd w:val="clear" w:color="auto" w:fill="FFFFFF"/>
-          </w:tcPr>
-          <w:p>
-            <w:r>
-              <w:rPr>
-                <w:color w:val="000000"/>
-              </w:rPr>
-              <w:lastRenderedPageBreak/>
+            <w:vAlign w:val="center"/>
+          </w:tcPr>
+          <w:p>
+            <w:pPr>
+              <w:jc w:val="center"/>
+              <w:rPr>
+                <w:sz w:val="14"/>
+                <w:szCs w:val="14"/>
+              </w:rPr>
+            </w:pPr>
+            <w:r>
+              <w:rPr>
+                <w:color w:val="000000"/>
+                <w:sz w:val="14"/>
+                <w:szCs w:val="14"/>
+              </w:rPr>
               <w:t>CP-066</w:t>
             </w:r>
           </w:p>
         </w:tc>
         <w:tc>
           <w:tcPr>
-            <w:tcW w:w="565" w:type="dxa"/>
+            <w:tcW w:w="850" w:type="dxa"/>
             <w:shd w:val="clear" w:color="auto" w:fill="FFFFFF"/>
-          </w:tcPr>
-          <w:p>
-            <w:r>
-              <w:rPr>
-                <w:color w:val="000000"/>
-              </w:rPr>
-              <w:t>Grupo 3</w:t>
-            </w:r>
-          </w:p>
-        </w:tc>
-        <w:tc>
-          <w:tcPr>
-            <w:tcW w:w="764" w:type="dxa"/>
+            <w:vAlign w:val="center"/>
+          </w:tcPr>
+          <w:p>
+            <w:pPr>
+              <w:jc w:val="center"/>
+              <w:rPr>
+                <w:sz w:val="14"/>
+                <w:szCs w:val="14"/>
+              </w:rPr>
+            </w:pPr>
+            <w:r>
+              <w:rPr>
+                <w:color w:val="000000"/>
+                <w:sz w:val="14"/>
+                <w:szCs w:val="14"/>
+              </w:rPr>
+              <w:t>Materiales</w:t>
+            </w:r>
+          </w:p>
+        </w:tc>
+        <w:tc>
+          <w:tcPr>
+            <w:tcW w:w="851" w:type="dxa"/>
             <w:shd w:val="clear" w:color="auto" w:fill="FFFFFF"/>
-          </w:tcPr>
-          <w:p>
-            <w:r>
-              <w:rPr>
-                <w:color w:val="000000"/>
-              </w:rPr>
-              <w:t>Materiales</w:t>
-            </w:r>
-          </w:p>
-        </w:tc>
-        <w:tc>
-          <w:tcPr>
-            <w:tcW w:w="1338" w:type="dxa"/>
+            <w:vAlign w:val="center"/>
+          </w:tcPr>
+          <w:p>
+            <w:pPr>
+              <w:jc w:val="center"/>
+              <w:rPr>
+                <w:sz w:val="14"/>
+                <w:szCs w:val="14"/>
+              </w:rPr>
+            </w:pPr>
+            <w:r>
+              <w:rPr>
+                <w:color w:val="000000"/>
+                <w:sz w:val="14"/>
+                <w:szCs w:val="14"/>
+              </w:rPr>
+              <w:t>PUT /materiales/:id con Residente: RBAC deniega reactivación</w:t>
+            </w:r>
+          </w:p>
+        </w:tc>
+        <w:tc>
+          <w:tcPr>
+            <w:tcW w:w="709" w:type="dxa"/>
             <w:shd w:val="clear" w:color="auto" w:fill="FFFFFF"/>
-          </w:tcPr>
-          <w:p>
-            <w:r>
-              <w:rPr>
-                <w:color w:val="000000"/>
-              </w:rPr>
-              <w:t>PUT /materiales/:id con Residente: RBAC deniega reactivación</w:t>
-            </w:r>
-          </w:p>
-        </w:tc>
-        <w:tc>
-          <w:tcPr>
-            <w:tcW w:w="1396" w:type="dxa"/>
+            <w:vAlign w:val="center"/>
+          </w:tcPr>
+          <w:p>
+            <w:pPr>
+              <w:jc w:val="center"/>
+              <w:rPr>
+                <w:sz w:val="14"/>
+                <w:szCs w:val="14"/>
+              </w:rPr>
+            </w:pPr>
+            <w:r>
+              <w:rPr>
+                <w:color w:val="000000"/>
+                <w:sz w:val="14"/>
+                <w:szCs w:val="14"/>
+              </w:rPr>
+              <w:t>Automatizada</w:t>
+            </w:r>
+          </w:p>
+        </w:tc>
+        <w:tc>
+          <w:tcPr>
+            <w:tcW w:w="1134" w:type="dxa"/>
             <w:shd w:val="clear" w:color="auto" w:fill="FFFFFF"/>
-          </w:tcPr>
-          <w:p>
-            <w:r>
-              <w:rPr>
-                <w:color w:val="000000"/>
-              </w:rPr>
-              <w:t>Automatizada</w:t>
-            </w:r>
-          </w:p>
-        </w:tc>
-        <w:tc>
-          <w:tcPr>
-            <w:tcW w:w="943" w:type="dxa"/>
+            <w:vAlign w:val="center"/>
+          </w:tcPr>
+          <w:p>
+            <w:pPr>
+              <w:jc w:val="center"/>
+              <w:rPr>
+                <w:color w:val="000000"/>
+                <w:sz w:val="14"/>
+                <w:szCs w:val="14"/>
+              </w:rPr>
+            </w:pPr>
+            <w:r>
+              <w:rPr>
+                <w:sz w:val="14"/>
+                <w:szCs w:val="14"/>
+              </w:rPr>
+              <w:t>Servidor levantado. Token JWT válido con rol Residente. ID de material de prueba definido. Body con activo: true.</w:t>
+            </w:r>
+          </w:p>
+        </w:tc>
+        <w:tc>
+          <w:tcPr>
+            <w:tcW w:w="1701" w:type="dxa"/>
             <w:shd w:val="clear" w:color="auto" w:fill="FFFFFF"/>
-          </w:tcPr>
-          <w:p>
-            <w:r>
-              <w:rPr>
-                <w:color w:val="000000"/>
+            <w:vAlign w:val="center"/>
+          </w:tcPr>
+          <w:p>
+            <w:pPr>
+              <w:jc w:val="center"/>
+              <w:rPr>
+                <w:sz w:val="14"/>
+                <w:szCs w:val="14"/>
+              </w:rPr>
+            </w:pPr>
+            <w:r>
+              <w:rPr>
+                <w:sz w:val="14"/>
+                <w:szCs w:val="14"/>
+              </w:rPr>
+              <w:t>1. Generar token Residente válido.</w:t>
+            </w:r>
+          </w:p>
+          <w:p>
+            <w:pPr>
+              <w:jc w:val="center"/>
+              <w:rPr>
+                <w:sz w:val="14"/>
+                <w:szCs w:val="14"/>
+              </w:rPr>
+            </w:pPr>
+            <w:r>
+              <w:rPr>
+                <w:sz w:val="14"/>
+                <w:szCs w:val="14"/>
+              </w:rPr>
+              <w:t>2. Ejecutar PUT /api/v1/materiales/&lt;idMaterial&gt;.</w:t>
+            </w:r>
+          </w:p>
+          <w:p>
+            <w:pPr>
+              <w:jc w:val="center"/>
+              <w:rPr>
+                <w:sz w:val="14"/>
+                <w:szCs w:val="14"/>
+              </w:rPr>
+            </w:pPr>
+            <w:r>
+              <w:rPr>
+                <w:sz w:val="14"/>
+                <w:szCs w:val="14"/>
+              </w:rPr>
+              <w:t>3. Enviar Authorization: Bearer &lt;token_residente&gt;.</w:t>
+            </w:r>
+          </w:p>
+          <w:p>
+            <w:pPr>
+              <w:jc w:val="center"/>
+              <w:rPr>
+                <w:sz w:val="14"/>
+                <w:szCs w:val="14"/>
+              </w:rPr>
+            </w:pPr>
+            <w:r>
+              <w:rPr>
+                <w:sz w:val="14"/>
+                <w:szCs w:val="14"/>
+              </w:rPr>
+              <w:t>4. Enviar { activo: true }.</w:t>
+            </w:r>
+          </w:p>
+          <w:p>
+            <w:pPr>
+              <w:jc w:val="center"/>
+              <w:rPr>
+                <w:color w:val="000000"/>
+                <w:sz w:val="14"/>
+                <w:szCs w:val="14"/>
+              </w:rPr>
+            </w:pPr>
+            <w:r>
+              <w:rPr>
+                <w:sz w:val="14"/>
+                <w:szCs w:val="14"/>
+              </w:rPr>
+              <w:t>5. Validar rechazo por RBAC.</w:t>
+            </w:r>
+          </w:p>
+        </w:tc>
+        <w:tc>
+          <w:tcPr>
+            <w:tcW w:w="992" w:type="dxa"/>
+            <w:shd w:val="clear" w:color="auto" w:fill="FFFFFF"/>
+            <w:vAlign w:val="center"/>
+          </w:tcPr>
+          <w:p>
+            <w:pPr>
+              <w:jc w:val="center"/>
+              <w:rPr>
+                <w:sz w:val="14"/>
+                <w:szCs w:val="14"/>
+              </w:rPr>
+            </w:pPr>
+            <w:r>
+              <w:rPr>
+                <w:color w:val="000000"/>
+                <w:sz w:val="14"/>
+                <w:szCs w:val="14"/>
               </w:rPr>
               <w:t>HTTP 403.</w:t>
             </w:r>
@@ -4115,13 +6990,23 @@
         </w:tc>
         <w:tc>
           <w:tcPr>
-            <w:tcW w:w="991" w:type="dxa"/>
-            <w:shd w:val="clear" w:color="auto" w:fill="FFFFFF"/>
-          </w:tcPr>
-          <w:p>
-            <w:r>
-              <w:rPr>
-                <w:color w:val="000000"/>
+            <w:tcW w:w="1276" w:type="dxa"/>
+            <w:shd w:val="clear" w:color="auto" w:fill="E2EFDA"/>
+            <w:vAlign w:val="center"/>
+          </w:tcPr>
+          <w:p>
+            <w:pPr>
+              <w:jc w:val="center"/>
+              <w:rPr>
+                <w:sz w:val="14"/>
+                <w:szCs w:val="14"/>
+              </w:rPr>
+            </w:pPr>
+            <w:r>
+              <w:rPr>
+                <w:color w:val="000000"/>
+                <w:sz w:val="14"/>
+                <w:szCs w:val="14"/>
               </w:rPr>
               <w:t>HTTP 403.</w:t>
             </w:r>
@@ -4129,13 +7014,23 @@
         </w:tc>
         <w:tc>
           <w:tcPr>
-            <w:tcW w:w="594" w:type="dxa"/>
+            <w:tcW w:w="708" w:type="dxa"/>
             <w:shd w:val="clear" w:color="auto" w:fill="E2EFDA"/>
-          </w:tcPr>
-          <w:p>
-            <w:r>
-              <w:rPr>
-                <w:color w:val="000000"/>
+            <w:vAlign w:val="center"/>
+          </w:tcPr>
+          <w:p>
+            <w:pPr>
+              <w:jc w:val="center"/>
+              <w:rPr>
+                <w:sz w:val="14"/>
+                <w:szCs w:val="14"/>
+              </w:rPr>
+            </w:pPr>
+            <w:r>
+              <w:rPr>
+                <w:color w:val="000000"/>
+                <w:sz w:val="14"/>
+                <w:szCs w:val="14"/>
               </w:rPr>
               <w:t>PASS</w:t>
             </w:r>
@@ -4143,13 +7038,23 @@
         </w:tc>
         <w:tc>
           <w:tcPr>
-            <w:tcW w:w="1847" w:type="dxa"/>
-            <w:shd w:val="clear" w:color="auto" w:fill="FFFFFF"/>
-          </w:tcPr>
-          <w:p>
-            <w:r>
-              <w:rPr>
-                <w:color w:val="000000"/>
+            <w:tcW w:w="851" w:type="dxa"/>
+            <w:shd w:val="clear" w:color="auto" w:fill="E2EFDA"/>
+            <w:vAlign w:val="center"/>
+          </w:tcPr>
+          <w:p>
+            <w:pPr>
+              <w:jc w:val="center"/>
+              <w:rPr>
+                <w:sz w:val="14"/>
+                <w:szCs w:val="14"/>
+              </w:rPr>
+            </w:pPr>
+            <w:r>
+              <w:rPr>
+                <w:color w:val="000000"/>
+                <w:sz w:val="14"/>
+                <w:szCs w:val="14"/>
               </w:rPr>
               <w:t>compras_requerimientos.test.js – Test 16</w:t>
             </w:r>
@@ -4159,13 +7064,23 @@
       <w:tr>
         <w:tc>
           <w:tcPr>
-            <w:tcW w:w="418" w:type="dxa"/>
+            <w:tcW w:w="392" w:type="dxa"/>
             <w:shd w:val="clear" w:color="auto" w:fill="F2F2F2"/>
-          </w:tcPr>
-          <w:p>
-            <w:r>
-              <w:rPr>
-                <w:color w:val="000000"/>
+            <w:vAlign w:val="center"/>
+          </w:tcPr>
+          <w:p>
+            <w:pPr>
+              <w:jc w:val="center"/>
+              <w:rPr>
+                <w:sz w:val="14"/>
+                <w:szCs w:val="14"/>
+              </w:rPr>
+            </w:pPr>
+            <w:r>
+              <w:rPr>
+                <w:color w:val="000000"/>
+                <w:sz w:val="14"/>
+                <w:szCs w:val="14"/>
               </w:rPr>
               <w:t>CP-067</w:t>
             </w:r>
@@ -4173,69 +7088,207 @@
         </w:tc>
         <w:tc>
           <w:tcPr>
-            <w:tcW w:w="565" w:type="dxa"/>
+            <w:tcW w:w="850" w:type="dxa"/>
             <w:shd w:val="clear" w:color="auto" w:fill="F2F2F2"/>
-          </w:tcPr>
-          <w:p>
-            <w:r>
-              <w:rPr>
-                <w:color w:val="000000"/>
-              </w:rPr>
-              <w:t>Grupo 3</w:t>
-            </w:r>
-          </w:p>
-        </w:tc>
-        <w:tc>
-          <w:tcPr>
-            <w:tcW w:w="764" w:type="dxa"/>
+            <w:vAlign w:val="center"/>
+          </w:tcPr>
+          <w:p>
+            <w:pPr>
+              <w:jc w:val="center"/>
+              <w:rPr>
+                <w:sz w:val="14"/>
+                <w:szCs w:val="14"/>
+              </w:rPr>
+            </w:pPr>
+            <w:r>
+              <w:rPr>
+                <w:color w:val="000000"/>
+                <w:sz w:val="14"/>
+                <w:szCs w:val="14"/>
+              </w:rPr>
+              <w:t>Materiales</w:t>
+            </w:r>
+          </w:p>
+        </w:tc>
+        <w:tc>
+          <w:tcPr>
+            <w:tcW w:w="851" w:type="dxa"/>
             <w:shd w:val="clear" w:color="auto" w:fill="F2F2F2"/>
-          </w:tcPr>
-          <w:p>
-            <w:r>
-              <w:rPr>
-                <w:color w:val="000000"/>
-              </w:rPr>
-              <w:t>Materiales</w:t>
-            </w:r>
-          </w:p>
-        </w:tc>
-        <w:tc>
-          <w:tcPr>
-            <w:tcW w:w="1338" w:type="dxa"/>
+            <w:vAlign w:val="center"/>
+          </w:tcPr>
+          <w:p>
+            <w:pPr>
+              <w:jc w:val="center"/>
+              <w:rPr>
+                <w:sz w:val="14"/>
+                <w:szCs w:val="14"/>
+              </w:rPr>
+            </w:pPr>
+            <w:r>
+              <w:rPr>
+                <w:color w:val="000000"/>
+                <w:sz w:val="14"/>
+                <w:szCs w:val="14"/>
+              </w:rPr>
+              <w:t>PUT /materiales/:id con Admin: pasa RBAC para reactivar</w:t>
+            </w:r>
+          </w:p>
+        </w:tc>
+        <w:tc>
+          <w:tcPr>
+            <w:tcW w:w="709" w:type="dxa"/>
             <w:shd w:val="clear" w:color="auto" w:fill="F2F2F2"/>
-          </w:tcPr>
-          <w:p>
-            <w:r>
-              <w:rPr>
-                <w:color w:val="000000"/>
-              </w:rPr>
-              <w:t>PUT /materiales/:id con Admin: pasa RBAC para reactivar</w:t>
-            </w:r>
-          </w:p>
-        </w:tc>
-        <w:tc>
-          <w:tcPr>
-            <w:tcW w:w="1396" w:type="dxa"/>
+            <w:vAlign w:val="center"/>
+          </w:tcPr>
+          <w:p>
+            <w:pPr>
+              <w:jc w:val="center"/>
+              <w:rPr>
+                <w:sz w:val="14"/>
+                <w:szCs w:val="14"/>
+              </w:rPr>
+            </w:pPr>
+            <w:r>
+              <w:rPr>
+                <w:color w:val="000000"/>
+                <w:sz w:val="14"/>
+                <w:szCs w:val="14"/>
+              </w:rPr>
+              <w:t>Automatizada</w:t>
+            </w:r>
+          </w:p>
+        </w:tc>
+        <w:tc>
+          <w:tcPr>
+            <w:tcW w:w="1134" w:type="dxa"/>
             <w:shd w:val="clear" w:color="auto" w:fill="F2F2F2"/>
-          </w:tcPr>
-          <w:p>
-            <w:r>
-              <w:rPr>
-                <w:color w:val="000000"/>
-              </w:rPr>
-              <w:t>Automatizada</w:t>
-            </w:r>
-          </w:p>
-        </w:tc>
-        <w:tc>
-          <w:tcPr>
-            <w:tcW w:w="943" w:type="dxa"/>
+            <w:vAlign w:val="center"/>
+          </w:tcPr>
+          <w:p>
+            <w:pPr>
+              <w:jc w:val="center"/>
+              <w:rPr>
+                <w:color w:val="000000"/>
+                <w:sz w:val="14"/>
+                <w:szCs w:val="14"/>
+              </w:rPr>
+            </w:pPr>
+            <w:r>
+              <w:rPr>
+                <w:sz w:val="14"/>
+                <w:szCs w:val="14"/>
+              </w:rPr>
+              <w:t>Servidor levantado. Token JWT válido con rol Administrador del Sistema. ID de material de prueba definido. Body con activo: true.</w:t>
+            </w:r>
+          </w:p>
+        </w:tc>
+        <w:tc>
+          <w:tcPr>
+            <w:tcW w:w="1701" w:type="dxa"/>
             <w:shd w:val="clear" w:color="auto" w:fill="F2F2F2"/>
-          </w:tcPr>
-          <w:p>
-            <w:r>
-              <w:rPr>
-                <w:color w:val="000000"/>
+            <w:vAlign w:val="center"/>
+          </w:tcPr>
+          <w:p>
+            <w:pPr>
+              <w:jc w:val="center"/>
+              <w:rPr>
+                <w:sz w:val="14"/>
+                <w:szCs w:val="14"/>
+              </w:rPr>
+            </w:pPr>
+            <w:r>
+              <w:rPr>
+                <w:sz w:val="14"/>
+                <w:szCs w:val="14"/>
+              </w:rPr>
+              <w:t>1. Generar token Admin válido.</w:t>
+            </w:r>
+          </w:p>
+          <w:p>
+            <w:pPr>
+              <w:jc w:val="center"/>
+              <w:rPr>
+                <w:sz w:val="14"/>
+                <w:szCs w:val="14"/>
+              </w:rPr>
+            </w:pPr>
+            <w:r>
+              <w:rPr>
+                <w:sz w:val="14"/>
+                <w:szCs w:val="14"/>
+              </w:rPr>
+              <w:t>2. Ejecutar PUT /api/v1/materiales/&lt;idMaterial&gt;.</w:t>
+            </w:r>
+          </w:p>
+          <w:p>
+            <w:pPr>
+              <w:jc w:val="center"/>
+              <w:rPr>
+                <w:sz w:val="14"/>
+                <w:szCs w:val="14"/>
+              </w:rPr>
+            </w:pPr>
+            <w:r>
+              <w:rPr>
+                <w:sz w:val="14"/>
+                <w:szCs w:val="14"/>
+              </w:rPr>
+              <w:t>3. Enviar Authorization: Bearer &lt;token_admin&gt;.</w:t>
+            </w:r>
+          </w:p>
+          <w:p>
+            <w:pPr>
+              <w:jc w:val="center"/>
+              <w:rPr>
+                <w:sz w:val="14"/>
+                <w:szCs w:val="14"/>
+              </w:rPr>
+            </w:pPr>
+            <w:r>
+              <w:rPr>
+                <w:sz w:val="14"/>
+                <w:szCs w:val="14"/>
+              </w:rPr>
+              <w:t>4. Enviar { activo: true }.</w:t>
+            </w:r>
+          </w:p>
+          <w:p>
+            <w:pPr>
+              <w:jc w:val="center"/>
+              <w:rPr>
+                <w:color w:val="000000"/>
+                <w:sz w:val="14"/>
+                <w:szCs w:val="14"/>
+              </w:rPr>
+            </w:pPr>
+            <w:r>
+              <w:rPr>
+                <w:sz w:val="14"/>
+                <w:szCs w:val="14"/>
+              </w:rPr>
+              <w:t>5. Verificar que Admin no reciba 403.</w:t>
+            </w:r>
+          </w:p>
+        </w:tc>
+        <w:tc>
+          <w:tcPr>
+            <w:tcW w:w="992" w:type="dxa"/>
+            <w:shd w:val="clear" w:color="auto" w:fill="F2F2F2"/>
+            <w:vAlign w:val="center"/>
+          </w:tcPr>
+          <w:p>
+            <w:pPr>
+              <w:jc w:val="center"/>
+              <w:rPr>
+                <w:sz w:val="14"/>
+                <w:szCs w:val="14"/>
+              </w:rPr>
+            </w:pPr>
+            <w:r>
+              <w:rPr>
+                <w:color w:val="000000"/>
+                <w:sz w:val="14"/>
+                <w:szCs w:val="14"/>
               </w:rPr>
               <w:t>HTTP 200/404/500 (Admin no recibe 403).</w:t>
             </w:r>
@@ -4243,13 +7296,23 @@
         </w:tc>
         <w:tc>
           <w:tcPr>
-            <w:tcW w:w="991" w:type="dxa"/>
-            <w:shd w:val="clear" w:color="auto" w:fill="F2F2F2"/>
-          </w:tcPr>
-          <w:p>
-            <w:r>
-              <w:rPr>
-                <w:color w:val="000000"/>
+            <w:tcW w:w="1276" w:type="dxa"/>
+            <w:shd w:val="clear" w:color="auto" w:fill="E2EFDA"/>
+            <w:vAlign w:val="center"/>
+          </w:tcPr>
+          <w:p>
+            <w:pPr>
+              <w:jc w:val="center"/>
+              <w:rPr>
+                <w:sz w:val="14"/>
+                <w:szCs w:val="14"/>
+              </w:rPr>
+            </w:pPr>
+            <w:r>
+              <w:rPr>
+                <w:color w:val="000000"/>
+                <w:sz w:val="14"/>
+                <w:szCs w:val="14"/>
               </w:rPr>
               <w:t>HTTP 200/404/500 según disponibilidad.</w:t>
             </w:r>
@@ -4257,13 +7320,23 @@
         </w:tc>
         <w:tc>
           <w:tcPr>
-            <w:tcW w:w="594" w:type="dxa"/>
+            <w:tcW w:w="708" w:type="dxa"/>
             <w:shd w:val="clear" w:color="auto" w:fill="E2EFDA"/>
-          </w:tcPr>
-          <w:p>
-            <w:r>
-              <w:rPr>
-                <w:color w:val="000000"/>
+            <w:vAlign w:val="center"/>
+          </w:tcPr>
+          <w:p>
+            <w:pPr>
+              <w:jc w:val="center"/>
+              <w:rPr>
+                <w:sz w:val="14"/>
+                <w:szCs w:val="14"/>
+              </w:rPr>
+            </w:pPr>
+            <w:r>
+              <w:rPr>
+                <w:color w:val="000000"/>
+                <w:sz w:val="14"/>
+                <w:szCs w:val="14"/>
               </w:rPr>
               <w:t>PASS</w:t>
             </w:r>
@@ -4271,13 +7344,23 @@
         </w:tc>
         <w:tc>
           <w:tcPr>
-            <w:tcW w:w="1847" w:type="dxa"/>
-            <w:shd w:val="clear" w:color="auto" w:fill="F2F2F2"/>
-          </w:tcPr>
-          <w:p>
-            <w:r>
-              <w:rPr>
-                <w:color w:val="000000"/>
+            <w:tcW w:w="851" w:type="dxa"/>
+            <w:shd w:val="clear" w:color="auto" w:fill="E2EFDA"/>
+            <w:vAlign w:val="center"/>
+          </w:tcPr>
+          <w:p>
+            <w:pPr>
+              <w:jc w:val="center"/>
+              <w:rPr>
+                <w:sz w:val="14"/>
+                <w:szCs w:val="14"/>
+              </w:rPr>
+            </w:pPr>
+            <w:r>
+              <w:rPr>
+                <w:color w:val="000000"/>
+                <w:sz w:val="14"/>
+                <w:szCs w:val="14"/>
               </w:rPr>
               <w:t>compras_requerimientos.test.js – Test 17</w:t>
             </w:r>
@@ -4287,13 +7370,23 @@
       <w:tr>
         <w:tc>
           <w:tcPr>
-            <w:tcW w:w="418" w:type="dxa"/>
+            <w:tcW w:w="392" w:type="dxa"/>
             <w:shd w:val="clear" w:color="auto" w:fill="FFFFFF"/>
-          </w:tcPr>
-          <w:p>
-            <w:r>
-              <w:rPr>
-                <w:color w:val="000000"/>
+            <w:vAlign w:val="center"/>
+          </w:tcPr>
+          <w:p>
+            <w:pPr>
+              <w:jc w:val="center"/>
+              <w:rPr>
+                <w:sz w:val="14"/>
+                <w:szCs w:val="14"/>
+              </w:rPr>
+            </w:pPr>
+            <w:r>
+              <w:rPr>
+                <w:color w:val="000000"/>
+                <w:sz w:val="14"/>
+                <w:szCs w:val="14"/>
               </w:rPr>
               <w:t>CP-068</w:t>
             </w:r>
@@ -4301,69 +7394,207 @@
         </w:tc>
         <w:tc>
           <w:tcPr>
-            <w:tcW w:w="565" w:type="dxa"/>
+            <w:tcW w:w="850" w:type="dxa"/>
             <w:shd w:val="clear" w:color="auto" w:fill="FFFFFF"/>
-          </w:tcPr>
-          <w:p>
-            <w:r>
-              <w:rPr>
-                <w:color w:val="000000"/>
-              </w:rPr>
-              <w:t>Grupo 3</w:t>
-            </w:r>
-          </w:p>
-        </w:tc>
-        <w:tc>
-          <w:tcPr>
-            <w:tcW w:w="764" w:type="dxa"/>
+            <w:vAlign w:val="center"/>
+          </w:tcPr>
+          <w:p>
+            <w:pPr>
+              <w:jc w:val="center"/>
+              <w:rPr>
+                <w:sz w:val="14"/>
+                <w:szCs w:val="14"/>
+              </w:rPr>
+            </w:pPr>
+            <w:r>
+              <w:rPr>
+                <w:color w:val="000000"/>
+                <w:sz w:val="14"/>
+                <w:szCs w:val="14"/>
+              </w:rPr>
+              <w:t>Materiales</w:t>
+            </w:r>
+          </w:p>
+        </w:tc>
+        <w:tc>
+          <w:tcPr>
+            <w:tcW w:w="851" w:type="dxa"/>
             <w:shd w:val="clear" w:color="auto" w:fill="FFFFFF"/>
-          </w:tcPr>
-          <w:p>
-            <w:r>
-              <w:rPr>
-                <w:color w:val="000000"/>
-              </w:rPr>
-              <w:t>Materiales</w:t>
-            </w:r>
-          </w:p>
-        </w:tc>
-        <w:tc>
-          <w:tcPr>
-            <w:tcW w:w="1338" w:type="dxa"/>
+            <w:vAlign w:val="center"/>
+          </w:tcPr>
+          <w:p>
+            <w:pPr>
+              <w:jc w:val="center"/>
+              <w:rPr>
+                <w:sz w:val="14"/>
+                <w:szCs w:val="14"/>
+              </w:rPr>
+            </w:pPr>
+            <w:r>
+              <w:rPr>
+                <w:color w:val="000000"/>
+                <w:sz w:val="14"/>
+                <w:szCs w:val="14"/>
+              </w:rPr>
+              <w:t>PUT /materiales/:id activo:true reactiva material dado de baja</w:t>
+            </w:r>
+          </w:p>
+        </w:tc>
+        <w:tc>
+          <w:tcPr>
+            <w:tcW w:w="709" w:type="dxa"/>
             <w:shd w:val="clear" w:color="auto" w:fill="FFFFFF"/>
-          </w:tcPr>
-          <w:p>
-            <w:r>
-              <w:rPr>
-                <w:color w:val="000000"/>
-              </w:rPr>
-              <w:t>PUT /materiales/:id activo:true reactiva material dado de baja</w:t>
-            </w:r>
-          </w:p>
-        </w:tc>
-        <w:tc>
-          <w:tcPr>
-            <w:tcW w:w="1396" w:type="dxa"/>
+            <w:vAlign w:val="center"/>
+          </w:tcPr>
+          <w:p>
+            <w:pPr>
+              <w:jc w:val="center"/>
+              <w:rPr>
+                <w:sz w:val="14"/>
+                <w:szCs w:val="14"/>
+              </w:rPr>
+            </w:pPr>
+            <w:r>
+              <w:rPr>
+                <w:color w:val="000000"/>
+                <w:sz w:val="14"/>
+                <w:szCs w:val="14"/>
+              </w:rPr>
+              <w:t>Automatizada</w:t>
+            </w:r>
+          </w:p>
+        </w:tc>
+        <w:tc>
+          <w:tcPr>
+            <w:tcW w:w="1134" w:type="dxa"/>
             <w:shd w:val="clear" w:color="auto" w:fill="FFFFFF"/>
-          </w:tcPr>
-          <w:p>
-            <w:r>
-              <w:rPr>
-                <w:color w:val="000000"/>
-              </w:rPr>
-              <w:t>Automatizada</w:t>
-            </w:r>
-          </w:p>
-        </w:tc>
-        <w:tc>
-          <w:tcPr>
-            <w:tcW w:w="943" w:type="dxa"/>
+            <w:vAlign w:val="center"/>
+          </w:tcPr>
+          <w:p>
+            <w:pPr>
+              <w:jc w:val="center"/>
+              <w:rPr>
+                <w:color w:val="000000"/>
+                <w:sz w:val="14"/>
+                <w:szCs w:val="14"/>
+              </w:rPr>
+            </w:pPr>
+            <w:r>
+              <w:rPr>
+                <w:sz w:val="14"/>
+                <w:szCs w:val="14"/>
+              </w:rPr>
+              <w:t>Servidor levantado. Token JWT válido con rol Administrador del Sistema. Existe o se simula material dado de baja. Body con activo: true.</w:t>
+            </w:r>
+          </w:p>
+        </w:tc>
+        <w:tc>
+          <w:tcPr>
+            <w:tcW w:w="1701" w:type="dxa"/>
             <w:shd w:val="clear" w:color="auto" w:fill="FFFFFF"/>
-          </w:tcPr>
-          <w:p>
-            <w:r>
-              <w:rPr>
-                <w:color w:val="000000"/>
+            <w:vAlign w:val="center"/>
+          </w:tcPr>
+          <w:p>
+            <w:pPr>
+              <w:jc w:val="center"/>
+              <w:rPr>
+                <w:sz w:val="14"/>
+                <w:szCs w:val="14"/>
+              </w:rPr>
+            </w:pPr>
+            <w:r>
+              <w:rPr>
+                <w:sz w:val="14"/>
+                <w:szCs w:val="14"/>
+              </w:rPr>
+              <w:t>1. Generar token Admin válido.</w:t>
+            </w:r>
+          </w:p>
+          <w:p>
+            <w:pPr>
+              <w:jc w:val="center"/>
+              <w:rPr>
+                <w:sz w:val="14"/>
+                <w:szCs w:val="14"/>
+              </w:rPr>
+            </w:pPr>
+            <w:r>
+              <w:rPr>
+                <w:sz w:val="14"/>
+                <w:szCs w:val="14"/>
+              </w:rPr>
+              <w:t>2. Ejecutar PUT /api/v1/materiales/&lt;idMaterial&gt;.</w:t>
+            </w:r>
+          </w:p>
+          <w:p>
+            <w:pPr>
+              <w:jc w:val="center"/>
+              <w:rPr>
+                <w:sz w:val="14"/>
+                <w:szCs w:val="14"/>
+              </w:rPr>
+            </w:pPr>
+            <w:r>
+              <w:rPr>
+                <w:sz w:val="14"/>
+                <w:szCs w:val="14"/>
+              </w:rPr>
+              <w:t>3. Enviar Authorization: Bearer &lt;token_admin&gt;.</w:t>
+            </w:r>
+          </w:p>
+          <w:p>
+            <w:pPr>
+              <w:jc w:val="center"/>
+              <w:rPr>
+                <w:sz w:val="14"/>
+                <w:szCs w:val="14"/>
+              </w:rPr>
+            </w:pPr>
+            <w:r>
+              <w:rPr>
+                <w:sz w:val="14"/>
+                <w:szCs w:val="14"/>
+              </w:rPr>
+              <w:t>4. Enviar { activo: true }.</w:t>
+            </w:r>
+          </w:p>
+          <w:p>
+            <w:pPr>
+              <w:jc w:val="center"/>
+              <w:rPr>
+                <w:color w:val="000000"/>
+                <w:sz w:val="14"/>
+                <w:szCs w:val="14"/>
+              </w:rPr>
+            </w:pPr>
+            <w:r>
+              <w:rPr>
+                <w:sz w:val="14"/>
+                <w:szCs w:val="14"/>
+              </w:rPr>
+              <w:t>5. Verificar que el material quede activo si la BD está disponible.</w:t>
+            </w:r>
+          </w:p>
+        </w:tc>
+        <w:tc>
+          <w:tcPr>
+            <w:tcW w:w="992" w:type="dxa"/>
+            <w:shd w:val="clear" w:color="auto" w:fill="FFFFFF"/>
+            <w:vAlign w:val="center"/>
+          </w:tcPr>
+          <w:p>
+            <w:pPr>
+              <w:jc w:val="center"/>
+              <w:rPr>
+                <w:sz w:val="14"/>
+                <w:szCs w:val="14"/>
+              </w:rPr>
+            </w:pPr>
+            <w:r>
+              <w:rPr>
+                <w:color w:val="000000"/>
+                <w:sz w:val="14"/>
+                <w:szCs w:val="14"/>
               </w:rPr>
               <w:t>HTTP 200 con material activo:true.</w:t>
             </w:r>
@@ -4371,13 +7602,23 @@
         </w:tc>
         <w:tc>
           <w:tcPr>
-            <w:tcW w:w="991" w:type="dxa"/>
-            <w:shd w:val="clear" w:color="auto" w:fill="FFFFFF"/>
-          </w:tcPr>
-          <w:p>
-            <w:r>
-              <w:rPr>
-                <w:color w:val="000000"/>
+            <w:tcW w:w="1276" w:type="dxa"/>
+            <w:shd w:val="clear" w:color="auto" w:fill="E2EFDA"/>
+            <w:vAlign w:val="center"/>
+          </w:tcPr>
+          <w:p>
+            <w:pPr>
+              <w:jc w:val="center"/>
+              <w:rPr>
+                <w:sz w:val="14"/>
+                <w:szCs w:val="14"/>
+              </w:rPr>
+            </w:pPr>
+            <w:r>
+              <w:rPr>
+                <w:color w:val="000000"/>
+                <w:sz w:val="14"/>
+                <w:szCs w:val="14"/>
               </w:rPr>
               <w:t>HTTP 200 o 500 según disponibilidad.</w:t>
             </w:r>
@@ -4385,13 +7626,23 @@
         </w:tc>
         <w:tc>
           <w:tcPr>
-            <w:tcW w:w="594" w:type="dxa"/>
+            <w:tcW w:w="708" w:type="dxa"/>
             <w:shd w:val="clear" w:color="auto" w:fill="E2EFDA"/>
-          </w:tcPr>
-          <w:p>
-            <w:r>
-              <w:rPr>
-                <w:color w:val="000000"/>
+            <w:vAlign w:val="center"/>
+          </w:tcPr>
+          <w:p>
+            <w:pPr>
+              <w:jc w:val="center"/>
+              <w:rPr>
+                <w:sz w:val="14"/>
+                <w:szCs w:val="14"/>
+              </w:rPr>
+            </w:pPr>
+            <w:r>
+              <w:rPr>
+                <w:color w:val="000000"/>
+                <w:sz w:val="14"/>
+                <w:szCs w:val="14"/>
               </w:rPr>
               <w:t>PASS</w:t>
             </w:r>
@@ -4399,13 +7650,23 @@
         </w:tc>
         <w:tc>
           <w:tcPr>
-            <w:tcW w:w="1847" w:type="dxa"/>
-            <w:shd w:val="clear" w:color="auto" w:fill="FFFFFF"/>
-          </w:tcPr>
-          <w:p>
-            <w:r>
-              <w:rPr>
-                <w:color w:val="000000"/>
+            <w:tcW w:w="851" w:type="dxa"/>
+            <w:shd w:val="clear" w:color="auto" w:fill="E2EFDA"/>
+            <w:vAlign w:val="center"/>
+          </w:tcPr>
+          <w:p>
+            <w:pPr>
+              <w:jc w:val="center"/>
+              <w:rPr>
+                <w:sz w:val="14"/>
+                <w:szCs w:val="14"/>
+              </w:rPr>
+            </w:pPr>
+            <w:r>
+              <w:rPr>
+                <w:color w:val="000000"/>
+                <w:sz w:val="14"/>
+                <w:szCs w:val="14"/>
               </w:rPr>
               <w:t>compras_requerimientos.test.js – Test 18</w:t>
             </w:r>
@@ -4428,16 +7689,16 @@
         <w:tblLook w:val="04A0" w:firstRow="1" w:lastRow="0" w:firstColumn="1" w:lastColumn="0" w:noHBand="0" w:noVBand="1"/>
       </w:tblPr>
       <w:tblGrid>
-        <w:gridCol w:w="1728"/>
-        <w:gridCol w:w="1728"/>
-        <w:gridCol w:w="1728"/>
-        <w:gridCol w:w="1728"/>
-        <w:gridCol w:w="1728"/>
+        <w:gridCol w:w="1242"/>
+        <w:gridCol w:w="1701"/>
+        <w:gridCol w:w="3119"/>
+        <w:gridCol w:w="1276"/>
+        <w:gridCol w:w="1302"/>
       </w:tblGrid>
       <w:tr>
         <w:tc>
           <w:tcPr>
-            <w:tcW w:w="1728" w:type="dxa"/>
+            <w:tcW w:w="1242" w:type="dxa"/>
             <w:shd w:val="clear" w:color="auto" w:fill="1F3864"/>
           </w:tcPr>
           <w:p>
@@ -4458,7 +7719,7 @@
         </w:tc>
         <w:tc>
           <w:tcPr>
-            <w:tcW w:w="1728" w:type="dxa"/>
+            <w:tcW w:w="1701" w:type="dxa"/>
             <w:shd w:val="clear" w:color="auto" w:fill="1F3864"/>
           </w:tcPr>
           <w:p>
@@ -4479,7 +7740,7 @@
         </w:tc>
         <w:tc>
           <w:tcPr>
-            <w:tcW w:w="1728" w:type="dxa"/>
+            <w:tcW w:w="3119" w:type="dxa"/>
             <w:shd w:val="clear" w:color="auto" w:fill="1F3864"/>
           </w:tcPr>
           <w:p>
@@ -4500,7 +7761,7 @@
         </w:tc>
         <w:tc>
           <w:tcPr>
-            <w:tcW w:w="1728" w:type="dxa"/>
+            <w:tcW w:w="1276" w:type="dxa"/>
             <w:shd w:val="clear" w:color="auto" w:fill="1F3864"/>
           </w:tcPr>
           <w:p>
@@ -4521,7 +7782,7 @@
         </w:tc>
         <w:tc>
           <w:tcPr>
-            <w:tcW w:w="1728" w:type="dxa"/>
+            <w:tcW w:w="1302" w:type="dxa"/>
             <w:shd w:val="clear" w:color="auto" w:fill="1F3864"/>
           </w:tcPr>
           <w:p>
@@ -4544,7 +7805,7 @@
       <w:tr>
         <w:tc>
           <w:tcPr>
-            <w:tcW w:w="1728" w:type="dxa"/>
+            <w:tcW w:w="1242" w:type="dxa"/>
             <w:shd w:val="clear" w:color="auto" w:fill="E2EFDA"/>
           </w:tcPr>
           <w:p>
@@ -4564,7 +7825,7 @@
         </w:tc>
         <w:tc>
           <w:tcPr>
-            <w:tcW w:w="1728" w:type="dxa"/>
+            <w:tcW w:w="1701" w:type="dxa"/>
             <w:shd w:val="clear" w:color="auto" w:fill="E2EFDA"/>
           </w:tcPr>
           <w:p>
@@ -4584,18 +7845,21 @@
         </w:tc>
         <w:tc>
           <w:tcPr>
-            <w:tcW w:w="1728" w:type="dxa"/>
+            <w:tcW w:w="3119" w:type="dxa"/>
             <w:shd w:val="clear" w:color="auto" w:fill="E2EFDA"/>
-          </w:tcPr>
-          <w:p>
-            <w:pPr>
-              <w:rPr>
-                <w:szCs w:val="28"/>
-              </w:rPr>
-            </w:pPr>
-            <w:r>
-              <w:rPr>
-                <w:szCs w:val="28"/>
+            <w:vAlign w:val="center"/>
+          </w:tcPr>
+          <w:p>
+            <w:pPr>
+              <w:rPr>
+                <w:szCs w:val="28"/>
+              </w:rPr>
+            </w:pPr>
+            <w:r>
+              <w:rPr>
+                <w:rFonts w:ascii="Calibri" w:hAnsi="Calibri"/>
+                <w:i/>
+                <w:color w:val="595959"/>
               </w:rPr>
               <w:t>Sin defectos registrados en este sprint.</w:t>
             </w:r>
@@ -4603,7 +7867,7 @@
         </w:tc>
         <w:tc>
           <w:tcPr>
-            <w:tcW w:w="1728" w:type="dxa"/>
+            <w:tcW w:w="1276" w:type="dxa"/>
             <w:shd w:val="clear" w:color="auto" w:fill="E2EFDA"/>
           </w:tcPr>
           <w:p>
@@ -4623,7 +7887,7 @@
         </w:tc>
         <w:tc>
           <w:tcPr>
-            <w:tcW w:w="1728" w:type="dxa"/>
+            <w:tcW w:w="1302" w:type="dxa"/>
             <w:shd w:val="clear" w:color="auto" w:fill="E2EFDA"/>
           </w:tcPr>
           <w:p>
@@ -4658,8 +7922,8 @@
         <w:tblLook w:val="04A0" w:firstRow="1" w:lastRow="0" w:firstColumn="1" w:lastColumn="0" w:noHBand="0" w:noVBand="1"/>
       </w:tblPr>
       <w:tblGrid>
-        <w:gridCol w:w="4239"/>
-        <w:gridCol w:w="4617"/>
+        <w:gridCol w:w="4320"/>
+        <w:gridCol w:w="4422"/>
       </w:tblGrid>
       <w:tr>
         <w:tc>
@@ -4738,16 +8002,8 @@
               <w:rPr>
                 <w:szCs w:val="28"/>
               </w:rPr>
-              <w:t xml:space="preserve">npm test -- --testPathPattern </w:t>
-            </w:r>
-            <w:proofErr w:type="spellStart"/>
-            <w:r>
-              <w:rPr>
-                <w:szCs w:val="28"/>
-              </w:rPr>
-              <w:t>compras_requerimientos</w:t>
-            </w:r>
-            <w:proofErr w:type="spellEnd"/>
+              <w:t>npm test -- --testPathPattern compras_requerimientos</w:t>
+            </w:r>
           </w:p>
         </w:tc>
       </w:tr>
@@ -4902,20 +8158,64 @@
           </w:tcPr>
           <w:p>
             <w:pPr>
-              <w:rPr>
-                <w:szCs w:val="28"/>
-              </w:rPr>
-            </w:pPr>
-            <w:r>
-              <w:rPr>
-                <w:szCs w:val="28"/>
-              </w:rPr>
-              <w:t>Grupo 1 (Compras RBAC): 8 pruebas / Grupo 2 (Aprobar/Rechazar): 6 pruebas / Grupo 3 (Reactivación Materiales): 4 pruebas</w:t>
+              <w:pStyle w:val="Prrafodelista"/>
+              <w:numPr>
+                <w:ilvl w:val="0"/>
+                <w:numId w:val="10"/>
+              </w:numPr>
+              <w:rPr>
+                <w:szCs w:val="28"/>
+              </w:rPr>
+            </w:pPr>
+            <w:r>
+              <w:rPr>
+                <w:szCs w:val="28"/>
+              </w:rPr>
+              <w:t xml:space="preserve">Grupo 1 (Compras RBAC): 8 pruebas </w:t>
+            </w:r>
+          </w:p>
+          <w:p>
+            <w:pPr>
+              <w:pStyle w:val="Prrafodelista"/>
+              <w:numPr>
+                <w:ilvl w:val="0"/>
+                <w:numId w:val="10"/>
+              </w:numPr>
+              <w:rPr>
+                <w:szCs w:val="28"/>
+              </w:rPr>
+            </w:pPr>
+            <w:r>
+              <w:rPr>
+                <w:szCs w:val="28"/>
+              </w:rPr>
+              <w:t>Grupo 2 (Aprobar/Rechazar): 6 pruebas</w:t>
+            </w:r>
+          </w:p>
+          <w:p>
+            <w:pPr>
+              <w:pStyle w:val="Prrafodelista"/>
+              <w:numPr>
+                <w:ilvl w:val="0"/>
+                <w:numId w:val="10"/>
+              </w:numPr>
+              <w:rPr>
+                <w:szCs w:val="28"/>
+              </w:rPr>
+            </w:pPr>
+            <w:r>
+              <w:rPr>
+                <w:szCs w:val="28"/>
+              </w:rPr>
+              <w:t>Grupo 3 (Reactivación Materiales): 4 pruebas</w:t>
             </w:r>
           </w:p>
         </w:tc>
       </w:tr>
       <w:tr>
+        <w:trPr>
+          <w:trHeight w:val="60"/>
+        </w:trPr>
         <w:tc>
           <w:tcPr>
             <w:tcW w:w="4320" w:type="dxa"/>
@@ -4943,29 +8243,39 @@
           </w:tcPr>
           <w:p>
             <w:pPr>
-              <w:rPr>
-                <w:szCs w:val="28"/>
-              </w:rPr>
-            </w:pPr>
-            <w:r>
-              <w:rPr>
-                <w:szCs w:val="28"/>
-              </w:rPr>
-              <w:t xml:space="preserve">Test Suites: 1 passed, 1 </w:t>
-            </w:r>
-            <w:proofErr w:type="spellStart"/>
-            <w:r>
-              <w:rPr>
-                <w:szCs w:val="28"/>
-              </w:rPr>
-              <w:t>total|Tests</w:t>
-            </w:r>
-            <w:proofErr w:type="spellEnd"/>
-            <w:r>
-              <w:rPr>
-                <w:szCs w:val="28"/>
-              </w:rPr>
-              <w:t>: 18 passed, 18 total</w:t>
+              <w:pStyle w:val="Prrafodelista"/>
+              <w:numPr>
+                <w:ilvl w:val="0"/>
+                <w:numId w:val="10"/>
+              </w:numPr>
+              <w:rPr>
+                <w:szCs w:val="28"/>
+              </w:rPr>
+            </w:pPr>
+            <w:r>
+              <w:rPr>
+                <w:szCs w:val="28"/>
+              </w:rPr>
+              <w:t>Test Suites: 1 passed, 1 total</w:t>
+            </w:r>
+          </w:p>
+          <w:p>
+            <w:pPr>
+              <w:pStyle w:val="Prrafodelista"/>
+              <w:numPr>
+                <w:ilvl w:val="0"/>
+                <w:numId w:val="10"/>
+              </w:numPr>
+              <w:rPr>
+                <w:szCs w:val="28"/>
+              </w:rPr>
+            </w:pPr>
+            <w:r>
+              <w:rPr>
+                <w:szCs w:val="28"/>
+              </w:rPr>
+              <w:lastRenderedPageBreak/>
+              <w:t>Tests: 18 passed, 18 total</w:t>
             </w:r>
           </w:p>
         </w:tc>
@@ -4976,6 +8286,7 @@
         <w:pStyle w:val="Ttulo1"/>
       </w:pPr>
       <w:r>
+        <w:lastRenderedPageBreak/>
         <w:t>8. Conclusiones y acciones derivadas</w:t>
       </w:r>
     </w:p>
@@ -4986,13 +8297,13 @@
         <w:tblLook w:val="04A0" w:firstRow="1" w:lastRow="0" w:firstColumn="1" w:lastColumn="0" w:noHBand="0" w:noVBand="1"/>
       </w:tblPr>
       <w:tblGrid>
-        <w:gridCol w:w="4320"/>
-        <w:gridCol w:w="4320"/>
+        <w:gridCol w:w="3510"/>
+        <w:gridCol w:w="5130"/>
       </w:tblGrid>
       <w:tr>
         <w:tc>
           <w:tcPr>
-            <w:tcW w:w="4320" w:type="dxa"/>
+            <w:tcW w:w="3510" w:type="dxa"/>
             <w:shd w:val="clear" w:color="auto" w:fill="D9E1F2"/>
           </w:tcPr>
           <w:p>
@@ -5012,28 +8323,20 @@
         </w:tc>
         <w:tc>
           <w:tcPr>
-            <w:tcW w:w="4320" w:type="dxa"/>
-          </w:tcPr>
-          <w:p>
-            <w:pPr>
-              <w:rPr>
-                <w:szCs w:val="28"/>
-              </w:rPr>
-            </w:pPr>
-            <w:r>
-              <w:rPr>
-                <w:color w:val="000000"/>
-                <w:szCs w:val="28"/>
-              </w:rPr>
-              <w:t xml:space="preserve">El Sprint 04 alcanzó el nivel de calidad máximo: 18/18 pruebas automatizadas en estado PASS (100%). El módulo de Requerimientos de Compra con control RBAC y el endpoint de reactivación de </w:t>
-            </w:r>
-            <w:r>
-              <w:rPr>
-                <w:color w:val="000000"/>
-                <w:szCs w:val="28"/>
-              </w:rPr>
-              <w:lastRenderedPageBreak/>
-              <w:t>materiales fueron validados satisfactoriamente.</w:t>
+            <w:tcW w:w="5130" w:type="dxa"/>
+          </w:tcPr>
+          <w:p>
+            <w:pPr>
+              <w:rPr>
+                <w:szCs w:val="28"/>
+              </w:rPr>
+            </w:pPr>
+            <w:r>
+              <w:rPr>
+                <w:color w:val="000000"/>
+                <w:szCs w:val="28"/>
+              </w:rPr>
+              <w:t>El Sprint 04 alcanzó el nivel de calidad máximo: 18/18 pruebas automatizadas en estado PASS (100%). El módulo de Requerimientos de Compra con control RBAC y el endpoint de reactivación de materiales fueron validados satisfactoriamente.</w:t>
             </w:r>
           </w:p>
         </w:tc>
@@ -5041,7 +8344,7 @@
       <w:tr>
         <w:tc>
           <w:tcPr>
-            <w:tcW w:w="4320" w:type="dxa"/>
+            <w:tcW w:w="3510" w:type="dxa"/>
             <w:shd w:val="clear" w:color="auto" w:fill="D9E1F2"/>
           </w:tcPr>
           <w:p>
@@ -5055,14 +8358,13 @@
                 <w:b/>
                 <w:szCs w:val="28"/>
               </w:rPr>
-              <w:lastRenderedPageBreak/>
               <w:t>Módulos con cobertura insuficiente</w:t>
             </w:r>
           </w:p>
         </w:tc>
         <w:tc>
           <w:tcPr>
-            <w:tcW w:w="4320" w:type="dxa"/>
+            <w:tcW w:w="5130" w:type="dxa"/>
           </w:tcPr>
           <w:p>
             <w:pPr>
@@ -5083,7 +8385,7 @@
       <w:tr>
         <w:tc>
           <w:tcPr>
-            <w:tcW w:w="4320" w:type="dxa"/>
+            <w:tcW w:w="3510" w:type="dxa"/>
             <w:shd w:val="clear" w:color="auto" w:fill="D9E1F2"/>
           </w:tcPr>
           <w:p>
@@ -5103,7 +8405,7 @@
         </w:tc>
         <w:tc>
           <w:tcPr>
-            <w:tcW w:w="4320" w:type="dxa"/>
+            <w:tcW w:w="5130" w:type="dxa"/>
           </w:tcPr>
           <w:p>
             <w:pPr>
@@ -5132,7 +8434,7 @@
       <w:tr>
         <w:tc>
           <w:tcPr>
-            <w:tcW w:w="4320" w:type="dxa"/>
+            <w:tcW w:w="3510" w:type="dxa"/>
             <w:shd w:val="clear" w:color="auto" w:fill="D9E1F2"/>
           </w:tcPr>
           <w:p>
@@ -5152,7 +8454,7 @@
         </w:tc>
         <w:tc>
           <w:tcPr>
-            <w:tcW w:w="4320" w:type="dxa"/>
+            <w:tcW w:w="5130" w:type="dxa"/>
           </w:tcPr>
           <w:p>
             <w:pPr>
@@ -5186,14 +8488,13 @@
         <w:tblLook w:val="04A0" w:firstRow="1" w:lastRow="0" w:firstColumn="1" w:lastColumn="0" w:noHBand="0" w:noVBand="1"/>
       </w:tblPr>
       <w:tblGrid>
-        <w:gridCol w:w="2880"/>
-        <w:gridCol w:w="2880"/>
-        <w:gridCol w:w="2880"/>
+        <w:gridCol w:w="1242"/>
+        <w:gridCol w:w="4518"/>
       </w:tblGrid>
       <w:tr>
         <w:tc>
           <w:tcPr>
-            <w:tcW w:w="2880" w:type="dxa"/>
+            <w:tcW w:w="1242" w:type="dxa"/>
             <w:shd w:val="clear" w:color="auto" w:fill="1F3864"/>
           </w:tcPr>
           <w:p>
@@ -5208,7 +8509,7 @@
         </w:tc>
         <w:tc>
           <w:tcPr>
-            <w:tcW w:w="2880" w:type="dxa"/>
+            <w:tcW w:w="4518" w:type="dxa"/>
             <w:shd w:val="clear" w:color="auto" w:fill="1F3864"/>
           </w:tcPr>
           <w:p>
@@ -5221,26 +8522,11 @@
             </w:r>
           </w:p>
         </w:tc>
-        <w:tc>
-          <w:tcPr>
-            <w:tcW w:w="2880" w:type="dxa"/>
-            <w:shd w:val="clear" w:color="auto" w:fill="1F3864"/>
-          </w:tcPr>
-          <w:p>
-            <w:r>
-              <w:rPr>
-                <w:b/>
-                <w:color w:val="FFFFFF"/>
-              </w:rPr>
-              <w:t>Contexto de uso</w:t>
-            </w:r>
-          </w:p>
-        </w:tc>
       </w:tr>
       <w:tr>
         <w:tc>
           <w:tcPr>
-            <w:tcW w:w="2880" w:type="dxa"/>
+            <w:tcW w:w="1242" w:type="dxa"/>
             <w:shd w:val="clear" w:color="auto" w:fill="D9E1F2"/>
           </w:tcPr>
           <w:p>
@@ -5255,7 +8541,7 @@
         </w:tc>
         <w:tc>
           <w:tcPr>
-            <w:tcW w:w="2880" w:type="dxa"/>
+            <w:tcW w:w="4518" w:type="dxa"/>
             <w:shd w:val="clear" w:color="auto" w:fill="D9E1F2"/>
           </w:tcPr>
           <w:p>
@@ -5264,20 +8550,6 @@
                 <w:color w:val="000000"/>
               </w:rPr>
               <w:t>Caso de Prueba</w:t>
-            </w:r>
-          </w:p>
-        </w:tc>
-        <w:tc>
-          <w:tcPr>
-            <w:tcW w:w="2880" w:type="dxa"/>
-            <w:shd w:val="clear" w:color="auto" w:fill="D9E1F2"/>
-          </w:tcPr>
-          <w:p>
-            <w:r>
-              <w:rPr>
-                <w:color w:val="000000"/>
-              </w:rPr>
-              <w:t>Escenario documentado de verificación</w:t>
             </w:r>
           </w:p>
         </w:tc>
@@ -5285,7 +8557,7 @@
       <w:tr>
         <w:tc>
           <w:tcPr>
-            <w:tcW w:w="2880" w:type="dxa"/>
+            <w:tcW w:w="1242" w:type="dxa"/>
             <w:shd w:val="clear" w:color="auto" w:fill="FFFFFF"/>
           </w:tcPr>
           <w:p>
@@ -5300,7 +8572,7 @@
         </w:tc>
         <w:tc>
           <w:tcPr>
-            <w:tcW w:w="2880" w:type="dxa"/>
+            <w:tcW w:w="4518" w:type="dxa"/>
             <w:shd w:val="clear" w:color="auto" w:fill="FFFFFF"/>
           </w:tcPr>
           <w:p>
@@ -5309,20 +8581,6 @@
                 <w:color w:val="000000"/>
               </w:rPr>
               <w:t>Informe de Pruebas</w:t>
-            </w:r>
-          </w:p>
-        </w:tc>
-        <w:tc>
-          <w:tcPr>
-            <w:tcW w:w="2880" w:type="dxa"/>
-            <w:shd w:val="clear" w:color="auto" w:fill="FFFFFF"/>
-          </w:tcPr>
-          <w:p>
-            <w:r>
-              <w:rPr>
-                <w:color w:val="000000"/>
-              </w:rPr>
-              <w:t>Prefijo del código de este documento</w:t>
             </w:r>
           </w:p>
         </w:tc>
@@ -5330,7 +8588,7 @@
       <w:tr>
         <w:tc>
           <w:tcPr>
-            <w:tcW w:w="2880" w:type="dxa"/>
+            <w:tcW w:w="1242" w:type="dxa"/>
             <w:shd w:val="clear" w:color="auto" w:fill="D9E1F2"/>
           </w:tcPr>
           <w:p>
@@ -5345,7 +8603,7 @@
         </w:tc>
         <w:tc>
           <w:tcPr>
-            <w:tcW w:w="2880" w:type="dxa"/>
+            <w:tcW w:w="4518" w:type="dxa"/>
             <w:shd w:val="clear" w:color="auto" w:fill="D9E1F2"/>
           </w:tcPr>
           <w:p>
@@ -5354,20 +8612,6 @@
                 <w:color w:val="000000"/>
               </w:rPr>
               <w:t>JSON Web Token</w:t>
-            </w:r>
-          </w:p>
-        </w:tc>
-        <w:tc>
-          <w:tcPr>
-            <w:tcW w:w="2880" w:type="dxa"/>
-            <w:shd w:val="clear" w:color="auto" w:fill="D9E1F2"/>
-          </w:tcPr>
-          <w:p>
-            <w:r>
-              <w:rPr>
-                <w:color w:val="000000"/>
-              </w:rPr>
-              <w:t>Token de autenticación bajo prueba</w:t>
             </w:r>
           </w:p>
         </w:tc>
@@ -5375,7 +8619,7 @@
       <w:tr>
         <w:tc>
           <w:tcPr>
-            <w:tcW w:w="2880" w:type="dxa"/>
+            <w:tcW w:w="1242" w:type="dxa"/>
             <w:shd w:val="clear" w:color="auto" w:fill="FFFFFF"/>
           </w:tcPr>
           <w:p>
@@ -5390,7 +8634,7 @@
         </w:tc>
         <w:tc>
           <w:tcPr>
-            <w:tcW w:w="2880" w:type="dxa"/>
+            <w:tcW w:w="4518" w:type="dxa"/>
             <w:shd w:val="clear" w:color="auto" w:fill="FFFFFF"/>
           </w:tcPr>
           <w:p>
@@ -5399,20 +8643,6 @@
                 <w:color w:val="000000"/>
               </w:rPr>
               <w:t>Role-Based Access Control</w:t>
-            </w:r>
-          </w:p>
-        </w:tc>
-        <w:tc>
-          <w:tcPr>
-            <w:tcW w:w="2880" w:type="dxa"/>
-            <w:shd w:val="clear" w:color="auto" w:fill="FFFFFF"/>
-          </w:tcPr>
-          <w:p>
-            <w:r>
-              <w:rPr>
-                <w:color w:val="000000"/>
-              </w:rPr>
-              <w:t>Mecanismo de autorización bajo prueba</w:t>
             </w:r>
           </w:p>
         </w:tc>
@@ -5420,7 +8650,7 @@
       <w:tr>
         <w:tc>
           <w:tcPr>
-            <w:tcW w:w="2880" w:type="dxa"/>
+            <w:tcW w:w="1242" w:type="dxa"/>
             <w:shd w:val="clear" w:color="auto" w:fill="D9E1F2"/>
           </w:tcPr>
           <w:p>
@@ -5435,7 +8665,7 @@
         </w:tc>
         <w:tc>
           <w:tcPr>
-            <w:tcW w:w="2880" w:type="dxa"/>
+            <w:tcW w:w="4518" w:type="dxa"/>
             <w:shd w:val="clear" w:color="auto" w:fill="D9E1F2"/>
           </w:tcPr>
           <w:p>
@@ -5444,20 +8674,6 @@
                 <w:color w:val="000000"/>
               </w:rPr>
               <w:t>HyperText Transfer Protocol</w:t>
-            </w:r>
-          </w:p>
-        </w:tc>
-        <w:tc>
-          <w:tcPr>
-            <w:tcW w:w="2880" w:type="dxa"/>
-            <w:shd w:val="clear" w:color="auto" w:fill="D9E1F2"/>
-          </w:tcPr>
-          <w:p>
-            <w:r>
-              <w:rPr>
-                <w:color w:val="000000"/>
-              </w:rPr>
-              <w:t>Protocolo de comunicación web</w:t>
             </w:r>
           </w:p>
         </w:tc>
@@ -5465,7 +8681,7 @@
       <w:tr>
         <w:tc>
           <w:tcPr>
-            <w:tcW w:w="2880" w:type="dxa"/>
+            <w:tcW w:w="1242" w:type="dxa"/>
             <w:shd w:val="clear" w:color="auto" w:fill="FFFFFF"/>
           </w:tcPr>
           <w:p>
@@ -5480,7 +8696,7 @@
         </w:tc>
         <w:tc>
           <w:tcPr>
-            <w:tcW w:w="2880" w:type="dxa"/>
+            <w:tcW w:w="4518" w:type="dxa"/>
             <w:shd w:val="clear" w:color="auto" w:fill="FFFFFF"/>
           </w:tcPr>
           <w:p>
@@ -5489,20 +8705,6 @@
                 <w:color w:val="000000"/>
               </w:rPr>
               <w:t>Application Programming Interface</w:t>
-            </w:r>
-          </w:p>
-        </w:tc>
-        <w:tc>
-          <w:tcPr>
-            <w:tcW w:w="2880" w:type="dxa"/>
-            <w:shd w:val="clear" w:color="auto" w:fill="FFFFFF"/>
-          </w:tcPr>
-          <w:p>
-            <w:r>
-              <w:rPr>
-                <w:color w:val="000000"/>
-              </w:rPr>
-              <w:t>Interfaz de programación</w:t>
             </w:r>
           </w:p>
         </w:tc>
@@ -5510,7 +8712,7 @@
       <w:tr>
         <w:tc>
           <w:tcPr>
-            <w:tcW w:w="2880" w:type="dxa"/>
+            <w:tcW w:w="1242" w:type="dxa"/>
             <w:shd w:val="clear" w:color="auto" w:fill="D9E1F2"/>
           </w:tcPr>
           <w:p>
@@ -5525,7 +8727,7 @@
         </w:tc>
         <w:tc>
           <w:tcPr>
-            <w:tcW w:w="2880" w:type="dxa"/>
+            <w:tcW w:w="4518" w:type="dxa"/>
             <w:shd w:val="clear" w:color="auto" w:fill="D9E1F2"/>
           </w:tcPr>
           <w:p>
@@ -5534,20 +8736,6 @@
                 <w:color w:val="000000"/>
               </w:rPr>
               <w:t>Base de Datos</w:t>
-            </w:r>
-          </w:p>
-        </w:tc>
-        <w:tc>
-          <w:tcPr>
-            <w:tcW w:w="2880" w:type="dxa"/>
-            <w:shd w:val="clear" w:color="auto" w:fill="D9E1F2"/>
-          </w:tcPr>
-          <w:p>
-            <w:r>
-              <w:rPr>
-                <w:color w:val="000000"/>
-              </w:rPr>
-              <w:t>Repositorio de datos</w:t>
             </w:r>
           </w:p>
         </w:tc>
@@ -5555,7 +8743,7 @@
       <w:tr>
         <w:tc>
           <w:tcPr>
-            <w:tcW w:w="2880" w:type="dxa"/>
+            <w:tcW w:w="1242" w:type="dxa"/>
             <w:shd w:val="clear" w:color="auto" w:fill="FFFFFF"/>
           </w:tcPr>
           <w:p>
@@ -5570,7 +8758,7 @@
         </w:tc>
         <w:tc>
           <w:tcPr>
-            <w:tcW w:w="2880" w:type="dxa"/>
+            <w:tcW w:w="4518" w:type="dxa"/>
             <w:shd w:val="clear" w:color="auto" w:fill="FFFFFF"/>
           </w:tcPr>
           <w:p>
@@ -5579,20 +8767,6 @@
                 <w:color w:val="000000"/>
               </w:rPr>
               <w:t>Continuous Integration</w:t>
-            </w:r>
-          </w:p>
-        </w:tc>
-        <w:tc>
-          <w:tcPr>
-            <w:tcW w:w="2880" w:type="dxa"/>
-            <w:shd w:val="clear" w:color="auto" w:fill="FFFFFF"/>
-          </w:tcPr>
-          <w:p>
-            <w:r>
-              <w:rPr>
-                <w:color w:val="000000"/>
-              </w:rPr>
-              <w:t>Entorno de ejecución de pruebas automatizadas</w:t>
             </w:r>
           </w:p>
         </w:tc>
@@ -5600,7 +8774,7 @@
       <w:tr>
         <w:tc>
           <w:tcPr>
-            <w:tcW w:w="2880" w:type="dxa"/>
+            <w:tcW w:w="1242" w:type="dxa"/>
             <w:shd w:val="clear" w:color="auto" w:fill="D9E1F2"/>
           </w:tcPr>
           <w:p>
@@ -5615,7 +8789,7 @@
         </w:tc>
         <w:tc>
           <w:tcPr>
-            <w:tcW w:w="2880" w:type="dxa"/>
+            <w:tcW w:w="4518" w:type="dxa"/>
             <w:shd w:val="clear" w:color="auto" w:fill="D9E1F2"/>
           </w:tcPr>
           <w:p>
@@ -5624,20 +8798,6 @@
                 <w:color w:val="000000"/>
               </w:rPr>
               <w:t>Caso ejecutado con resultado exitoso</w:t>
-            </w:r>
-          </w:p>
-        </w:tc>
-        <w:tc>
-          <w:tcPr>
-            <w:tcW w:w="2880" w:type="dxa"/>
-            <w:shd w:val="clear" w:color="auto" w:fill="D9E1F2"/>
-          </w:tcPr>
-          <w:p>
-            <w:r>
-              <w:rPr>
-                <w:color w:val="000000"/>
-              </w:rPr>
-              <w:t>Estado de caso de prueba</w:t>
             </w:r>
           </w:p>
         </w:tc>
@@ -5645,7 +8805,7 @@
       <w:tr>
         <w:tc>
           <w:tcPr>
-            <w:tcW w:w="2880" w:type="dxa"/>
+            <w:tcW w:w="1242" w:type="dxa"/>
             <w:shd w:val="clear" w:color="auto" w:fill="FFFFFF"/>
           </w:tcPr>
           <w:p>
@@ -5660,7 +8820,7 @@
         </w:tc>
         <w:tc>
           <w:tcPr>
-            <w:tcW w:w="2880" w:type="dxa"/>
+            <w:tcW w:w="4518" w:type="dxa"/>
             <w:shd w:val="clear" w:color="auto" w:fill="FFFFFF"/>
           </w:tcPr>
           <w:p>
@@ -5669,20 +8829,6 @@
                 <w:color w:val="000000"/>
               </w:rPr>
               <w:t>Caso ejecutado con resultado fallido</w:t>
-            </w:r>
-          </w:p>
-        </w:tc>
-        <w:tc>
-          <w:tcPr>
-            <w:tcW w:w="2880" w:type="dxa"/>
-            <w:shd w:val="clear" w:color="auto" w:fill="FFFFFF"/>
-          </w:tcPr>
-          <w:p>
-            <w:r>
-              <w:rPr>
-                <w:color w:val="000000"/>
-              </w:rPr>
-              <w:t>Estado de caso de prueba</w:t>
             </w:r>
           </w:p>
         </w:tc>
@@ -5690,7 +8836,7 @@
       <w:tr>
         <w:tc>
           <w:tcPr>
-            <w:tcW w:w="2880" w:type="dxa"/>
+            <w:tcW w:w="1242" w:type="dxa"/>
             <w:shd w:val="clear" w:color="auto" w:fill="D9E1F2"/>
           </w:tcPr>
           <w:p>
@@ -5705,7 +8851,7 @@
         </w:tc>
         <w:tc>
           <w:tcPr>
-            <w:tcW w:w="2880" w:type="dxa"/>
+            <w:tcW w:w="4518" w:type="dxa"/>
             <w:shd w:val="clear" w:color="auto" w:fill="D9E1F2"/>
           </w:tcPr>
           <w:p>
@@ -5714,20 +8860,6 @@
                 <w:color w:val="000000"/>
               </w:rPr>
               <w:t>Caso no ejecutado por impedimento</w:t>
-            </w:r>
-          </w:p>
-        </w:tc>
-        <w:tc>
-          <w:tcPr>
-            <w:tcW w:w="2880" w:type="dxa"/>
-            <w:shd w:val="clear" w:color="auto" w:fill="D9E1F2"/>
-          </w:tcPr>
-          <w:p>
-            <w:r>
-              <w:rPr>
-                <w:color w:val="000000"/>
-              </w:rPr>
-              <w:t>Estado de caso de prueba</w:t>
             </w:r>
           </w:p>
         </w:tc>
@@ -5735,7 +8867,7 @@
       <w:tr>
         <w:tc>
           <w:tcPr>
-            <w:tcW w:w="2880" w:type="dxa"/>
+            <w:tcW w:w="1242" w:type="dxa"/>
             <w:shd w:val="clear" w:color="auto" w:fill="FFFFFF"/>
           </w:tcPr>
           <w:p>
@@ -5750,7 +8882,7 @@
         </w:tc>
         <w:tc>
           <w:tcPr>
-            <w:tcW w:w="2880" w:type="dxa"/>
+            <w:tcW w:w="4518" w:type="dxa"/>
             <w:shd w:val="clear" w:color="auto" w:fill="FFFFFF"/>
           </w:tcPr>
           <w:p>
@@ -5759,20 +8891,6 @@
                 <w:color w:val="000000"/>
               </w:rPr>
               <w:t>Create, Read, Update, Delete</w:t>
-            </w:r>
-          </w:p>
-        </w:tc>
-        <w:tc>
-          <w:tcPr>
-            <w:tcW w:w="2880" w:type="dxa"/>
-            <w:shd w:val="clear" w:color="auto" w:fill="FFFFFF"/>
-          </w:tcPr>
-          <w:p>
-            <w:r>
-              <w:rPr>
-                <w:color w:val="000000"/>
-              </w:rPr>
-              <w:t>Operaciones básicas de gestión</w:t>
             </w:r>
           </w:p>
         </w:tc>
@@ -5780,7 +8898,7 @@
       <w:tr>
         <w:tc>
           <w:tcPr>
-            <w:tcW w:w="2880" w:type="dxa"/>
+            <w:tcW w:w="1242" w:type="dxa"/>
             <w:shd w:val="clear" w:color="auto" w:fill="D9E1F2"/>
           </w:tcPr>
           <w:p>
@@ -5795,7 +8913,7 @@
         </w:tc>
         <w:tc>
           <w:tcPr>
-            <w:tcW w:w="2880" w:type="dxa"/>
+            <w:tcW w:w="4518" w:type="dxa"/>
             <w:shd w:val="clear" w:color="auto" w:fill="D9E1F2"/>
           </w:tcPr>
           <w:p>
@@ -5804,20 +8922,6 @@
                 <w:color w:val="000000"/>
               </w:rPr>
               <w:t>Multipurpose Internet Mail Extensions</w:t>
-            </w:r>
-          </w:p>
-        </w:tc>
-        <w:tc>
-          <w:tcPr>
-            <w:tcW w:w="2880" w:type="dxa"/>
-            <w:shd w:val="clear" w:color="auto" w:fill="D9E1F2"/>
-          </w:tcPr>
-          <w:p>
-            <w:r>
-              <w:rPr>
-                <w:color w:val="000000"/>
-              </w:rPr>
-              <w:t>Tipo de archivo para validación</w:t>
             </w:r>
           </w:p>
         </w:tc>
@@ -6007,6 +9111,119 @@
       </w:rPr>
     </w:lvl>
   </w:abstractNum>
+  <w:abstractNum w:abstractNumId="9" w15:restartNumberingAfterBreak="0">
+    <w:nsid w:val="06BC78E5"/>
+    <w:multiLevelType w:val="hybridMultilevel"/>
+    <w:tmpl w:val="88CEE822"/>
+    <w:lvl w:ilvl="0" w:tplc="300A0001">
+      <w:start w:val="1"/>
+      <w:numFmt w:val="bullet"/>
+      <w:lvlText w:val=""/>
+      <w:lvlJc w:val="left"/>
+      <w:pPr>
+        <w:ind w:left="720" w:hanging="360"/>
+      </w:pPr>
+      <w:rPr>
+        <w:rFonts w:ascii="Symbol" w:hAnsi="Symbol" w:hint="default"/>
+      </w:rPr>
+    </w:lvl>
+    <w:lvl w:ilvl="1" w:tplc="300A0003" w:tentative="1">
+      <w:start w:val="1"/>
+      <w:numFmt w:val="bullet"/>
+      <w:lvlText w:val="o"/>
+      <w:lvlJc w:val="left"/>
+      <w:pPr>
+        <w:ind w:left="1440" w:hanging="360"/>
+      </w:pPr>
+      <w:rPr>
+        <w:rFonts w:ascii="Courier New" w:hAnsi="Courier New" w:cs="Courier New" w:hint="default"/>
+      </w:rPr>
+    </w:lvl>
+    <w:lvl w:ilvl="2" w:tplc="300A0005" w:tentative="1">
+      <w:start w:val="1"/>
+      <w:numFmt w:val="bullet"/>
+      <w:lvlText w:val=""/>
+      <w:lvlJc w:val="left"/>
+      <w:pPr>
+        <w:ind w:left="2160" w:hanging="360"/>
+      </w:pPr>
+      <w:rPr>
+        <w:rFonts w:ascii="Wingdings" w:hAnsi="Wingdings" w:hint="default"/>
+      </w:rPr>
+    </w:lvl>
+    <w:lvl w:ilvl="3" w:tplc="300A0001" w:tentative="1">
+      <w:start w:val="1"/>
+      <w:numFmt w:val="bullet"/>
+      <w:lvlText w:val=""/>
+      <w:lvlJc w:val="left"/>
+      <w:pPr>
+        <w:ind w:left="2880" w:hanging="360"/>
+      </w:pPr>
+      <w:rPr>
+        <w:rFonts w:ascii="Symbol" w:hAnsi="Symbol" w:hint="default"/>
+      </w:rPr>
+    </w:lvl>
+    <w:lvl w:ilvl="4" w:tplc="300A0003" w:tentative="1">
+      <w:start w:val="1"/>
+      <w:numFmt w:val="bullet"/>
+      <w:lvlText w:val="o"/>
+      <w:lvlJc w:val="left"/>
+      <w:pPr>
+        <w:ind w:left="3600" w:hanging="360"/>
+      </w:pPr>
+      <w:rPr>
+        <w:rFonts w:ascii="Courier New" w:hAnsi="Courier New" w:cs="Courier New" w:hint="default"/>
+      </w:rPr>
+    </w:lvl>
+    <w:lvl w:ilvl="5" w:tplc="300A0005" w:tentative="1">
+      <w:start w:val="1"/>
+      <w:numFmt w:val="bullet"/>
+      <w:lvlText w:val=""/>
+      <w:lvlJc w:val="left"/>
+      <w:pPr>
+        <w:ind w:left="4320" w:hanging="360"/>
+      </w:pPr>
+      <w:rPr>
+        <w:rFonts w:ascii="Wingdings" w:hAnsi="Wingdings" w:hint="default"/>
+      </w:rPr>
+    </w:lvl>
+    <w:lvl w:ilvl="6" w:tplc="300A0001" w:tentative="1">
+      <w:start w:val="1"/>
+      <w:numFmt w:val="bullet"/>
+      <w:lvlText w:val=""/>
+      <w:lvlJc w:val="left"/>
+      <w:pPr>
+        <w:ind w:left="5040" w:hanging="360"/>
+      </w:pPr>
+      <w:rPr>
+        <w:rFonts w:ascii="Symbol" w:hAnsi="Symbol" w:hint="default"/>
+      </w:rPr>
+    </w:lvl>
+    <w:lvl w:ilvl="7" w:tplc="300A0003" w:tentative="1">
+      <w:start w:val="1"/>
+      <w:numFmt w:val="bullet"/>
+      <w:lvlText w:val="o"/>
+      <w:lvlJc w:val="left"/>
+      <w:pPr>
+        <w:ind w:left="5760" w:hanging="360"/>
+      </w:pPr>
+      <w:rPr>
+        <w:rFonts w:ascii="Courier New" w:hAnsi="Courier New" w:cs="Courier New" w:hint="default"/>
+      </w:rPr>
+    </w:lvl>
+    <w:lvl w:ilvl="8" w:tplc="300A0005" w:tentative="1">
+      <w:start w:val="1"/>
+      <w:numFmt w:val="bullet"/>
+      <w:lvlText w:val=""/>
+      <w:lvlJc w:val="left"/>
+      <w:pPr>
+        <w:ind w:left="6480" w:hanging="360"/>
+      </w:pPr>
+      <w:rPr>
+        <w:rFonts w:ascii="Wingdings" w:hAnsi="Wingdings" w:hint="default"/>
+      </w:rPr>
+    </w:lvl>
+  </w:abstractNum>
   <w:num w:numId="1" w16cid:durableId="1488933337">
     <w:abstractNumId w:val="8"/>
   </w:num>
@@ -6033,6 +9250,9 @@
   </w:num>
   <w:num w:numId="9" w16cid:durableId="933368389">
     <w:abstractNumId w:val="0"/>
+  </w:num>
+  <w:num w:numId="10" w16cid:durableId="1626160285">
+    <w:abstractNumId w:val="9"/>
   </w:num>
 </w:numbering>
 </file>
@@ -6426,8 +9646,9 @@
   <w:style w:type="paragraph" w:default="1" w:styleId="Normal">
     <w:name w:val="Normal"/>
     <w:qFormat/>
-    <w:rsid w:val="00FC693F"/>
+    <w:rsid w:val="004D00A3"/>
     <w:rPr>
+      <w:rFonts w:asciiTheme="majorHAnsi" w:hAnsiTheme="majorHAnsi"/>
       <w:lang w:val="es-EC"/>
     </w:rPr>
   </w:style>
@@ -6446,7 +9667,7 @@
       <w:outlineLvl w:val="0"/>
     </w:pPr>
     <w:rPr>
-      <w:rFonts w:asciiTheme="majorHAnsi" w:eastAsiaTheme="majorEastAsia" w:hAnsiTheme="majorHAnsi" w:cstheme="majorBidi"/>
+      <w:rFonts w:eastAsiaTheme="majorEastAsia" w:cstheme="majorBidi"/>
       <w:b/>
       <w:bCs/>
       <w:szCs w:val="28"/>
@@ -6468,7 +9689,7 @@
       <w:outlineLvl w:val="1"/>
     </w:pPr>
     <w:rPr>
-      <w:rFonts w:asciiTheme="majorHAnsi" w:eastAsiaTheme="majorEastAsia" w:hAnsiTheme="majorHAnsi" w:cstheme="majorBidi"/>
+      <w:rFonts w:eastAsiaTheme="majorEastAsia" w:cstheme="majorBidi"/>
       <w:b/>
       <w:bCs/>
       <w:color w:val="4F81BD" w:themeColor="accent1"/>
@@ -6492,7 +9713,7 @@
       <w:outlineLvl w:val="2"/>
     </w:pPr>
     <w:rPr>
-      <w:rFonts w:asciiTheme="majorHAnsi" w:eastAsiaTheme="majorEastAsia" w:hAnsiTheme="majorHAnsi" w:cstheme="majorBidi"/>
+      <w:rFonts w:eastAsiaTheme="majorEastAsia" w:cstheme="majorBidi"/>
       <w:b/>
       <w:bCs/>
       <w:color w:val="4F81BD" w:themeColor="accent1"/>
@@ -6515,7 +9736,7 @@
       <w:outlineLvl w:val="3"/>
     </w:pPr>
     <w:rPr>
-      <w:rFonts w:asciiTheme="majorHAnsi" w:eastAsiaTheme="majorEastAsia" w:hAnsiTheme="majorHAnsi" w:cstheme="majorBidi"/>
+      <w:rFonts w:eastAsiaTheme="majorEastAsia" w:cstheme="majorBidi"/>
       <w:b/>
       <w:bCs/>
       <w:i/>
@@ -6540,7 +9761,7 @@
       <w:outlineLvl w:val="4"/>
     </w:pPr>
     <w:rPr>
-      <w:rFonts w:asciiTheme="majorHAnsi" w:eastAsiaTheme="majorEastAsia" w:hAnsiTheme="majorHAnsi" w:cstheme="majorBidi"/>
+      <w:rFonts w:eastAsiaTheme="majorEastAsia" w:cstheme="majorBidi"/>
       <w:color w:val="243F60" w:themeColor="accent1" w:themeShade="7F"/>
     </w:rPr>
   </w:style>
@@ -6561,7 +9782,7 @@
       <w:outlineLvl w:val="5"/>
     </w:pPr>
     <w:rPr>
-      <w:rFonts w:asciiTheme="majorHAnsi" w:eastAsiaTheme="majorEastAsia" w:hAnsiTheme="majorHAnsi" w:cstheme="majorBidi"/>
+      <w:rFonts w:eastAsiaTheme="majorEastAsia" w:cstheme="majorBidi"/>
       <w:i/>
       <w:iCs/>
       <w:color w:val="243F60" w:themeColor="accent1" w:themeShade="7F"/>
@@ -6584,7 +9805,7 @@
       <w:outlineLvl w:val="6"/>
     </w:pPr>
     <w:rPr>
-      <w:rFonts w:asciiTheme="majorHAnsi" w:eastAsiaTheme="majorEastAsia" w:hAnsiTheme="majorHAnsi" w:cstheme="majorBidi"/>
+      <w:rFonts w:eastAsiaTheme="majorEastAsia" w:cstheme="majorBidi"/>
       <w:i/>
       <w:iCs/>
       <w:color w:val="404040" w:themeColor="text1" w:themeTint="BF"/>
@@ -6607,7 +9828,7 @@
       <w:outlineLvl w:val="7"/>
     </w:pPr>
     <w:rPr>
-      <w:rFonts w:asciiTheme="majorHAnsi" w:eastAsiaTheme="majorEastAsia" w:hAnsiTheme="majorHAnsi" w:cstheme="majorBidi"/>
+      <w:rFonts w:eastAsiaTheme="majorEastAsia" w:cstheme="majorBidi"/>
       <w:color w:val="4F81BD" w:themeColor="accent1"/>
       <w:sz w:val="20"/>
       <w:szCs w:val="20"/>
@@ -6630,7 +9851,7 @@
       <w:outlineLvl w:val="8"/>
     </w:pPr>
     <w:rPr>
-      <w:rFonts w:asciiTheme="majorHAnsi" w:eastAsiaTheme="majorEastAsia" w:hAnsiTheme="majorHAnsi" w:cstheme="majorBidi"/>
+      <w:rFonts w:eastAsiaTheme="majorEastAsia" w:cstheme="majorBidi"/>
       <w:i/>
       <w:iCs/>
       <w:color w:val="404040" w:themeColor="text1" w:themeTint="BF"/>
@@ -6641,7 +9862,6 @@
   <w:style w:type="character" w:default="1" w:styleId="Fuentedeprrafopredeter">
     <w:name w:val="Default Paragraph Font"/>
     <w:uiPriority w:val="1"/>
-    <w:semiHidden/>
     <w:unhideWhenUsed/>
   </w:style>
   <w:style w:type="table" w:default="1" w:styleId="Tablanormal">
@@ -6776,7 +9996,7 @@
       <w:contextualSpacing/>
     </w:pPr>
     <w:rPr>
-      <w:rFonts w:asciiTheme="majorHAnsi" w:eastAsiaTheme="majorEastAsia" w:hAnsiTheme="majorHAnsi" w:cstheme="majorBidi"/>
+      <w:rFonts w:eastAsiaTheme="majorEastAsia" w:cstheme="majorBidi"/>
       <w:color w:val="17365D" w:themeColor="text2" w:themeShade="BF"/>
       <w:spacing w:val="5"/>
       <w:kern w:val="28"/>
@@ -6813,7 +10033,7 @@
       </w:numPr>
     </w:pPr>
     <w:rPr>
-      <w:rFonts w:asciiTheme="majorHAnsi" w:eastAsiaTheme="majorEastAsia" w:hAnsiTheme="majorHAnsi" w:cstheme="majorBidi"/>
+      <w:rFonts w:eastAsiaTheme="majorEastAsia" w:cstheme="majorBidi"/>
       <w:i/>
       <w:iCs/>
       <w:color w:val="4F81BD" w:themeColor="accent1"/>

--- a/Documentos Base/Sprint 4 documentacion/Sprint_04_Informe_Pruebas_ICARO.docx
+++ b/Documentos Base/Sprint 4 documentacion/Sprint_04_Informe_Pruebas_ICARO.docx
@@ -1129,8 +1129,16 @@
     <w:p/>
     <w:tbl>
       <w:tblPr>
-        <w:tblStyle w:val="Tablaconcuadrcula"/>
+        <w:tblStyle w:val="Sombreadomedio1-nfasis1"/>
         <w:tblW w:w="0" w:type="auto"/>
+        <w:tblBorders>
+          <w:top w:val="single" w:sz="4" w:space="0" w:color="auto"/>
+          <w:left w:val="single" w:sz="4" w:space="0" w:color="auto"/>
+          <w:bottom w:val="single" w:sz="4" w:space="0" w:color="auto"/>
+          <w:right w:val="single" w:sz="4" w:space="0" w:color="auto"/>
+          <w:insideH w:val="single" w:sz="4" w:space="0" w:color="auto"/>
+          <w:insideV w:val="single" w:sz="4" w:space="0" w:color="auto"/>
+        </w:tblBorders>
         <w:tblLook w:val="04A0" w:firstRow="1" w:lastRow="0" w:firstColumn="1" w:lastColumn="0" w:noHBand="0" w:noVBand="1"/>
       </w:tblPr>
       <w:tblGrid>
@@ -1142,20 +1150,29 @@
         <w:gridCol w:w="1440"/>
       </w:tblGrid>
       <w:tr>
-        <w:tc>
-          <w:tcPr>
+        <w:trPr>
+          <w:cnfStyle w:val="100000000000" w:firstRow="1" w:lastRow="0" w:firstColumn="0" w:lastColumn="0" w:oddVBand="0" w:evenVBand="0" w:oddHBand="0" w:evenHBand="0" w:firstRowFirstColumn="0" w:firstRowLastColumn="0" w:lastRowFirstColumn="0" w:lastRowLastColumn="0"/>
+        </w:trPr>
+        <w:tc>
+          <w:tcPr>
+            <w:cnfStyle w:val="001000000000" w:firstRow="0" w:lastRow="0" w:firstColumn="1" w:lastColumn="0" w:oddVBand="0" w:evenVBand="0" w:oddHBand="0" w:evenHBand="0" w:firstRowFirstColumn="0" w:firstRowLastColumn="0" w:lastRowFirstColumn="0" w:lastRowLastColumn="0"/>
             <w:tcW w:w="1440" w:type="dxa"/>
-            <w:shd w:val="clear" w:color="auto" w:fill="2E75B6"/>
-          </w:tcPr>
-          <w:p>
-            <w:pPr>
-              <w:rPr>
-                <w:szCs w:val="28"/>
-              </w:rPr>
-            </w:pPr>
-            <w:r>
-              <w:rPr>
-                <w:b/>
+            <w:tcBorders>
+              <w:top w:val="none" w:sz="0" w:space="0" w:color="auto"/>
+              <w:left w:val="none" w:sz="0" w:space="0" w:color="auto"/>
+              <w:bottom w:val="none" w:sz="0" w:space="0" w:color="auto"/>
+              <w:right w:val="none" w:sz="0" w:space="0" w:color="auto"/>
+            </w:tcBorders>
+            <w:shd w:val="clear" w:color="auto" w:fill="1F497D" w:themeFill="text2"/>
+          </w:tcPr>
+          <w:p>
+            <w:pPr>
+              <w:rPr>
+                <w:szCs w:val="28"/>
+              </w:rPr>
+            </w:pPr>
+            <w:r>
+              <w:rPr>
                 <w:color w:val="FFFFFF"/>
                 <w:szCs w:val="28"/>
               </w:rPr>
@@ -1166,17 +1183,23 @@
         <w:tc>
           <w:tcPr>
             <w:tcW w:w="1440" w:type="dxa"/>
-            <w:shd w:val="clear" w:color="auto" w:fill="2E75B6"/>
-          </w:tcPr>
-          <w:p>
-            <w:pPr>
-              <w:rPr>
-                <w:szCs w:val="28"/>
-              </w:rPr>
-            </w:pPr>
-            <w:r>
-              <w:rPr>
-                <w:b/>
+            <w:tcBorders>
+              <w:top w:val="none" w:sz="0" w:space="0" w:color="auto"/>
+              <w:left w:val="none" w:sz="0" w:space="0" w:color="auto"/>
+              <w:bottom w:val="none" w:sz="0" w:space="0" w:color="auto"/>
+              <w:right w:val="none" w:sz="0" w:space="0" w:color="auto"/>
+            </w:tcBorders>
+            <w:shd w:val="clear" w:color="auto" w:fill="1F497D" w:themeFill="text2"/>
+          </w:tcPr>
+          <w:p>
+            <w:pPr>
+              <w:cnfStyle w:val="100000000000" w:firstRow="1" w:lastRow="0" w:firstColumn="0" w:lastColumn="0" w:oddVBand="0" w:evenVBand="0" w:oddHBand="0" w:evenHBand="0" w:firstRowFirstColumn="0" w:firstRowLastColumn="0" w:lastRowFirstColumn="0" w:lastRowLastColumn="0"/>
+              <w:rPr>
+                <w:szCs w:val="28"/>
+              </w:rPr>
+            </w:pPr>
+            <w:r>
+              <w:rPr>
                 <w:color w:val="FFFFFF"/>
                 <w:szCs w:val="28"/>
               </w:rPr>
@@ -1187,17 +1210,23 @@
         <w:tc>
           <w:tcPr>
             <w:tcW w:w="1440" w:type="dxa"/>
-            <w:shd w:val="clear" w:color="auto" w:fill="2E75B6"/>
-          </w:tcPr>
-          <w:p>
-            <w:pPr>
-              <w:rPr>
-                <w:szCs w:val="28"/>
-              </w:rPr>
-            </w:pPr>
-            <w:r>
-              <w:rPr>
-                <w:b/>
+            <w:tcBorders>
+              <w:top w:val="none" w:sz="0" w:space="0" w:color="auto"/>
+              <w:left w:val="none" w:sz="0" w:space="0" w:color="auto"/>
+              <w:bottom w:val="none" w:sz="0" w:space="0" w:color="auto"/>
+              <w:right w:val="none" w:sz="0" w:space="0" w:color="auto"/>
+            </w:tcBorders>
+            <w:shd w:val="clear" w:color="auto" w:fill="1F497D" w:themeFill="text2"/>
+          </w:tcPr>
+          <w:p>
+            <w:pPr>
+              <w:cnfStyle w:val="100000000000" w:firstRow="1" w:lastRow="0" w:firstColumn="0" w:lastColumn="0" w:oddVBand="0" w:evenVBand="0" w:oddHBand="0" w:evenHBand="0" w:firstRowFirstColumn="0" w:firstRowLastColumn="0" w:lastRowFirstColumn="0" w:lastRowLastColumn="0"/>
+              <w:rPr>
+                <w:szCs w:val="28"/>
+              </w:rPr>
+            </w:pPr>
+            <w:r>
+              <w:rPr>
                 <w:color w:val="FFFFFF"/>
                 <w:szCs w:val="28"/>
               </w:rPr>
@@ -1208,17 +1237,23 @@
         <w:tc>
           <w:tcPr>
             <w:tcW w:w="1440" w:type="dxa"/>
-            <w:shd w:val="clear" w:color="auto" w:fill="2E75B6"/>
-          </w:tcPr>
-          <w:p>
-            <w:pPr>
-              <w:rPr>
-                <w:szCs w:val="28"/>
-              </w:rPr>
-            </w:pPr>
-            <w:r>
-              <w:rPr>
-                <w:b/>
+            <w:tcBorders>
+              <w:top w:val="none" w:sz="0" w:space="0" w:color="auto"/>
+              <w:left w:val="none" w:sz="0" w:space="0" w:color="auto"/>
+              <w:bottom w:val="none" w:sz="0" w:space="0" w:color="auto"/>
+              <w:right w:val="none" w:sz="0" w:space="0" w:color="auto"/>
+            </w:tcBorders>
+            <w:shd w:val="clear" w:color="auto" w:fill="1F497D" w:themeFill="text2"/>
+          </w:tcPr>
+          <w:p>
+            <w:pPr>
+              <w:cnfStyle w:val="100000000000" w:firstRow="1" w:lastRow="0" w:firstColumn="0" w:lastColumn="0" w:oddVBand="0" w:evenVBand="0" w:oddHBand="0" w:evenHBand="0" w:firstRowFirstColumn="0" w:firstRowLastColumn="0" w:lastRowFirstColumn="0" w:lastRowLastColumn="0"/>
+              <w:rPr>
+                <w:szCs w:val="28"/>
+              </w:rPr>
+            </w:pPr>
+            <w:r>
+              <w:rPr>
                 <w:color w:val="FFFFFF"/>
                 <w:szCs w:val="28"/>
               </w:rPr>
@@ -1229,17 +1264,23 @@
         <w:tc>
           <w:tcPr>
             <w:tcW w:w="1440" w:type="dxa"/>
-            <w:shd w:val="clear" w:color="auto" w:fill="2E75B6"/>
-          </w:tcPr>
-          <w:p>
-            <w:pPr>
-              <w:rPr>
-                <w:szCs w:val="28"/>
-              </w:rPr>
-            </w:pPr>
-            <w:r>
-              <w:rPr>
-                <w:b/>
+            <w:tcBorders>
+              <w:top w:val="none" w:sz="0" w:space="0" w:color="auto"/>
+              <w:left w:val="none" w:sz="0" w:space="0" w:color="auto"/>
+              <w:bottom w:val="none" w:sz="0" w:space="0" w:color="auto"/>
+              <w:right w:val="none" w:sz="0" w:space="0" w:color="auto"/>
+            </w:tcBorders>
+            <w:shd w:val="clear" w:color="auto" w:fill="1F497D" w:themeFill="text2"/>
+          </w:tcPr>
+          <w:p>
+            <w:pPr>
+              <w:cnfStyle w:val="100000000000" w:firstRow="1" w:lastRow="0" w:firstColumn="0" w:lastColumn="0" w:oddVBand="0" w:evenVBand="0" w:oddHBand="0" w:evenHBand="0" w:firstRowFirstColumn="0" w:firstRowLastColumn="0" w:lastRowFirstColumn="0" w:lastRowLastColumn="0"/>
+              <w:rPr>
+                <w:szCs w:val="28"/>
+              </w:rPr>
+            </w:pPr>
+            <w:r>
+              <w:rPr>
                 <w:color w:val="FFFFFF"/>
                 <w:szCs w:val="28"/>
               </w:rPr>
@@ -1250,17 +1291,23 @@
         <w:tc>
           <w:tcPr>
             <w:tcW w:w="1440" w:type="dxa"/>
-            <w:shd w:val="clear" w:color="auto" w:fill="2E75B6"/>
-          </w:tcPr>
-          <w:p>
-            <w:pPr>
-              <w:rPr>
-                <w:szCs w:val="28"/>
-              </w:rPr>
-            </w:pPr>
-            <w:r>
-              <w:rPr>
-                <w:b/>
+            <w:tcBorders>
+              <w:top w:val="none" w:sz="0" w:space="0" w:color="auto"/>
+              <w:left w:val="none" w:sz="0" w:space="0" w:color="auto"/>
+              <w:bottom w:val="none" w:sz="0" w:space="0" w:color="auto"/>
+              <w:right w:val="none" w:sz="0" w:space="0" w:color="auto"/>
+            </w:tcBorders>
+            <w:shd w:val="clear" w:color="auto" w:fill="1F497D" w:themeFill="text2"/>
+          </w:tcPr>
+          <w:p>
+            <w:pPr>
+              <w:cnfStyle w:val="100000000000" w:firstRow="1" w:lastRow="0" w:firstColumn="0" w:lastColumn="0" w:oddVBand="0" w:evenVBand="0" w:oddHBand="0" w:evenHBand="0" w:firstRowFirstColumn="0" w:firstRowLastColumn="0" w:lastRowFirstColumn="0" w:lastRowLastColumn="0"/>
+              <w:rPr>
+                <w:szCs w:val="28"/>
+              </w:rPr>
+            </w:pPr>
+            <w:r>
+              <w:rPr>
                 <w:color w:val="FFFFFF"/>
                 <w:szCs w:val="28"/>
               </w:rPr>
@@ -1270,10 +1317,16 @@
         </w:tc>
       </w:tr>
       <w:tr>
-        <w:tc>
-          <w:tcPr>
+        <w:trPr>
+          <w:cnfStyle w:val="000000100000" w:firstRow="0" w:lastRow="0" w:firstColumn="0" w:lastColumn="0" w:oddVBand="0" w:evenVBand="0" w:oddHBand="1" w:evenHBand="0" w:firstRowFirstColumn="0" w:firstRowLastColumn="0" w:lastRowFirstColumn="0" w:lastRowLastColumn="0"/>
+        </w:trPr>
+        <w:tc>
+          <w:tcPr>
+            <w:cnfStyle w:val="001000000000" w:firstRow="0" w:lastRow="0" w:firstColumn="1" w:lastColumn="0" w:oddVBand="0" w:evenVBand="0" w:oddHBand="0" w:evenHBand="0" w:firstRowFirstColumn="0" w:firstRowLastColumn="0" w:lastRowFirstColumn="0" w:lastRowLastColumn="0"/>
             <w:tcW w:w="1440" w:type="dxa"/>
-            <w:shd w:val="clear" w:color="auto" w:fill="F2F2F2"/>
+            <w:tcBorders>
+              <w:right w:val="none" w:sz="0" w:space="0" w:color="auto"/>
+            </w:tcBorders>
           </w:tcPr>
           <w:p>
             <w:pPr>
@@ -1293,10 +1346,14 @@
         <w:tc>
           <w:tcPr>
             <w:tcW w:w="1440" w:type="dxa"/>
-            <w:shd w:val="clear" w:color="auto" w:fill="F2F2F2"/>
-          </w:tcPr>
-          <w:p>
-            <w:pPr>
+            <w:tcBorders>
+              <w:left w:val="none" w:sz="0" w:space="0" w:color="auto"/>
+              <w:right w:val="none" w:sz="0" w:space="0" w:color="auto"/>
+            </w:tcBorders>
+          </w:tcPr>
+          <w:p>
+            <w:pPr>
+              <w:cnfStyle w:val="000000100000" w:firstRow="0" w:lastRow="0" w:firstColumn="0" w:lastColumn="0" w:oddVBand="0" w:evenVBand="0" w:oddHBand="1" w:evenHBand="0" w:firstRowFirstColumn="0" w:firstRowLastColumn="0" w:lastRowFirstColumn="0" w:lastRowLastColumn="0"/>
               <w:rPr>
                 <w:szCs w:val="28"/>
               </w:rPr>
@@ -1313,10 +1370,14 @@
         <w:tc>
           <w:tcPr>
             <w:tcW w:w="1440" w:type="dxa"/>
-            <w:shd w:val="clear" w:color="auto" w:fill="F2F2F2"/>
-          </w:tcPr>
-          <w:p>
-            <w:pPr>
+            <w:tcBorders>
+              <w:left w:val="none" w:sz="0" w:space="0" w:color="auto"/>
+              <w:right w:val="none" w:sz="0" w:space="0" w:color="auto"/>
+            </w:tcBorders>
+          </w:tcPr>
+          <w:p>
+            <w:pPr>
+              <w:cnfStyle w:val="000000100000" w:firstRow="0" w:lastRow="0" w:firstColumn="0" w:lastColumn="0" w:oddVBand="0" w:evenVBand="0" w:oddHBand="1" w:evenHBand="0" w:firstRowFirstColumn="0" w:firstRowLastColumn="0" w:lastRowFirstColumn="0" w:lastRowLastColumn="0"/>
               <w:rPr>
                 <w:szCs w:val="28"/>
               </w:rPr>
@@ -1333,10 +1394,14 @@
         <w:tc>
           <w:tcPr>
             <w:tcW w:w="1440" w:type="dxa"/>
-            <w:shd w:val="clear" w:color="auto" w:fill="F2F2F2"/>
-          </w:tcPr>
-          <w:p>
-            <w:pPr>
+            <w:tcBorders>
+              <w:left w:val="none" w:sz="0" w:space="0" w:color="auto"/>
+              <w:right w:val="none" w:sz="0" w:space="0" w:color="auto"/>
+            </w:tcBorders>
+          </w:tcPr>
+          <w:p>
+            <w:pPr>
+              <w:cnfStyle w:val="000000100000" w:firstRow="0" w:lastRow="0" w:firstColumn="0" w:lastColumn="0" w:oddVBand="0" w:evenVBand="0" w:oddHBand="1" w:evenHBand="0" w:firstRowFirstColumn="0" w:firstRowLastColumn="0" w:lastRowFirstColumn="0" w:lastRowLastColumn="0"/>
               <w:rPr>
                 <w:szCs w:val="28"/>
               </w:rPr>
@@ -1353,10 +1418,14 @@
         <w:tc>
           <w:tcPr>
             <w:tcW w:w="1440" w:type="dxa"/>
-            <w:shd w:val="clear" w:color="auto" w:fill="F2F2F2"/>
-          </w:tcPr>
-          <w:p>
-            <w:pPr>
+            <w:tcBorders>
+              <w:left w:val="none" w:sz="0" w:space="0" w:color="auto"/>
+              <w:right w:val="none" w:sz="0" w:space="0" w:color="auto"/>
+            </w:tcBorders>
+          </w:tcPr>
+          <w:p>
+            <w:pPr>
+              <w:cnfStyle w:val="000000100000" w:firstRow="0" w:lastRow="0" w:firstColumn="0" w:lastColumn="0" w:oddVBand="0" w:evenVBand="0" w:oddHBand="1" w:evenHBand="0" w:firstRowFirstColumn="0" w:firstRowLastColumn="0" w:lastRowFirstColumn="0" w:lastRowLastColumn="0"/>
               <w:rPr>
                 <w:szCs w:val="28"/>
               </w:rPr>
@@ -1373,10 +1442,13 @@
         <w:tc>
           <w:tcPr>
             <w:tcW w:w="1440" w:type="dxa"/>
-            <w:shd w:val="clear" w:color="auto" w:fill="F2F2F2"/>
-          </w:tcPr>
-          <w:p>
-            <w:pPr>
+            <w:tcBorders>
+              <w:left w:val="none" w:sz="0" w:space="0" w:color="auto"/>
+            </w:tcBorders>
+          </w:tcPr>
+          <w:p>
+            <w:pPr>
+              <w:cnfStyle w:val="000000100000" w:firstRow="0" w:lastRow="0" w:firstColumn="0" w:lastColumn="0" w:oddVBand="0" w:evenVBand="0" w:oddHBand="1" w:evenHBand="0" w:firstRowFirstColumn="0" w:firstRowLastColumn="0" w:lastRowFirstColumn="0" w:lastRowLastColumn="0"/>
               <w:rPr>
                 <w:szCs w:val="28"/>
               </w:rPr>
@@ -1392,10 +1464,16 @@
         </w:tc>
       </w:tr>
       <w:tr>
-        <w:tc>
-          <w:tcPr>
+        <w:trPr>
+          <w:cnfStyle w:val="000000010000" w:firstRow="0" w:lastRow="0" w:firstColumn="0" w:lastColumn="0" w:oddVBand="0" w:evenVBand="0" w:oddHBand="0" w:evenHBand="1" w:firstRowFirstColumn="0" w:firstRowLastColumn="0" w:lastRowFirstColumn="0" w:lastRowLastColumn="0"/>
+        </w:trPr>
+        <w:tc>
+          <w:tcPr>
+            <w:cnfStyle w:val="001000000000" w:firstRow="0" w:lastRow="0" w:firstColumn="1" w:lastColumn="0" w:oddVBand="0" w:evenVBand="0" w:oddHBand="0" w:evenHBand="0" w:firstRowFirstColumn="0" w:firstRowLastColumn="0" w:lastRowFirstColumn="0" w:lastRowLastColumn="0"/>
             <w:tcW w:w="1440" w:type="dxa"/>
-            <w:shd w:val="clear" w:color="auto" w:fill="FFFFFF"/>
+            <w:tcBorders>
+              <w:right w:val="none" w:sz="0" w:space="0" w:color="auto"/>
+            </w:tcBorders>
           </w:tcPr>
           <w:p>
             <w:pPr>
@@ -1415,10 +1493,14 @@
         <w:tc>
           <w:tcPr>
             <w:tcW w:w="1440" w:type="dxa"/>
-            <w:shd w:val="clear" w:color="auto" w:fill="FFFFFF"/>
-          </w:tcPr>
-          <w:p>
-            <w:pPr>
+            <w:tcBorders>
+              <w:left w:val="none" w:sz="0" w:space="0" w:color="auto"/>
+              <w:right w:val="none" w:sz="0" w:space="0" w:color="auto"/>
+            </w:tcBorders>
+          </w:tcPr>
+          <w:p>
+            <w:pPr>
+              <w:cnfStyle w:val="000000010000" w:firstRow="0" w:lastRow="0" w:firstColumn="0" w:lastColumn="0" w:oddVBand="0" w:evenVBand="0" w:oddHBand="0" w:evenHBand="1" w:firstRowFirstColumn="0" w:firstRowLastColumn="0" w:lastRowFirstColumn="0" w:lastRowLastColumn="0"/>
               <w:rPr>
                 <w:szCs w:val="28"/>
               </w:rPr>
@@ -1435,10 +1517,14 @@
         <w:tc>
           <w:tcPr>
             <w:tcW w:w="1440" w:type="dxa"/>
-            <w:shd w:val="clear" w:color="auto" w:fill="FFFFFF"/>
-          </w:tcPr>
-          <w:p>
-            <w:pPr>
+            <w:tcBorders>
+              <w:left w:val="none" w:sz="0" w:space="0" w:color="auto"/>
+              <w:right w:val="none" w:sz="0" w:space="0" w:color="auto"/>
+            </w:tcBorders>
+          </w:tcPr>
+          <w:p>
+            <w:pPr>
+              <w:cnfStyle w:val="000000010000" w:firstRow="0" w:lastRow="0" w:firstColumn="0" w:lastColumn="0" w:oddVBand="0" w:evenVBand="0" w:oddHBand="0" w:evenHBand="1" w:firstRowFirstColumn="0" w:firstRowLastColumn="0" w:lastRowFirstColumn="0" w:lastRowLastColumn="0"/>
               <w:rPr>
                 <w:szCs w:val="28"/>
               </w:rPr>
@@ -1455,10 +1541,14 @@
         <w:tc>
           <w:tcPr>
             <w:tcW w:w="1440" w:type="dxa"/>
-            <w:shd w:val="clear" w:color="auto" w:fill="FFFFFF"/>
-          </w:tcPr>
-          <w:p>
-            <w:pPr>
+            <w:tcBorders>
+              <w:left w:val="none" w:sz="0" w:space="0" w:color="auto"/>
+              <w:right w:val="none" w:sz="0" w:space="0" w:color="auto"/>
+            </w:tcBorders>
+          </w:tcPr>
+          <w:p>
+            <w:pPr>
+              <w:cnfStyle w:val="000000010000" w:firstRow="0" w:lastRow="0" w:firstColumn="0" w:lastColumn="0" w:oddVBand="0" w:evenVBand="0" w:oddHBand="0" w:evenHBand="1" w:firstRowFirstColumn="0" w:firstRowLastColumn="0" w:lastRowFirstColumn="0" w:lastRowLastColumn="0"/>
               <w:rPr>
                 <w:szCs w:val="28"/>
               </w:rPr>
@@ -1475,10 +1565,14 @@
         <w:tc>
           <w:tcPr>
             <w:tcW w:w="1440" w:type="dxa"/>
-            <w:shd w:val="clear" w:color="auto" w:fill="FFFFFF"/>
-          </w:tcPr>
-          <w:p>
-            <w:pPr>
+            <w:tcBorders>
+              <w:left w:val="none" w:sz="0" w:space="0" w:color="auto"/>
+              <w:right w:val="none" w:sz="0" w:space="0" w:color="auto"/>
+            </w:tcBorders>
+          </w:tcPr>
+          <w:p>
+            <w:pPr>
+              <w:cnfStyle w:val="000000010000" w:firstRow="0" w:lastRow="0" w:firstColumn="0" w:lastColumn="0" w:oddVBand="0" w:evenVBand="0" w:oddHBand="0" w:evenHBand="1" w:firstRowFirstColumn="0" w:firstRowLastColumn="0" w:lastRowFirstColumn="0" w:lastRowLastColumn="0"/>
               <w:rPr>
                 <w:szCs w:val="28"/>
               </w:rPr>
@@ -1495,10 +1589,13 @@
         <w:tc>
           <w:tcPr>
             <w:tcW w:w="1440" w:type="dxa"/>
-            <w:shd w:val="clear" w:color="auto" w:fill="FFFFFF"/>
-          </w:tcPr>
-          <w:p>
-            <w:pPr>
+            <w:tcBorders>
+              <w:left w:val="none" w:sz="0" w:space="0" w:color="auto"/>
+            </w:tcBorders>
+          </w:tcPr>
+          <w:p>
+            <w:pPr>
+              <w:cnfStyle w:val="000000010000" w:firstRow="0" w:lastRow="0" w:firstColumn="0" w:lastColumn="0" w:oddVBand="0" w:evenVBand="0" w:oddHBand="0" w:evenHBand="1" w:firstRowFirstColumn="0" w:firstRowLastColumn="0" w:lastRowFirstColumn="0" w:lastRowLastColumn="0"/>
               <w:rPr>
                 <w:szCs w:val="28"/>
               </w:rPr>
@@ -1514,13 +1611,43 @@
         </w:tc>
       </w:tr>
       <w:tr>
-        <w:tc>
-          <w:tcPr>
+        <w:trPr>
+          <w:cnfStyle w:val="000000100000" w:firstRow="0" w:lastRow="0" w:firstColumn="0" w:lastColumn="0" w:oddVBand="0" w:evenVBand="0" w:oddHBand="1" w:evenHBand="0" w:firstRowFirstColumn="0" w:firstRowLastColumn="0" w:lastRowFirstColumn="0" w:lastRowLastColumn="0"/>
+        </w:trPr>
+        <w:tc>
+          <w:tcPr>
+            <w:cnfStyle w:val="001000000000" w:firstRow="0" w:lastRow="0" w:firstColumn="1" w:lastColumn="0" w:oddVBand="0" w:evenVBand="0" w:oddHBand="0" w:evenHBand="0" w:firstRowFirstColumn="0" w:firstRowLastColumn="0" w:lastRowFirstColumn="0" w:lastRowLastColumn="0"/>
             <w:tcW w:w="1440" w:type="dxa"/>
-            <w:shd w:val="clear" w:color="auto" w:fill="D9E1F2"/>
-          </w:tcPr>
-          <w:p>
-            <w:pPr>
+            <w:tcBorders>
+              <w:right w:val="none" w:sz="0" w:space="0" w:color="auto"/>
+            </w:tcBorders>
+          </w:tcPr>
+          <w:p>
+            <w:pPr>
+              <w:rPr>
+                <w:szCs w:val="28"/>
+              </w:rPr>
+            </w:pPr>
+            <w:r>
+              <w:rPr>
+                <w:color w:val="000000"/>
+                <w:szCs w:val="28"/>
+              </w:rPr>
+              <w:t>TOTAL</w:t>
+            </w:r>
+          </w:p>
+        </w:tc>
+        <w:tc>
+          <w:tcPr>
+            <w:tcW w:w="1440" w:type="dxa"/>
+            <w:tcBorders>
+              <w:left w:val="none" w:sz="0" w:space="0" w:color="auto"/>
+              <w:right w:val="none" w:sz="0" w:space="0" w:color="auto"/>
+            </w:tcBorders>
+          </w:tcPr>
+          <w:p>
+            <w:pPr>
+              <w:cnfStyle w:val="000000100000" w:firstRow="0" w:lastRow="0" w:firstColumn="0" w:lastColumn="0" w:oddVBand="0" w:evenVBand="0" w:oddHBand="1" w:evenHBand="0" w:firstRowFirstColumn="0" w:firstRowLastColumn="0" w:lastRowFirstColumn="0" w:lastRowLastColumn="0"/>
               <w:rPr>
                 <w:szCs w:val="28"/>
               </w:rPr>
@@ -1531,17 +1658,21 @@
                 <w:color w:val="000000"/>
                 <w:szCs w:val="28"/>
               </w:rPr>
-              <w:t>TOTAL</w:t>
+              <w:t>—</w:t>
             </w:r>
           </w:p>
         </w:tc>
         <w:tc>
           <w:tcPr>
             <w:tcW w:w="1440" w:type="dxa"/>
-            <w:shd w:val="clear" w:color="auto" w:fill="D9E1F2"/>
-          </w:tcPr>
-          <w:p>
-            <w:pPr>
+            <w:tcBorders>
+              <w:left w:val="none" w:sz="0" w:space="0" w:color="auto"/>
+              <w:right w:val="none" w:sz="0" w:space="0" w:color="auto"/>
+            </w:tcBorders>
+          </w:tcPr>
+          <w:p>
+            <w:pPr>
+              <w:cnfStyle w:val="000000100000" w:firstRow="0" w:lastRow="0" w:firstColumn="0" w:lastColumn="0" w:oddVBand="0" w:evenVBand="0" w:oddHBand="1" w:evenHBand="0" w:firstRowFirstColumn="0" w:firstRowLastColumn="0" w:lastRowFirstColumn="0" w:lastRowLastColumn="0"/>
               <w:rPr>
                 <w:szCs w:val="28"/>
               </w:rPr>
@@ -1552,17 +1683,21 @@
                 <w:color w:val="000000"/>
                 <w:szCs w:val="28"/>
               </w:rPr>
-              <w:t>—</w:t>
+              <w:t>18</w:t>
             </w:r>
           </w:p>
         </w:tc>
         <w:tc>
           <w:tcPr>
             <w:tcW w:w="1440" w:type="dxa"/>
-            <w:shd w:val="clear" w:color="auto" w:fill="D9E1F2"/>
-          </w:tcPr>
-          <w:p>
-            <w:pPr>
+            <w:tcBorders>
+              <w:left w:val="none" w:sz="0" w:space="0" w:color="auto"/>
+              <w:right w:val="none" w:sz="0" w:space="0" w:color="auto"/>
+            </w:tcBorders>
+          </w:tcPr>
+          <w:p>
+            <w:pPr>
+              <w:cnfStyle w:val="000000100000" w:firstRow="0" w:lastRow="0" w:firstColumn="0" w:lastColumn="0" w:oddVBand="0" w:evenVBand="0" w:oddHBand="1" w:evenHBand="0" w:firstRowFirstColumn="0" w:firstRowLastColumn="0" w:lastRowFirstColumn="0" w:lastRowLastColumn="0"/>
               <w:rPr>
                 <w:szCs w:val="28"/>
               </w:rPr>
@@ -1580,10 +1715,14 @@
         <w:tc>
           <w:tcPr>
             <w:tcW w:w="1440" w:type="dxa"/>
-            <w:shd w:val="clear" w:color="auto" w:fill="D9E1F2"/>
-          </w:tcPr>
-          <w:p>
-            <w:pPr>
+            <w:tcBorders>
+              <w:left w:val="none" w:sz="0" w:space="0" w:color="auto"/>
+              <w:right w:val="none" w:sz="0" w:space="0" w:color="auto"/>
+            </w:tcBorders>
+          </w:tcPr>
+          <w:p>
+            <w:pPr>
+              <w:cnfStyle w:val="000000100000" w:firstRow="0" w:lastRow="0" w:firstColumn="0" w:lastColumn="0" w:oddVBand="0" w:evenVBand="0" w:oddHBand="1" w:evenHBand="0" w:firstRowFirstColumn="0" w:firstRowLastColumn="0" w:lastRowFirstColumn="0" w:lastRowLastColumn="0"/>
               <w:rPr>
                 <w:szCs w:val="28"/>
               </w:rPr>
@@ -1594,38 +1733,20 @@
                 <w:color w:val="000000"/>
                 <w:szCs w:val="28"/>
               </w:rPr>
-              <w:t>18</w:t>
+              <w:t>0</w:t>
             </w:r>
           </w:p>
         </w:tc>
         <w:tc>
           <w:tcPr>
             <w:tcW w:w="1440" w:type="dxa"/>
-            <w:shd w:val="clear" w:color="auto" w:fill="D9E1F2"/>
-          </w:tcPr>
-          <w:p>
-            <w:pPr>
-              <w:rPr>
-                <w:szCs w:val="28"/>
-              </w:rPr>
-            </w:pPr>
-            <w:r>
-              <w:rPr>
-                <w:b/>
-                <w:color w:val="000000"/>
-                <w:szCs w:val="28"/>
-              </w:rPr>
-              <w:t>0</w:t>
-            </w:r>
-          </w:p>
-        </w:tc>
-        <w:tc>
-          <w:tcPr>
-            <w:tcW w:w="1440" w:type="dxa"/>
-            <w:shd w:val="clear" w:color="auto" w:fill="D9E1F2"/>
-          </w:tcPr>
-          <w:p>
-            <w:pPr>
+            <w:tcBorders>
+              <w:left w:val="none" w:sz="0" w:space="0" w:color="auto"/>
+            </w:tcBorders>
+          </w:tcPr>
+          <w:p>
+            <w:pPr>
+              <w:cnfStyle w:val="000000100000" w:firstRow="0" w:lastRow="0" w:firstColumn="0" w:lastColumn="0" w:oddVBand="0" w:evenVBand="0" w:oddHBand="1" w:evenHBand="0" w:firstRowFirstColumn="0" w:firstRowLastColumn="0" w:lastRowFirstColumn="0" w:lastRowLastColumn="0"/>
               <w:rPr>
                 <w:szCs w:val="28"/>
               </w:rPr>
@@ -9862,6 +9983,7 @@
   <w:style w:type="character" w:default="1" w:styleId="Fuentedeprrafopredeter">
     <w:name w:val="Default Paragraph Font"/>
     <w:uiPriority w:val="1"/>
+    <w:semiHidden/>
     <w:unhideWhenUsed/>
   </w:style>
   <w:style w:type="table" w:default="1" w:styleId="Tablanormal">
